--- a/0.산출물/2. 제안서/4팀 유기견 성향 분석 기반 추천 서비스 구축 사업 및 정보보호 체계 강화사업 제안서_260609_v0.02.docx
+++ b/0.산출물/2. 제안서/4팀 유기견 성향 분석 기반 추천 서비스 구축 사업 및 정보보호 체계 강화사업 제안서_260609_v0.02.docx
@@ -1,6 +1,6 @@
 
 <file path=word/document.xml><?xml version="1.0" encoding="utf-8"?>
-<w:document xmlns:wpc="http://schemas.microsoft.com/office/word/2010/wordprocessingCanvas" xmlns:cx="http://schemas.microsoft.com/office/drawing/2014/chartex" xmlns:cx1="http://schemas.microsoft.com/office/drawing/2015/9/8/chartex" xmlns:cx2="http://schemas.microsoft.com/office/drawing/2015/10/21/chartex" xmlns:cx3="http://schemas.microsoft.com/office/drawing/2016/5/9/chartex" xmlns:cx4="http://schemas.microsoft.com/office/drawing/2016/5/10/chartex" xmlns:cx5="http://schemas.microsoft.com/office/drawing/2016/5/11/chartex" xmlns:cx6="http://schemas.microsoft.com/office/drawing/2016/5/12/chartex" xmlns:cx7="http://schemas.microsoft.com/office/drawing/2016/5/13/chartex" xmlns:cx8="http://schemas.microsoft.com/office/drawing/2016/5/14/chartex" xmlns:mc="http://schemas.openxmlformats.org/markup-compatibility/2006" xmlns:aink="http://schemas.microsoft.com/office/drawing/2016/ink" xmlns:am3d="http://schemas.microsoft.com/office/drawing/2017/model3d" xmlns:o="urn:schemas-microsoft-com:office:office" xmlns:oel="http://schemas.microsoft.com/office/2019/extlst" xmlns:r="http://schemas.openxmlformats.org/officeDocument/2006/relationships" xmlns:m="http://schemas.openxmlformats.org/officeDocument/2006/math" xmlns:v="urn:schemas-microsoft-com:vml" xmlns:wp14="http://schemas.microsoft.com/office/word/2010/wordprocessingDrawing" xmlns:wp="http://schemas.openxmlformats.org/drawingml/2006/wordprocessingDrawing" xmlns:w10="urn:schemas-microsoft-com:office:word" xmlns:w="http://schemas.openxmlformats.org/wordprocessingml/2006/main" xmlns:w14="http://schemas.microsoft.com/office/word/2010/wordml" xmlns:w15="http://schemas.microsoft.com/office/word/2012/wordml" xmlns:w16cex="http://schemas.microsoft.com/office/word/2018/wordml/cex" xmlns:w16cid="http://schemas.microsoft.com/office/word/2016/wordml/cid" xmlns:w16="http://schemas.microsoft.com/office/word/2018/wordml" xmlns:w16du="http://schemas.microsoft.com/office/word/2023/wordml/word16du" xmlns:w16sdtdh="http://schemas.microsoft.com/office/word/2020/wordml/sdtdatahash" xmlns:w16sdtfl="http://schemas.microsoft.com/office/word/2024/wordml/sdtformatlock" xmlns:w16se="http://schemas.microsoft.com/office/word/2015/wordml/symex" xmlns:wpg="http://schemas.microsoft.com/office/word/2010/wordprocessingGroup" xmlns:wpi="http://schemas.microsoft.com/office/word/2010/wordprocessingInk" xmlns:wne="http://schemas.microsoft.com/office/word/2006/wordml" xmlns:wps="http://schemas.microsoft.com/office/word/2010/wordprocessingShape" mc:Ignorable="w14 w15 w16se w16cid w16 w16cex w16sdtdh w16sdtfl w16du wp14">
+<w:document xmlns:wpc="http://schemas.microsoft.com/office/word/2010/wordprocessingCanvas" xmlns:cx="http://schemas.microsoft.com/office/drawing/2014/chartex" xmlns:mc="http://schemas.openxmlformats.org/markup-compatibility/2006" xmlns:o="urn:schemas-microsoft-com:office:office" xmlns:r="http://schemas.openxmlformats.org/officeDocument/2006/relationships" xmlns:m="http://schemas.openxmlformats.org/officeDocument/2006/math" xmlns:v="urn:schemas-microsoft-com:vml" xmlns:wp14="http://schemas.microsoft.com/office/word/2010/wordprocessingDrawing" xmlns:wp="http://schemas.openxmlformats.org/drawingml/2006/wordprocessingDrawing" xmlns:w10="urn:schemas-microsoft-com:office:word" xmlns:w="http://schemas.openxmlformats.org/wordprocessingml/2006/main" xmlns:w14="http://schemas.microsoft.com/office/word/2010/wordml" xmlns:w15="http://schemas.microsoft.com/office/word/2012/wordml" xmlns:w16se="http://schemas.microsoft.com/office/word/2015/wordml/symex" xmlns:wpg="http://schemas.microsoft.com/office/word/2010/wordprocessingGroup" xmlns:wpi="http://schemas.microsoft.com/office/word/2010/wordprocessingInk" xmlns:wne="http://schemas.microsoft.com/office/word/2006/wordml" xmlns:wps="http://schemas.microsoft.com/office/word/2010/wordprocessingShape" mc:Ignorable="w14 w15 w16se wp14">
   <w:body>
     <w:p>
       <w:pPr>
@@ -48,7 +48,6 @@
         </w:rPr>
         <w:t xml:space="preserve">1. 사업명 : </w:t>
       </w:r>
-      <w:proofErr w:type="spellStart"/>
       <w:r>
         <w:rPr>
           <w:rFonts w:hint="eastAsia"/>
@@ -56,7 +55,6 @@
         </w:rPr>
         <w:t>유기견</w:t>
       </w:r>
-      <w:proofErr w:type="spellEnd"/>
       <w:r>
         <w:rPr>
           <w:rFonts w:hint="eastAsia"/>
@@ -361,7 +359,6 @@
         </w:rPr>
         <w:t xml:space="preserve">, </w:t>
       </w:r>
-      <w:proofErr w:type="spellStart"/>
       <w:r>
         <w:rPr>
           <w:rFonts w:ascii="맑은 고딕" w:eastAsia="맑은 고딕" w:hAnsi="맑은 고딕" w:hint="eastAsia"/>
@@ -369,7 +366,6 @@
         </w:rPr>
         <w:t>랜섬웨어</w:t>
       </w:r>
-      <w:proofErr w:type="spellEnd"/>
       <w:r>
         <w:rPr>
           <w:rFonts w:ascii="맑은 고딕" w:eastAsia="맑은 고딕" w:hAnsi="맑은 고딕"/>
@@ -447,7 +443,6 @@
         </w:rPr>
         <w:t xml:space="preserve">, </w:t>
       </w:r>
-      <w:proofErr w:type="spellStart"/>
       <w:r>
         <w:rPr>
           <w:rFonts w:ascii="맑은 고딕" w:eastAsia="맑은 고딕" w:hAnsi="맑은 고딕" w:hint="eastAsia"/>
@@ -455,7 +450,6 @@
         </w:rPr>
         <w:t>지속화되는</w:t>
       </w:r>
-      <w:proofErr w:type="spellEnd"/>
       <w:r>
         <w:rPr>
           <w:rFonts w:ascii="맑은 고딕" w:eastAsia="맑은 고딕" w:hAnsi="맑은 고딕"/>
@@ -900,7 +894,6 @@
           <w:lang w:eastAsia="ko-KR"/>
         </w:rPr>
       </w:pPr>
-      <w:proofErr w:type="spellStart"/>
       <w:r>
         <w:rPr>
           <w:rFonts w:ascii="맑은 고딕" w:eastAsia="맑은 고딕" w:hAnsi="맑은 고딕" w:cs="맑은 고딕" w:hint="eastAsia"/>
@@ -908,26 +901,11 @@
         </w:rPr>
         <w:t>딩동독</w:t>
       </w:r>
-      <w:proofErr w:type="spellEnd"/>
-      <w:r>
-        <w:rPr>
-          <w:lang w:eastAsia="ko-KR"/>
-        </w:rPr>
-        <w:t>(</w:t>
-      </w:r>
-      <w:proofErr w:type="spellStart"/>
-      <w:r>
-        <w:rPr>
-          <w:lang w:eastAsia="ko-KR"/>
-        </w:rPr>
-        <w:t>DingDongDog</w:t>
-      </w:r>
-      <w:proofErr w:type="spellEnd"/>
-      <w:r>
-        <w:rPr>
-          <w:lang w:eastAsia="ko-KR"/>
-        </w:rPr>
-        <w:t xml:space="preserve">!) </w:t>
+      <w:r>
+        <w:rPr>
+          <w:lang w:eastAsia="ko-KR"/>
+        </w:rPr>
+        <w:t xml:space="preserve">(DingDongDog!) </w:t>
       </w:r>
       <w:r>
         <w:rPr>
@@ -968,7 +946,6 @@
         </w:rPr>
         <w:t xml:space="preserve"> </w:t>
       </w:r>
-      <w:proofErr w:type="spellStart"/>
       <w:r>
         <w:rPr>
           <w:rFonts w:ascii="맑은 고딕" w:eastAsia="맑은 고딕" w:hAnsi="맑은 고딕" w:cs="맑은 고딕" w:hint="eastAsia"/>
@@ -976,7 +953,6 @@
         </w:rPr>
         <w:t>유기견</w:t>
       </w:r>
-      <w:proofErr w:type="spellEnd"/>
       <w:r>
         <w:rPr>
           <w:lang w:eastAsia="ko-KR"/>
@@ -1607,6 +1583,8 @@
         </w:rPr>
         <w:t>.</w:t>
       </w:r>
+      <w:bookmarkStart w:id="0" w:name="_GoBack"/>
+      <w:bookmarkEnd w:id="0"/>
     </w:p>
     <w:p>
       <w:pPr>
@@ -1628,14 +1606,12 @@
       <w:pPr>
         <w:rPr>
           <w:rFonts w:ascii="맑은 고딕" w:eastAsia="맑은 고딕" w:hAnsi="맑은 고딕"/>
-          <w:color w:val="FF0000"/>
           <w:lang w:eastAsia="ko-KR"/>
         </w:rPr>
       </w:pPr>
       <w:r>
         <w:rPr>
           <w:rFonts w:ascii="맑은 고딕" w:eastAsia="맑은 고딕" w:hAnsi="맑은 고딕"/>
-          <w:color w:val="FF0000"/>
           <w:lang w:eastAsia="ko-KR"/>
         </w:rPr>
         <w:t>① 본사 서버</w:t>
@@ -1662,18 +1638,14 @@
             <w:pPr>
               <w:rPr>
                 <w:rFonts w:ascii="맑은 고딕" w:eastAsia="맑은 고딕" w:hAnsi="맑은 고딕"/>
-                <w:color w:val="FF0000"/>
-              </w:rPr>
-            </w:pPr>
-            <w:proofErr w:type="spellStart"/>
-            <w:r>
-              <w:rPr>
-                <w:rFonts w:ascii="맑은 고딕" w:eastAsia="맑은 고딕" w:hAnsi="맑은 고딕"/>
-                <w:color w:val="FF0000"/>
+              </w:rPr>
+            </w:pPr>
+            <w:r>
+              <w:rPr>
+                <w:rFonts w:ascii="맑은 고딕" w:eastAsia="맑은 고딕" w:hAnsi="맑은 고딕"/>
               </w:rPr>
               <w:t>장비</w:t>
             </w:r>
-            <w:proofErr w:type="spellEnd"/>
           </w:p>
         </w:tc>
         <w:tc>
@@ -1684,24 +1656,13 @@
             <w:pPr>
               <w:rPr>
                 <w:rFonts w:ascii="맑은 고딕" w:eastAsia="맑은 고딕" w:hAnsi="맑은 고딕"/>
-                <w:color w:val="FF0000"/>
-              </w:rPr>
-            </w:pPr>
-            <w:proofErr w:type="spellStart"/>
-            <w:r>
-              <w:rPr>
-                <w:rFonts w:ascii="맑은 고딕" w:eastAsia="맑은 고딕" w:hAnsi="맑은 고딕"/>
-                <w:color w:val="FF0000"/>
-              </w:rPr>
-              <w:t>장비</w:t>
-            </w:r>
-            <w:proofErr w:type="spellEnd"/>
-            <w:r>
-              <w:rPr>
-                <w:rFonts w:ascii="맑은 고딕" w:eastAsia="맑은 고딕" w:hAnsi="맑은 고딕"/>
-                <w:color w:val="FF0000"/>
-              </w:rPr>
-              <w:t xml:space="preserve"> 대 수</w:t>
+              </w:rPr>
+            </w:pPr>
+            <w:r>
+              <w:rPr>
+                <w:rFonts w:ascii="맑은 고딕" w:eastAsia="맑은 고딕" w:hAnsi="맑은 고딕"/>
+              </w:rPr>
+              <w:t>장비 대 수</w:t>
             </w:r>
           </w:p>
         </w:tc>
@@ -1713,18 +1674,14 @@
             <w:pPr>
               <w:rPr>
                 <w:rFonts w:ascii="맑은 고딕" w:eastAsia="맑은 고딕" w:hAnsi="맑은 고딕"/>
-                <w:color w:val="FF0000"/>
-              </w:rPr>
-            </w:pPr>
-            <w:proofErr w:type="spellStart"/>
-            <w:r>
-              <w:rPr>
-                <w:rFonts w:ascii="맑은 고딕" w:eastAsia="맑은 고딕" w:hAnsi="맑은 고딕"/>
-                <w:color w:val="FF0000"/>
+              </w:rPr>
+            </w:pPr>
+            <w:r>
+              <w:rPr>
+                <w:rFonts w:ascii="맑은 고딕" w:eastAsia="맑은 고딕" w:hAnsi="맑은 고딕"/>
               </w:rPr>
               <w:t>점검대수</w:t>
             </w:r>
-            <w:proofErr w:type="spellEnd"/>
           </w:p>
         </w:tc>
         <w:tc>
@@ -1735,18 +1692,14 @@
             <w:pPr>
               <w:rPr>
                 <w:rFonts w:ascii="맑은 고딕" w:eastAsia="맑은 고딕" w:hAnsi="맑은 고딕"/>
-                <w:color w:val="FF0000"/>
-              </w:rPr>
-            </w:pPr>
-            <w:proofErr w:type="spellStart"/>
-            <w:r>
-              <w:rPr>
-                <w:rFonts w:ascii="맑은 고딕" w:eastAsia="맑은 고딕" w:hAnsi="맑은 고딕"/>
-                <w:color w:val="FF0000"/>
+              </w:rPr>
+            </w:pPr>
+            <w:r>
+              <w:rPr>
+                <w:rFonts w:ascii="맑은 고딕" w:eastAsia="맑은 고딕" w:hAnsi="맑은 고딕"/>
               </w:rPr>
               <w:t>용도</w:t>
             </w:r>
-            <w:proofErr w:type="spellEnd"/>
           </w:p>
         </w:tc>
       </w:tr>
@@ -1759,18 +1712,14 @@
             <w:pPr>
               <w:rPr>
                 <w:rFonts w:ascii="맑은 고딕" w:eastAsia="맑은 고딕" w:hAnsi="맑은 고딕"/>
-                <w:color w:val="FF0000"/>
-              </w:rPr>
-            </w:pPr>
-            <w:proofErr w:type="spellStart"/>
-            <w:r>
-              <w:rPr>
-                <w:rFonts w:ascii="맑은 고딕" w:eastAsia="맑은 고딕" w:hAnsi="맑은 고딕"/>
-                <w:color w:val="FF0000"/>
+              </w:rPr>
+            </w:pPr>
+            <w:r>
+              <w:rPr>
+                <w:rFonts w:ascii="맑은 고딕" w:eastAsia="맑은 고딕" w:hAnsi="맑은 고딕"/>
               </w:rPr>
               <w:t>윈도우</w:t>
             </w:r>
-            <w:proofErr w:type="spellEnd"/>
           </w:p>
         </w:tc>
         <w:tc>
@@ -1781,13 +1730,11 @@
             <w:pPr>
               <w:rPr>
                 <w:rFonts w:ascii="맑은 고딕" w:eastAsia="맑은 고딕" w:hAnsi="맑은 고딕"/>
-                <w:color w:val="FF0000"/>
-              </w:rPr>
-            </w:pPr>
-            <w:r>
-              <w:rPr>
-                <w:rFonts w:ascii="맑은 고딕" w:eastAsia="맑은 고딕" w:hAnsi="맑은 고딕"/>
-                <w:color w:val="FF0000"/>
+              </w:rPr>
+            </w:pPr>
+            <w:r>
+              <w:rPr>
+                <w:rFonts w:ascii="맑은 고딕" w:eastAsia="맑은 고딕" w:hAnsi="맑은 고딕"/>
               </w:rPr>
               <w:t>16</w:t>
             </w:r>
@@ -1801,13 +1748,11 @@
             <w:pPr>
               <w:rPr>
                 <w:rFonts w:ascii="맑은 고딕" w:eastAsia="맑은 고딕" w:hAnsi="맑은 고딕"/>
-                <w:color w:val="FF0000"/>
-              </w:rPr>
-            </w:pPr>
-            <w:r>
-              <w:rPr>
-                <w:rFonts w:ascii="맑은 고딕" w:eastAsia="맑은 고딕" w:hAnsi="맑은 고딕"/>
-                <w:color w:val="FF0000"/>
+              </w:rPr>
+            </w:pPr>
+            <w:r>
+              <w:rPr>
+                <w:rFonts w:ascii="맑은 고딕" w:eastAsia="맑은 고딕" w:hAnsi="맑은 고딕"/>
               </w:rPr>
               <w:t>3</w:t>
             </w:r>
@@ -1821,14 +1766,12 @@
             <w:pPr>
               <w:rPr>
                 <w:rFonts w:ascii="맑은 고딕" w:eastAsia="맑은 고딕" w:hAnsi="맑은 고딕"/>
-                <w:color w:val="FF0000"/>
-                <w:lang w:eastAsia="ko-KR"/>
-              </w:rPr>
-            </w:pPr>
-            <w:r>
-              <w:rPr>
-                <w:rFonts w:ascii="맑은 고딕" w:eastAsia="맑은 고딕" w:hAnsi="맑은 고딕"/>
-                <w:color w:val="FF0000"/>
+                <w:lang w:eastAsia="ko-KR"/>
+              </w:rPr>
+            </w:pPr>
+            <w:r>
+              <w:rPr>
+                <w:rFonts w:ascii="맑은 고딕" w:eastAsia="맑은 고딕" w:hAnsi="맑은 고딕"/>
                 <w:lang w:eastAsia="ko-KR"/>
               </w:rPr>
               <w:t>각 부서별 PC, 관리자 PC</w:t>
@@ -1845,25 +1788,14 @@
             <w:pPr>
               <w:rPr>
                 <w:rFonts w:ascii="맑은 고딕" w:eastAsia="맑은 고딕" w:hAnsi="맑은 고딕"/>
-                <w:color w:val="FF0000"/>
-              </w:rPr>
-            </w:pPr>
-            <w:r>
-              <w:rPr>
-                <w:rFonts w:ascii="맑은 고딕" w:eastAsia="맑은 고딕" w:hAnsi="맑은 고딕"/>
-                <w:color w:val="FF0000"/>
-              </w:rPr>
-              <w:t xml:space="preserve">웹 </w:t>
-            </w:r>
-            <w:proofErr w:type="spellStart"/>
-            <w:r>
-              <w:rPr>
-                <w:rFonts w:ascii="맑은 고딕" w:eastAsia="맑은 고딕" w:hAnsi="맑은 고딕"/>
-                <w:color w:val="FF0000"/>
-              </w:rPr>
-              <w:t>서버</w:t>
-            </w:r>
-            <w:proofErr w:type="spellEnd"/>
+              </w:rPr>
+            </w:pPr>
+            <w:r>
+              <w:rPr>
+                <w:rFonts w:ascii="맑은 고딕" w:eastAsia="맑은 고딕" w:hAnsi="맑은 고딕"/>
+              </w:rPr>
+              <w:t>웹 서버</w:t>
+            </w:r>
           </w:p>
         </w:tc>
         <w:tc>
@@ -1874,13 +1806,11 @@
             <w:pPr>
               <w:rPr>
                 <w:rFonts w:ascii="맑은 고딕" w:eastAsia="맑은 고딕" w:hAnsi="맑은 고딕"/>
-                <w:color w:val="FF0000"/>
-              </w:rPr>
-            </w:pPr>
-            <w:r>
-              <w:rPr>
-                <w:rFonts w:ascii="맑은 고딕" w:eastAsia="맑은 고딕" w:hAnsi="맑은 고딕"/>
-                <w:color w:val="FF0000"/>
+              </w:rPr>
+            </w:pPr>
+            <w:r>
+              <w:rPr>
+                <w:rFonts w:ascii="맑은 고딕" w:eastAsia="맑은 고딕" w:hAnsi="맑은 고딕"/>
               </w:rPr>
               <w:t>1</w:t>
             </w:r>
@@ -1894,13 +1824,11 @@
             <w:pPr>
               <w:rPr>
                 <w:rFonts w:ascii="맑은 고딕" w:eastAsia="맑은 고딕" w:hAnsi="맑은 고딕"/>
-                <w:color w:val="FF0000"/>
-              </w:rPr>
-            </w:pPr>
-            <w:r>
-              <w:rPr>
-                <w:rFonts w:ascii="맑은 고딕" w:eastAsia="맑은 고딕" w:hAnsi="맑은 고딕"/>
-                <w:color w:val="FF0000"/>
+              </w:rPr>
+            </w:pPr>
+            <w:r>
+              <w:rPr>
+                <w:rFonts w:ascii="맑은 고딕" w:eastAsia="맑은 고딕" w:hAnsi="맑은 고딕"/>
               </w:rPr>
               <w:t>1</w:t>
             </w:r>
@@ -1914,56 +1842,13 @@
             <w:pPr>
               <w:rPr>
                 <w:rFonts w:ascii="맑은 고딕" w:eastAsia="맑은 고딕" w:hAnsi="맑은 고딕"/>
-                <w:color w:val="FF0000"/>
-              </w:rPr>
-            </w:pPr>
-            <w:proofErr w:type="spellStart"/>
-            <w:r>
-              <w:rPr>
-                <w:rFonts w:ascii="맑은 고딕" w:eastAsia="맑은 고딕" w:hAnsi="맑은 고딕"/>
-                <w:color w:val="FF0000"/>
-              </w:rPr>
-              <w:t>인터넷</w:t>
-            </w:r>
-            <w:proofErr w:type="spellEnd"/>
-            <w:r>
-              <w:rPr>
-                <w:rFonts w:ascii="맑은 고딕" w:eastAsia="맑은 고딕" w:hAnsi="맑은 고딕"/>
-                <w:color w:val="FF0000"/>
-              </w:rPr>
-              <w:t xml:space="preserve"> </w:t>
-            </w:r>
-            <w:proofErr w:type="spellStart"/>
-            <w:r>
-              <w:rPr>
-                <w:rFonts w:ascii="맑은 고딕" w:eastAsia="맑은 고딕" w:hAnsi="맑은 고딕"/>
-                <w:color w:val="FF0000"/>
-              </w:rPr>
-              <w:t>연계</w:t>
-            </w:r>
-            <w:proofErr w:type="spellEnd"/>
-            <w:r>
-              <w:rPr>
-                <w:rFonts w:ascii="맑은 고딕" w:eastAsia="맑은 고딕" w:hAnsi="맑은 고딕"/>
-                <w:color w:val="FF0000"/>
-              </w:rPr>
-              <w:t>(</w:t>
-            </w:r>
-            <w:proofErr w:type="spellStart"/>
-            <w:r>
-              <w:rPr>
-                <w:rFonts w:ascii="맑은 고딕" w:eastAsia="맑은 고딕" w:hAnsi="맑은 고딕"/>
-                <w:color w:val="FF0000"/>
-              </w:rPr>
-              <w:t>대민용</w:t>
-            </w:r>
-            <w:proofErr w:type="spellEnd"/>
-            <w:r>
-              <w:rPr>
-                <w:rFonts w:ascii="맑은 고딕" w:eastAsia="맑은 고딕" w:hAnsi="맑은 고딕"/>
-                <w:color w:val="FF0000"/>
-              </w:rPr>
-              <w:t>)</w:t>
+              </w:rPr>
+            </w:pPr>
+            <w:r>
+              <w:rPr>
+                <w:rFonts w:ascii="맑은 고딕" w:eastAsia="맑은 고딕" w:hAnsi="맑은 고딕"/>
+              </w:rPr>
+              <w:t>인터넷 연계(대민용)</w:t>
             </w:r>
           </w:p>
         </w:tc>
@@ -1977,26 +1862,15 @@
             <w:pPr>
               <w:rPr>
                 <w:rFonts w:ascii="맑은 고딕" w:eastAsia="맑은 고딕" w:hAnsi="맑은 고딕"/>
-                <w:color w:val="FF0000"/>
-              </w:rPr>
-            </w:pPr>
-            <w:r>
-              <w:rPr>
-                <w:rFonts w:ascii="맑은 고딕" w:eastAsia="맑은 고딕" w:hAnsi="맑은 고딕"/>
-                <w:color w:val="FF0000"/>
+              </w:rPr>
+            </w:pPr>
+            <w:r>
+              <w:rPr>
+                <w:rFonts w:ascii="맑은 고딕" w:eastAsia="맑은 고딕" w:hAnsi="맑은 고딕"/>
               </w:rPr>
               <w:lastRenderedPageBreak/>
-              <w:t xml:space="preserve">DNS </w:t>
-            </w:r>
-            <w:proofErr w:type="spellStart"/>
-            <w:r>
-              <w:rPr>
-                <w:rFonts w:ascii="맑은 고딕" w:eastAsia="맑은 고딕" w:hAnsi="맑은 고딕"/>
-                <w:color w:val="FF0000"/>
-              </w:rPr>
-              <w:t>서버</w:t>
-            </w:r>
-            <w:proofErr w:type="spellEnd"/>
+              <w:t>DNS 서버</w:t>
+            </w:r>
           </w:p>
         </w:tc>
         <w:tc>
@@ -2007,13 +1881,11 @@
             <w:pPr>
               <w:rPr>
                 <w:rFonts w:ascii="맑은 고딕" w:eastAsia="맑은 고딕" w:hAnsi="맑은 고딕"/>
-                <w:color w:val="FF0000"/>
-              </w:rPr>
-            </w:pPr>
-            <w:r>
-              <w:rPr>
-                <w:rFonts w:ascii="맑은 고딕" w:eastAsia="맑은 고딕" w:hAnsi="맑은 고딕"/>
-                <w:color w:val="FF0000"/>
+              </w:rPr>
+            </w:pPr>
+            <w:r>
+              <w:rPr>
+                <w:rFonts w:ascii="맑은 고딕" w:eastAsia="맑은 고딕" w:hAnsi="맑은 고딕"/>
               </w:rPr>
               <w:t>1</w:t>
             </w:r>
@@ -2027,13 +1899,11 @@
             <w:pPr>
               <w:rPr>
                 <w:rFonts w:ascii="맑은 고딕" w:eastAsia="맑은 고딕" w:hAnsi="맑은 고딕"/>
-                <w:color w:val="FF0000"/>
-              </w:rPr>
-            </w:pPr>
-            <w:r>
-              <w:rPr>
-                <w:rFonts w:ascii="맑은 고딕" w:eastAsia="맑은 고딕" w:hAnsi="맑은 고딕"/>
-                <w:color w:val="FF0000"/>
+              </w:rPr>
+            </w:pPr>
+            <w:r>
+              <w:rPr>
+                <w:rFonts w:ascii="맑은 고딕" w:eastAsia="맑은 고딕" w:hAnsi="맑은 고딕"/>
               </w:rPr>
               <w:t>1</w:t>
             </w:r>
@@ -2047,22 +1917,17 @@
             <w:pPr>
               <w:rPr>
                 <w:rFonts w:ascii="맑은 고딕" w:eastAsia="맑은 고딕" w:hAnsi="맑은 고딕"/>
-                <w:color w:val="FF0000"/>
-              </w:rPr>
-            </w:pPr>
-            <w:proofErr w:type="spellStart"/>
+              </w:rPr>
+            </w:pPr>
             <w:r>
               <w:rPr>
                 <w:rFonts w:ascii="맑은 고딕" w:eastAsia="맑은 고딕" w:hAnsi="맑은 고딕" w:cs="맑은 고딕" w:hint="eastAsia"/>
-                <w:color w:val="FF0000"/>
               </w:rPr>
               <w:t>인터넷</w:t>
             </w:r>
-            <w:proofErr w:type="spellEnd"/>
             <w:r>
               <w:rPr>
                 <w:rFonts w:ascii="맑은 고딕" w:eastAsia="맑은 고딕" w:hAnsi="맑은 고딕" w:cs="바탕체" w:hint="eastAsia"/>
-                <w:color w:val="FF0000"/>
                 <w:lang w:eastAsia="ko-KR"/>
               </w:rPr>
               <w:t>연</w:t>
@@ -2070,30 +1935,24 @@
             <w:r>
               <w:rPr>
                 <w:rFonts w:ascii="맑은 고딕" w:eastAsia="맑은 고딕" w:hAnsi="맑은 고딕" w:cs="맑은 고딕" w:hint="eastAsia"/>
-                <w:color w:val="FF0000"/>
               </w:rPr>
               <w:t>계</w:t>
             </w:r>
             <w:r>
               <w:rPr>
                 <w:rFonts w:ascii="맑은 고딕" w:eastAsia="맑은 고딕" w:hAnsi="맑은 고딕"/>
-                <w:color w:val="FF0000"/>
               </w:rPr>
               <w:t>(</w:t>
             </w:r>
-            <w:proofErr w:type="spellStart"/>
             <w:r>
               <w:rPr>
                 <w:rFonts w:ascii="맑은 고딕" w:eastAsia="맑은 고딕" w:hAnsi="맑은 고딕" w:cs="맑은 고딕" w:hint="eastAsia"/>
-                <w:color w:val="FF0000"/>
               </w:rPr>
               <w:t>대민용</w:t>
             </w:r>
-            <w:proofErr w:type="spellEnd"/>
-            <w:r>
-              <w:rPr>
-                <w:rFonts w:ascii="맑은 고딕" w:eastAsia="맑은 고딕" w:hAnsi="맑은 고딕"/>
-                <w:color w:val="FF0000"/>
+            <w:r>
+              <w:rPr>
+                <w:rFonts w:ascii="맑은 고딕" w:eastAsia="맑은 고딕" w:hAnsi="맑은 고딕"/>
               </w:rPr>
               <w:t>)</w:t>
             </w:r>
@@ -2109,25 +1968,14 @@
             <w:pPr>
               <w:rPr>
                 <w:rFonts w:ascii="맑은 고딕" w:eastAsia="맑은 고딕" w:hAnsi="맑은 고딕"/>
-                <w:color w:val="FF0000"/>
-              </w:rPr>
-            </w:pPr>
-            <w:r>
-              <w:rPr>
-                <w:rFonts w:ascii="맑은 고딕" w:eastAsia="맑은 고딕" w:hAnsi="맑은 고딕"/>
-                <w:color w:val="FF0000"/>
-              </w:rPr>
-              <w:t xml:space="preserve">DB </w:t>
-            </w:r>
-            <w:proofErr w:type="spellStart"/>
-            <w:r>
-              <w:rPr>
-                <w:rFonts w:ascii="맑은 고딕" w:eastAsia="맑은 고딕" w:hAnsi="맑은 고딕"/>
-                <w:color w:val="FF0000"/>
-              </w:rPr>
-              <w:t>서버</w:t>
-            </w:r>
-            <w:proofErr w:type="spellEnd"/>
+              </w:rPr>
+            </w:pPr>
+            <w:r>
+              <w:rPr>
+                <w:rFonts w:ascii="맑은 고딕" w:eastAsia="맑은 고딕" w:hAnsi="맑은 고딕"/>
+              </w:rPr>
+              <w:t>DB 서버</w:t>
+            </w:r>
           </w:p>
         </w:tc>
         <w:tc>
@@ -2138,13 +1986,11 @@
             <w:pPr>
               <w:rPr>
                 <w:rFonts w:ascii="맑은 고딕" w:eastAsia="맑은 고딕" w:hAnsi="맑은 고딕"/>
-                <w:color w:val="FF0000"/>
-              </w:rPr>
-            </w:pPr>
-            <w:r>
-              <w:rPr>
-                <w:rFonts w:ascii="맑은 고딕" w:eastAsia="맑은 고딕" w:hAnsi="맑은 고딕"/>
-                <w:color w:val="FF0000"/>
+              </w:rPr>
+            </w:pPr>
+            <w:r>
+              <w:rPr>
+                <w:rFonts w:ascii="맑은 고딕" w:eastAsia="맑은 고딕" w:hAnsi="맑은 고딕"/>
               </w:rPr>
               <w:t>1</w:t>
             </w:r>
@@ -2158,13 +2004,11 @@
             <w:pPr>
               <w:rPr>
                 <w:rFonts w:ascii="맑은 고딕" w:eastAsia="맑은 고딕" w:hAnsi="맑은 고딕"/>
-                <w:color w:val="FF0000"/>
-              </w:rPr>
-            </w:pPr>
-            <w:r>
-              <w:rPr>
-                <w:rFonts w:ascii="맑은 고딕" w:eastAsia="맑은 고딕" w:hAnsi="맑은 고딕"/>
-                <w:color w:val="FF0000"/>
+              </w:rPr>
+            </w:pPr>
+            <w:r>
+              <w:rPr>
+                <w:rFonts w:ascii="맑은 고딕" w:eastAsia="맑은 고딕" w:hAnsi="맑은 고딕"/>
               </w:rPr>
               <w:t>1</w:t>
             </w:r>
@@ -2178,14 +2022,12 @@
             <w:pPr>
               <w:rPr>
                 <w:rFonts w:ascii="맑은 고딕" w:eastAsia="맑은 고딕" w:hAnsi="맑은 고딕"/>
-                <w:color w:val="FF0000"/>
-                <w:lang w:eastAsia="ko-KR"/>
-              </w:rPr>
-            </w:pPr>
-            <w:r>
-              <w:rPr>
-                <w:rFonts w:ascii="맑은 고딕" w:eastAsia="맑은 고딕" w:hAnsi="맑은 고딕"/>
-                <w:color w:val="FF0000"/>
+                <w:lang w:eastAsia="ko-KR"/>
+              </w:rPr>
+            </w:pPr>
+            <w:r>
+              <w:rPr>
+                <w:rFonts w:ascii="맑은 고딕" w:eastAsia="맑은 고딕" w:hAnsi="맑은 고딕"/>
                 <w:lang w:eastAsia="ko-KR"/>
               </w:rPr>
               <w:t>데이터베이스 저장 처리</w:t>
@@ -2202,34 +2044,14 @@
             <w:pPr>
               <w:rPr>
                 <w:rFonts w:ascii="맑은 고딕" w:eastAsia="맑은 고딕" w:hAnsi="맑은 고딕"/>
-                <w:color w:val="FF0000"/>
-              </w:rPr>
-            </w:pPr>
-            <w:proofErr w:type="spellStart"/>
-            <w:r>
-              <w:rPr>
-                <w:rFonts w:ascii="맑은 고딕" w:eastAsia="맑은 고딕" w:hAnsi="맑은 고딕"/>
-                <w:color w:val="FF0000"/>
-              </w:rPr>
-              <w:t>로그</w:t>
-            </w:r>
-            <w:proofErr w:type="spellEnd"/>
-            <w:r>
-              <w:rPr>
-                <w:rFonts w:ascii="맑은 고딕" w:eastAsia="맑은 고딕" w:hAnsi="맑은 고딕"/>
-                <w:color w:val="FF0000"/>
-              </w:rPr>
-              <w:t xml:space="preserve"> </w:t>
-            </w:r>
-            <w:proofErr w:type="spellStart"/>
-            <w:r>
-              <w:rPr>
-                <w:rFonts w:ascii="맑은 고딕" w:eastAsia="맑은 고딕" w:hAnsi="맑은 고딕"/>
-                <w:color w:val="FF0000"/>
-              </w:rPr>
-              <w:t>서버</w:t>
-            </w:r>
-            <w:proofErr w:type="spellEnd"/>
+              </w:rPr>
+            </w:pPr>
+            <w:r>
+              <w:rPr>
+                <w:rFonts w:ascii="맑은 고딕" w:eastAsia="맑은 고딕" w:hAnsi="맑은 고딕"/>
+              </w:rPr>
+              <w:t>로그 서버</w:t>
+            </w:r>
           </w:p>
         </w:tc>
         <w:tc>
@@ -2240,13 +2062,11 @@
             <w:pPr>
               <w:rPr>
                 <w:rFonts w:ascii="맑은 고딕" w:eastAsia="맑은 고딕" w:hAnsi="맑은 고딕"/>
-                <w:color w:val="FF0000"/>
-              </w:rPr>
-            </w:pPr>
-            <w:r>
-              <w:rPr>
-                <w:rFonts w:ascii="맑은 고딕" w:eastAsia="맑은 고딕" w:hAnsi="맑은 고딕"/>
-                <w:color w:val="FF0000"/>
+              </w:rPr>
+            </w:pPr>
+            <w:r>
+              <w:rPr>
+                <w:rFonts w:ascii="맑은 고딕" w:eastAsia="맑은 고딕" w:hAnsi="맑은 고딕"/>
               </w:rPr>
               <w:t>1</w:t>
             </w:r>
@@ -2260,13 +2080,11 @@
             <w:pPr>
               <w:rPr>
                 <w:rFonts w:ascii="맑은 고딕" w:eastAsia="맑은 고딕" w:hAnsi="맑은 고딕"/>
-                <w:color w:val="FF0000"/>
-              </w:rPr>
-            </w:pPr>
-            <w:r>
-              <w:rPr>
-                <w:rFonts w:ascii="맑은 고딕" w:eastAsia="맑은 고딕" w:hAnsi="맑은 고딕"/>
-                <w:color w:val="FF0000"/>
+              </w:rPr>
+            </w:pPr>
+            <w:r>
+              <w:rPr>
+                <w:rFonts w:ascii="맑은 고딕" w:eastAsia="맑은 고딕" w:hAnsi="맑은 고딕"/>
               </w:rPr>
               <w:t>1</w:t>
             </w:r>
@@ -2280,34 +2098,14 @@
             <w:pPr>
               <w:rPr>
                 <w:rFonts w:ascii="맑은 고딕" w:eastAsia="맑은 고딕" w:hAnsi="맑은 고딕"/>
-                <w:color w:val="FF0000"/>
-              </w:rPr>
-            </w:pPr>
-            <w:proofErr w:type="spellStart"/>
-            <w:r>
-              <w:rPr>
-                <w:rFonts w:ascii="맑은 고딕" w:eastAsia="맑은 고딕" w:hAnsi="맑은 고딕"/>
-                <w:color w:val="FF0000"/>
-              </w:rPr>
-              <w:t>로그</w:t>
-            </w:r>
-            <w:proofErr w:type="spellEnd"/>
-            <w:r>
-              <w:rPr>
-                <w:rFonts w:ascii="맑은 고딕" w:eastAsia="맑은 고딕" w:hAnsi="맑은 고딕"/>
-                <w:color w:val="FF0000"/>
-              </w:rPr>
-              <w:t xml:space="preserve"> </w:t>
-            </w:r>
-            <w:proofErr w:type="spellStart"/>
-            <w:r>
-              <w:rPr>
-                <w:rFonts w:ascii="맑은 고딕" w:eastAsia="맑은 고딕" w:hAnsi="맑은 고딕"/>
-                <w:color w:val="FF0000"/>
-              </w:rPr>
-              <w:t>저장</w:t>
-            </w:r>
-            <w:proofErr w:type="spellEnd"/>
+              </w:rPr>
+            </w:pPr>
+            <w:r>
+              <w:rPr>
+                <w:rFonts w:ascii="맑은 고딕" w:eastAsia="맑은 고딕" w:hAnsi="맑은 고딕"/>
+              </w:rPr>
+              <w:t>로그 저장</w:t>
+            </w:r>
           </w:p>
         </w:tc>
       </w:tr>
@@ -2320,25 +2118,14 @@
             <w:pPr>
               <w:rPr>
                 <w:rFonts w:ascii="맑은 고딕" w:eastAsia="맑은 고딕" w:hAnsi="맑은 고딕"/>
-                <w:color w:val="FF0000"/>
-              </w:rPr>
-            </w:pPr>
-            <w:r>
-              <w:rPr>
-                <w:rFonts w:ascii="맑은 고딕" w:eastAsia="맑은 고딕" w:hAnsi="맑은 고딕"/>
-                <w:color w:val="FF0000"/>
-              </w:rPr>
-              <w:t xml:space="preserve">DHCP </w:t>
-            </w:r>
-            <w:proofErr w:type="spellStart"/>
-            <w:r>
-              <w:rPr>
-                <w:rFonts w:ascii="맑은 고딕" w:eastAsia="맑은 고딕" w:hAnsi="맑은 고딕"/>
-                <w:color w:val="FF0000"/>
-              </w:rPr>
-              <w:t>서버</w:t>
-            </w:r>
-            <w:proofErr w:type="spellEnd"/>
+              </w:rPr>
+            </w:pPr>
+            <w:r>
+              <w:rPr>
+                <w:rFonts w:ascii="맑은 고딕" w:eastAsia="맑은 고딕" w:hAnsi="맑은 고딕"/>
+              </w:rPr>
+              <w:t>DHCP 서버</w:t>
+            </w:r>
           </w:p>
         </w:tc>
         <w:tc>
@@ -2349,13 +2136,11 @@
             <w:pPr>
               <w:rPr>
                 <w:rFonts w:ascii="맑은 고딕" w:eastAsia="맑은 고딕" w:hAnsi="맑은 고딕"/>
-                <w:color w:val="FF0000"/>
-              </w:rPr>
-            </w:pPr>
-            <w:r>
-              <w:rPr>
-                <w:rFonts w:ascii="맑은 고딕" w:eastAsia="맑은 고딕" w:hAnsi="맑은 고딕"/>
-                <w:color w:val="FF0000"/>
+              </w:rPr>
+            </w:pPr>
+            <w:r>
+              <w:rPr>
+                <w:rFonts w:ascii="맑은 고딕" w:eastAsia="맑은 고딕" w:hAnsi="맑은 고딕"/>
               </w:rPr>
               <w:t>1</w:t>
             </w:r>
@@ -2369,13 +2154,11 @@
             <w:pPr>
               <w:rPr>
                 <w:rFonts w:ascii="맑은 고딕" w:eastAsia="맑은 고딕" w:hAnsi="맑은 고딕"/>
-                <w:color w:val="FF0000"/>
-              </w:rPr>
-            </w:pPr>
-            <w:r>
-              <w:rPr>
-                <w:rFonts w:ascii="맑은 고딕" w:eastAsia="맑은 고딕" w:hAnsi="맑은 고딕"/>
-                <w:color w:val="FF0000"/>
+              </w:rPr>
+            </w:pPr>
+            <w:r>
+              <w:rPr>
+                <w:rFonts w:ascii="맑은 고딕" w:eastAsia="맑은 고딕" w:hAnsi="맑은 고딕"/>
               </w:rPr>
               <w:t>1</w:t>
             </w:r>
@@ -2389,14 +2172,12 @@
             <w:pPr>
               <w:rPr>
                 <w:rFonts w:ascii="맑은 고딕" w:eastAsia="맑은 고딕" w:hAnsi="맑은 고딕"/>
-                <w:color w:val="FF0000"/>
-                <w:lang w:eastAsia="ko-KR"/>
-              </w:rPr>
-            </w:pPr>
-            <w:r>
-              <w:rPr>
-                <w:rFonts w:ascii="맑은 고딕" w:eastAsia="맑은 고딕" w:hAnsi="맑은 고딕"/>
-                <w:color w:val="FF0000"/>
+                <w:lang w:eastAsia="ko-KR"/>
+              </w:rPr>
+            </w:pPr>
+            <w:r>
+              <w:rPr>
+                <w:rFonts w:ascii="맑은 고딕" w:eastAsia="맑은 고딕" w:hAnsi="맑은 고딕"/>
                 <w:lang w:eastAsia="ko-KR"/>
               </w:rPr>
               <w:t>각 부서별 PC 사설 IP 부여</w:t>
@@ -2413,41 +2194,14 @@
             <w:pPr>
               <w:rPr>
                 <w:rFonts w:ascii="맑은 고딕" w:eastAsia="맑은 고딕" w:hAnsi="맑은 고딕"/>
-                <w:color w:val="FF0000"/>
-              </w:rPr>
-            </w:pPr>
-            <w:r>
-              <w:rPr>
-                <w:rFonts w:ascii="맑은 고딕" w:eastAsia="맑은 고딕" w:hAnsi="맑은 고딕"/>
-                <w:color w:val="FF0000"/>
-              </w:rPr>
-              <w:t xml:space="preserve">DB </w:t>
-            </w:r>
-            <w:proofErr w:type="spellStart"/>
-            <w:r>
-              <w:rPr>
-                <w:rFonts w:ascii="맑은 고딕" w:eastAsia="맑은 고딕" w:hAnsi="맑은 고딕"/>
-                <w:color w:val="FF0000"/>
-              </w:rPr>
-              <w:t>백업</w:t>
-            </w:r>
-            <w:proofErr w:type="spellEnd"/>
-            <w:r>
-              <w:rPr>
-                <w:rFonts w:ascii="맑은 고딕" w:eastAsia="맑은 고딕" w:hAnsi="맑은 고딕"/>
-                <w:color w:val="FF0000"/>
-              </w:rPr>
-              <w:t xml:space="preserve"> </w:t>
-            </w:r>
-            <w:proofErr w:type="spellStart"/>
-            <w:r>
-              <w:rPr>
-                <w:rFonts w:ascii="맑은 고딕" w:eastAsia="맑은 고딕" w:hAnsi="맑은 고딕"/>
-                <w:color w:val="FF0000"/>
-              </w:rPr>
-              <w:t>서버</w:t>
-            </w:r>
-            <w:proofErr w:type="spellEnd"/>
+              </w:rPr>
+            </w:pPr>
+            <w:r>
+              <w:rPr>
+                <w:rFonts w:ascii="맑은 고딕" w:eastAsia="맑은 고딕" w:hAnsi="맑은 고딕"/>
+              </w:rPr>
+              <w:t>DB 백업 서버</w:t>
+            </w:r>
           </w:p>
         </w:tc>
         <w:tc>
@@ -2458,13 +2212,11 @@
             <w:pPr>
               <w:rPr>
                 <w:rFonts w:ascii="맑은 고딕" w:eastAsia="맑은 고딕" w:hAnsi="맑은 고딕"/>
-                <w:color w:val="FF0000"/>
-              </w:rPr>
-            </w:pPr>
-            <w:r>
-              <w:rPr>
-                <w:rFonts w:ascii="맑은 고딕" w:eastAsia="맑은 고딕" w:hAnsi="맑은 고딕"/>
-                <w:color w:val="FF0000"/>
+              </w:rPr>
+            </w:pPr>
+            <w:r>
+              <w:rPr>
+                <w:rFonts w:ascii="맑은 고딕" w:eastAsia="맑은 고딕" w:hAnsi="맑은 고딕"/>
               </w:rPr>
               <w:t>1</w:t>
             </w:r>
@@ -2478,13 +2230,11 @@
             <w:pPr>
               <w:rPr>
                 <w:rFonts w:ascii="맑은 고딕" w:eastAsia="맑은 고딕" w:hAnsi="맑은 고딕"/>
-                <w:color w:val="FF0000"/>
-              </w:rPr>
-            </w:pPr>
-            <w:r>
-              <w:rPr>
-                <w:rFonts w:ascii="맑은 고딕" w:eastAsia="맑은 고딕" w:hAnsi="맑은 고딕"/>
-                <w:color w:val="FF0000"/>
+              </w:rPr>
+            </w:pPr>
+            <w:r>
+              <w:rPr>
+                <w:rFonts w:ascii="맑은 고딕" w:eastAsia="맑은 고딕" w:hAnsi="맑은 고딕"/>
               </w:rPr>
               <w:t>1</w:t>
             </w:r>
@@ -2498,41 +2248,14 @@
             <w:pPr>
               <w:rPr>
                 <w:rFonts w:ascii="맑은 고딕" w:eastAsia="맑은 고딕" w:hAnsi="맑은 고딕"/>
-                <w:color w:val="FF0000"/>
-              </w:rPr>
-            </w:pPr>
-            <w:r>
-              <w:rPr>
-                <w:rFonts w:ascii="맑은 고딕" w:eastAsia="맑은 고딕" w:hAnsi="맑은 고딕"/>
-                <w:color w:val="FF0000"/>
-              </w:rPr>
-              <w:t xml:space="preserve">DB </w:t>
-            </w:r>
-            <w:proofErr w:type="spellStart"/>
-            <w:r>
-              <w:rPr>
-                <w:rFonts w:ascii="맑은 고딕" w:eastAsia="맑은 고딕" w:hAnsi="맑은 고딕"/>
-                <w:color w:val="FF0000"/>
-              </w:rPr>
-              <w:t>백업</w:t>
-            </w:r>
-            <w:proofErr w:type="spellEnd"/>
-            <w:r>
-              <w:rPr>
-                <w:rFonts w:ascii="맑은 고딕" w:eastAsia="맑은 고딕" w:hAnsi="맑은 고딕"/>
-                <w:color w:val="FF0000"/>
-              </w:rPr>
-              <w:t xml:space="preserve"> </w:t>
-            </w:r>
-            <w:proofErr w:type="spellStart"/>
-            <w:r>
-              <w:rPr>
-                <w:rFonts w:ascii="맑은 고딕" w:eastAsia="맑은 고딕" w:hAnsi="맑은 고딕"/>
-                <w:color w:val="FF0000"/>
-              </w:rPr>
-              <w:t>수행</w:t>
-            </w:r>
-            <w:proofErr w:type="spellEnd"/>
+              </w:rPr>
+            </w:pPr>
+            <w:r>
+              <w:rPr>
+                <w:rFonts w:ascii="맑은 고딕" w:eastAsia="맑은 고딕" w:hAnsi="맑은 고딕"/>
+              </w:rPr>
+              <w:t>DB 백업 수행</w:t>
+            </w:r>
           </w:p>
         </w:tc>
       </w:tr>
@@ -2545,25 +2268,14 @@
             <w:pPr>
               <w:rPr>
                 <w:rFonts w:ascii="맑은 고딕" w:eastAsia="맑은 고딕" w:hAnsi="맑은 고딕"/>
-                <w:color w:val="FF0000"/>
-              </w:rPr>
-            </w:pPr>
-            <w:r>
-              <w:rPr>
-                <w:rFonts w:ascii="맑은 고딕" w:eastAsia="맑은 고딕" w:hAnsi="맑은 고딕"/>
-                <w:color w:val="FF0000"/>
-              </w:rPr>
-              <w:t xml:space="preserve">mail </w:t>
-            </w:r>
-            <w:proofErr w:type="spellStart"/>
-            <w:r>
-              <w:rPr>
-                <w:rFonts w:ascii="맑은 고딕" w:eastAsia="맑은 고딕" w:hAnsi="맑은 고딕"/>
-                <w:color w:val="FF0000"/>
-              </w:rPr>
-              <w:t>서버</w:t>
-            </w:r>
-            <w:proofErr w:type="spellEnd"/>
+              </w:rPr>
+            </w:pPr>
+            <w:r>
+              <w:rPr>
+                <w:rFonts w:ascii="맑은 고딕" w:eastAsia="맑은 고딕" w:hAnsi="맑은 고딕"/>
+              </w:rPr>
+              <w:t>mail 서버</w:t>
+            </w:r>
           </w:p>
         </w:tc>
         <w:tc>
@@ -2574,13 +2286,11 @@
             <w:pPr>
               <w:rPr>
                 <w:rFonts w:ascii="맑은 고딕" w:eastAsia="맑은 고딕" w:hAnsi="맑은 고딕"/>
-                <w:color w:val="FF0000"/>
-              </w:rPr>
-            </w:pPr>
-            <w:r>
-              <w:rPr>
-                <w:rFonts w:ascii="맑은 고딕" w:eastAsia="맑은 고딕" w:hAnsi="맑은 고딕"/>
-                <w:color w:val="FF0000"/>
+              </w:rPr>
+            </w:pPr>
+            <w:r>
+              <w:rPr>
+                <w:rFonts w:ascii="맑은 고딕" w:eastAsia="맑은 고딕" w:hAnsi="맑은 고딕"/>
               </w:rPr>
               <w:t>1</w:t>
             </w:r>
@@ -2594,13 +2304,11 @@
             <w:pPr>
               <w:rPr>
                 <w:rFonts w:ascii="맑은 고딕" w:eastAsia="맑은 고딕" w:hAnsi="맑은 고딕"/>
-                <w:color w:val="FF0000"/>
-              </w:rPr>
-            </w:pPr>
-            <w:r>
-              <w:rPr>
-                <w:rFonts w:ascii="맑은 고딕" w:eastAsia="맑은 고딕" w:hAnsi="맑은 고딕"/>
-                <w:color w:val="FF0000"/>
+              </w:rPr>
+            </w:pPr>
+            <w:r>
+              <w:rPr>
+                <w:rFonts w:ascii="맑은 고딕" w:eastAsia="맑은 고딕" w:hAnsi="맑은 고딕"/>
               </w:rPr>
               <w:t>1</w:t>
             </w:r>
@@ -2614,32 +2322,19 @@
             <w:pPr>
               <w:rPr>
                 <w:rFonts w:ascii="맑은 고딕" w:eastAsia="맑은 고딕" w:hAnsi="맑은 고딕"/>
-                <w:color w:val="FF0000"/>
-                <w:lang w:eastAsia="ko-KR"/>
-              </w:rPr>
-            </w:pPr>
-            <w:proofErr w:type="spellStart"/>
-            <w:r>
-              <w:rPr>
-                <w:rFonts w:ascii="맑은 고딕" w:eastAsia="맑은 고딕" w:hAnsi="맑은 고딕"/>
-                <w:color w:val="FF0000"/>
-                <w:lang w:eastAsia="ko-KR"/>
-              </w:rPr>
-              <w:t>메일송수신</w:t>
-            </w:r>
-            <w:proofErr w:type="spellEnd"/>
-            <w:r>
-              <w:rPr>
-                <w:rFonts w:ascii="맑은 고딕" w:eastAsia="맑은 고딕" w:hAnsi="맑은 고딕"/>
-                <w:color w:val="FF0000"/>
-                <w:lang w:eastAsia="ko-KR"/>
-              </w:rPr>
-              <w:t>(내부</w:t>
+                <w:lang w:eastAsia="ko-KR"/>
+              </w:rPr>
+            </w:pPr>
+            <w:r>
+              <w:rPr>
+                <w:rFonts w:ascii="맑은 고딕" w:eastAsia="맑은 고딕" w:hAnsi="맑은 고딕"/>
+                <w:lang w:eastAsia="ko-KR"/>
+              </w:rPr>
+              <w:t>메일송수신(내부</w:t>
             </w:r>
             <w:r>
               <w:rPr>
                 <w:rFonts w:ascii="맑은 고딕" w:eastAsia="맑은 고딕" w:hAnsi="맑은 고딕" w:hint="eastAsia"/>
-                <w:color w:val="FF0000"/>
                 <w:lang w:eastAsia="ko-KR"/>
               </w:rPr>
               <w:t>사</w:t>
@@ -2647,7 +2342,6 @@
             <w:r>
               <w:rPr>
                 <w:rFonts w:ascii="맑은 고딕" w:eastAsia="맑은 고딕" w:hAnsi="맑은 고딕"/>
-                <w:color w:val="FF0000"/>
                 <w:lang w:eastAsia="ko-KR"/>
               </w:rPr>
               <w:t>용자용)</w:t>
@@ -2660,7 +2354,6 @@
       <w:pPr>
         <w:rPr>
           <w:rFonts w:ascii="맑은 고딕" w:eastAsia="맑은 고딕" w:hAnsi="맑은 고딕"/>
-          <w:color w:val="FF0000"/>
           <w:lang w:eastAsia="ko-KR"/>
         </w:rPr>
       </w:pPr>
@@ -2669,41 +2362,14 @@
       <w:pPr>
         <w:rPr>
           <w:rFonts w:ascii="맑은 고딕" w:eastAsia="맑은 고딕" w:hAnsi="맑은 고딕"/>
-          <w:color w:val="FF0000"/>
         </w:rPr>
       </w:pPr>
       <w:r>
         <w:rPr>
           <w:rFonts w:ascii="맑은 고딕" w:eastAsia="맑은 고딕" w:hAnsi="맑은 고딕"/>
-          <w:color w:val="FF0000"/>
-        </w:rPr>
-        <w:t xml:space="preserve">② </w:t>
-      </w:r>
-      <w:proofErr w:type="spellStart"/>
-      <w:r>
-        <w:rPr>
-          <w:rFonts w:ascii="맑은 고딕" w:eastAsia="맑은 고딕" w:hAnsi="맑은 고딕"/>
-          <w:color w:val="FF0000"/>
-        </w:rPr>
-        <w:t>지사</w:t>
-      </w:r>
-      <w:proofErr w:type="spellEnd"/>
-      <w:r>
-        <w:rPr>
-          <w:rFonts w:ascii="맑은 고딕" w:eastAsia="맑은 고딕" w:hAnsi="맑은 고딕"/>
-          <w:color w:val="FF0000"/>
-        </w:rPr>
-        <w:t xml:space="preserve"> </w:t>
-      </w:r>
-      <w:proofErr w:type="spellStart"/>
-      <w:r>
-        <w:rPr>
-          <w:rFonts w:ascii="맑은 고딕" w:eastAsia="맑은 고딕" w:hAnsi="맑은 고딕"/>
-          <w:color w:val="FF0000"/>
-        </w:rPr>
-        <w:t>서버</w:t>
-      </w:r>
-      <w:proofErr w:type="spellEnd"/>
+        </w:rPr>
+        <w:t>② 지사 서버</w:t>
+      </w:r>
     </w:p>
     <w:tbl>
       <w:tblPr>
@@ -2726,18 +2392,14 @@
             <w:pPr>
               <w:rPr>
                 <w:rFonts w:ascii="맑은 고딕" w:eastAsia="맑은 고딕" w:hAnsi="맑은 고딕"/>
-                <w:color w:val="FF0000"/>
-              </w:rPr>
-            </w:pPr>
-            <w:proofErr w:type="spellStart"/>
-            <w:r>
-              <w:rPr>
-                <w:rFonts w:ascii="맑은 고딕" w:eastAsia="맑은 고딕" w:hAnsi="맑은 고딕"/>
-                <w:color w:val="FF0000"/>
+              </w:rPr>
+            </w:pPr>
+            <w:r>
+              <w:rPr>
+                <w:rFonts w:ascii="맑은 고딕" w:eastAsia="맑은 고딕" w:hAnsi="맑은 고딕"/>
               </w:rPr>
               <w:t>장비</w:t>
             </w:r>
-            <w:proofErr w:type="spellEnd"/>
           </w:p>
         </w:tc>
         <w:tc>
@@ -2748,24 +2410,13 @@
             <w:pPr>
               <w:rPr>
                 <w:rFonts w:ascii="맑은 고딕" w:eastAsia="맑은 고딕" w:hAnsi="맑은 고딕"/>
-                <w:color w:val="FF0000"/>
-              </w:rPr>
-            </w:pPr>
-            <w:proofErr w:type="spellStart"/>
-            <w:r>
-              <w:rPr>
-                <w:rFonts w:ascii="맑은 고딕" w:eastAsia="맑은 고딕" w:hAnsi="맑은 고딕"/>
-                <w:color w:val="FF0000"/>
-              </w:rPr>
-              <w:t>장비</w:t>
-            </w:r>
-            <w:proofErr w:type="spellEnd"/>
-            <w:r>
-              <w:rPr>
-                <w:rFonts w:ascii="맑은 고딕" w:eastAsia="맑은 고딕" w:hAnsi="맑은 고딕"/>
-                <w:color w:val="FF0000"/>
-              </w:rPr>
-              <w:t xml:space="preserve"> 대 수</w:t>
+              </w:rPr>
+            </w:pPr>
+            <w:r>
+              <w:rPr>
+                <w:rFonts w:ascii="맑은 고딕" w:eastAsia="맑은 고딕" w:hAnsi="맑은 고딕"/>
+              </w:rPr>
+              <w:t>장비 대 수</w:t>
             </w:r>
           </w:p>
         </w:tc>
@@ -2777,18 +2428,14 @@
             <w:pPr>
               <w:rPr>
                 <w:rFonts w:ascii="맑은 고딕" w:eastAsia="맑은 고딕" w:hAnsi="맑은 고딕"/>
-                <w:color w:val="FF0000"/>
-              </w:rPr>
-            </w:pPr>
-            <w:proofErr w:type="spellStart"/>
-            <w:r>
-              <w:rPr>
-                <w:rFonts w:ascii="맑은 고딕" w:eastAsia="맑은 고딕" w:hAnsi="맑은 고딕"/>
-                <w:color w:val="FF0000"/>
+              </w:rPr>
+            </w:pPr>
+            <w:r>
+              <w:rPr>
+                <w:rFonts w:ascii="맑은 고딕" w:eastAsia="맑은 고딕" w:hAnsi="맑은 고딕"/>
               </w:rPr>
               <w:t>점검대수</w:t>
             </w:r>
-            <w:proofErr w:type="spellEnd"/>
           </w:p>
         </w:tc>
         <w:tc>
@@ -2799,18 +2446,14 @@
             <w:pPr>
               <w:rPr>
                 <w:rFonts w:ascii="맑은 고딕" w:eastAsia="맑은 고딕" w:hAnsi="맑은 고딕"/>
-                <w:color w:val="FF0000"/>
-              </w:rPr>
-            </w:pPr>
-            <w:proofErr w:type="spellStart"/>
-            <w:r>
-              <w:rPr>
-                <w:rFonts w:ascii="맑은 고딕" w:eastAsia="맑은 고딕" w:hAnsi="맑은 고딕"/>
-                <w:color w:val="FF0000"/>
+              </w:rPr>
+            </w:pPr>
+            <w:r>
+              <w:rPr>
+                <w:rFonts w:ascii="맑은 고딕" w:eastAsia="맑은 고딕" w:hAnsi="맑은 고딕"/>
               </w:rPr>
               <w:t>용도</w:t>
             </w:r>
-            <w:proofErr w:type="spellEnd"/>
           </w:p>
         </w:tc>
       </w:tr>
@@ -2823,40 +2466,13 @@
             <w:pPr>
               <w:rPr>
                 <w:rFonts w:ascii="맑은 고딕" w:eastAsia="맑은 고딕" w:hAnsi="맑은 고딕"/>
-                <w:color w:val="FF0000"/>
-              </w:rPr>
-            </w:pPr>
-            <w:proofErr w:type="spellStart"/>
-            <w:r>
-              <w:rPr>
-                <w:rFonts w:ascii="맑은 고딕" w:eastAsia="맑은 고딕" w:hAnsi="맑은 고딕"/>
-                <w:color w:val="FF0000"/>
-              </w:rPr>
-              <w:t>윈도우</w:t>
-            </w:r>
-            <w:proofErr w:type="spellEnd"/>
-            <w:r>
-              <w:rPr>
-                <w:rFonts w:ascii="맑은 고딕" w:eastAsia="맑은 고딕" w:hAnsi="맑은 고딕"/>
-                <w:color w:val="FF0000"/>
-              </w:rPr>
-              <w:t>(</w:t>
-            </w:r>
-            <w:proofErr w:type="spellStart"/>
-            <w:r>
-              <w:rPr>
-                <w:rFonts w:ascii="맑은 고딕" w:eastAsia="맑은 고딕" w:hAnsi="맑은 고딕"/>
-                <w:color w:val="FF0000"/>
-              </w:rPr>
-              <w:t>PC용</w:t>
-            </w:r>
-            <w:proofErr w:type="spellEnd"/>
-            <w:r>
-              <w:rPr>
-                <w:rFonts w:ascii="맑은 고딕" w:eastAsia="맑은 고딕" w:hAnsi="맑은 고딕"/>
-                <w:color w:val="FF0000"/>
-              </w:rPr>
-              <w:t>)</w:t>
+              </w:rPr>
+            </w:pPr>
+            <w:r>
+              <w:rPr>
+                <w:rFonts w:ascii="맑은 고딕" w:eastAsia="맑은 고딕" w:hAnsi="맑은 고딕"/>
+              </w:rPr>
+              <w:t>윈도우(PC용)</w:t>
             </w:r>
           </w:p>
         </w:tc>
@@ -2868,13 +2484,11 @@
             <w:pPr>
               <w:rPr>
                 <w:rFonts w:ascii="맑은 고딕" w:eastAsia="맑은 고딕" w:hAnsi="맑은 고딕"/>
-                <w:color w:val="FF0000"/>
-              </w:rPr>
-            </w:pPr>
-            <w:r>
-              <w:rPr>
-                <w:rFonts w:ascii="맑은 고딕" w:eastAsia="맑은 고딕" w:hAnsi="맑은 고딕"/>
-                <w:color w:val="FF0000"/>
+              </w:rPr>
+            </w:pPr>
+            <w:r>
+              <w:rPr>
+                <w:rFonts w:ascii="맑은 고딕" w:eastAsia="맑은 고딕" w:hAnsi="맑은 고딕"/>
               </w:rPr>
               <w:t>10</w:t>
             </w:r>
@@ -2888,13 +2502,11 @@
             <w:pPr>
               <w:rPr>
                 <w:rFonts w:ascii="맑은 고딕" w:eastAsia="맑은 고딕" w:hAnsi="맑은 고딕"/>
-                <w:color w:val="FF0000"/>
-              </w:rPr>
-            </w:pPr>
-            <w:r>
-              <w:rPr>
-                <w:rFonts w:ascii="맑은 고딕" w:eastAsia="맑은 고딕" w:hAnsi="맑은 고딕"/>
-                <w:color w:val="FF0000"/>
+              </w:rPr>
+            </w:pPr>
+            <w:r>
+              <w:rPr>
+                <w:rFonts w:ascii="맑은 고딕" w:eastAsia="맑은 고딕" w:hAnsi="맑은 고딕"/>
               </w:rPr>
               <w:t>3</w:t>
             </w:r>
@@ -2908,14 +2520,12 @@
             <w:pPr>
               <w:rPr>
                 <w:rFonts w:ascii="맑은 고딕" w:eastAsia="맑은 고딕" w:hAnsi="맑은 고딕"/>
-                <w:color w:val="FF0000"/>
-                <w:lang w:eastAsia="ko-KR"/>
-              </w:rPr>
-            </w:pPr>
-            <w:r>
-              <w:rPr>
-                <w:rFonts w:ascii="맑은 고딕" w:eastAsia="맑은 고딕" w:hAnsi="맑은 고딕"/>
-                <w:color w:val="FF0000"/>
+                <w:lang w:eastAsia="ko-KR"/>
+              </w:rPr>
+            </w:pPr>
+            <w:r>
+              <w:rPr>
+                <w:rFonts w:ascii="맑은 고딕" w:eastAsia="맑은 고딕" w:hAnsi="맑은 고딕"/>
                 <w:lang w:eastAsia="ko-KR"/>
               </w:rPr>
               <w:t>각 부서별 PC</w:t>
@@ -2923,7 +2533,6 @@
             <w:r>
               <w:rPr>
                 <w:rFonts w:ascii="맑은 고딕" w:eastAsia="맑은 고딕" w:hAnsi="맑은 고딕"/>
-                <w:color w:val="FF0000"/>
                 <w:lang w:eastAsia="ko-KR"/>
               </w:rPr>
               <w:t xml:space="preserve">, </w:t>
@@ -2931,7 +2540,6 @@
             <w:r>
               <w:rPr>
                 <w:rFonts w:ascii="맑은 고딕" w:eastAsia="맑은 고딕" w:hAnsi="맑은 고딕"/>
-                <w:color w:val="FF0000"/>
                 <w:lang w:eastAsia="ko-KR"/>
               </w:rPr>
               <w:t>관리자 PC</w:t>
@@ -2948,25 +2556,14 @@
             <w:pPr>
               <w:rPr>
                 <w:rFonts w:ascii="맑은 고딕" w:eastAsia="맑은 고딕" w:hAnsi="맑은 고딕"/>
-                <w:color w:val="FF0000"/>
-              </w:rPr>
-            </w:pPr>
-            <w:r>
-              <w:rPr>
-                <w:rFonts w:ascii="맑은 고딕" w:eastAsia="맑은 고딕" w:hAnsi="맑은 고딕"/>
-                <w:color w:val="FF0000"/>
-              </w:rPr>
-              <w:t xml:space="preserve">웹 </w:t>
-            </w:r>
-            <w:proofErr w:type="spellStart"/>
-            <w:r>
-              <w:rPr>
-                <w:rFonts w:ascii="맑은 고딕" w:eastAsia="맑은 고딕" w:hAnsi="맑은 고딕"/>
-                <w:color w:val="FF0000"/>
-              </w:rPr>
-              <w:t>서버</w:t>
-            </w:r>
-            <w:proofErr w:type="spellEnd"/>
+              </w:rPr>
+            </w:pPr>
+            <w:r>
+              <w:rPr>
+                <w:rFonts w:ascii="맑은 고딕" w:eastAsia="맑은 고딕" w:hAnsi="맑은 고딕"/>
+              </w:rPr>
+              <w:t>웹 서버</w:t>
+            </w:r>
           </w:p>
         </w:tc>
         <w:tc>
@@ -2977,13 +2574,11 @@
             <w:pPr>
               <w:rPr>
                 <w:rFonts w:ascii="맑은 고딕" w:eastAsia="맑은 고딕" w:hAnsi="맑은 고딕"/>
-                <w:color w:val="FF0000"/>
-              </w:rPr>
-            </w:pPr>
-            <w:r>
-              <w:rPr>
-                <w:rFonts w:ascii="맑은 고딕" w:eastAsia="맑은 고딕" w:hAnsi="맑은 고딕"/>
-                <w:color w:val="FF0000"/>
+              </w:rPr>
+            </w:pPr>
+            <w:r>
+              <w:rPr>
+                <w:rFonts w:ascii="맑은 고딕" w:eastAsia="맑은 고딕" w:hAnsi="맑은 고딕"/>
               </w:rPr>
               <w:t>1</w:t>
             </w:r>
@@ -2997,13 +2592,11 @@
             <w:pPr>
               <w:rPr>
                 <w:rFonts w:ascii="맑은 고딕" w:eastAsia="맑은 고딕" w:hAnsi="맑은 고딕"/>
-                <w:color w:val="FF0000"/>
-              </w:rPr>
-            </w:pPr>
-            <w:r>
-              <w:rPr>
-                <w:rFonts w:ascii="맑은 고딕" w:eastAsia="맑은 고딕" w:hAnsi="맑은 고딕"/>
-                <w:color w:val="FF0000"/>
+              </w:rPr>
+            </w:pPr>
+            <w:r>
+              <w:rPr>
+                <w:rFonts w:ascii="맑은 고딕" w:eastAsia="맑은 고딕" w:hAnsi="맑은 고딕"/>
               </w:rPr>
               <w:t>1</w:t>
             </w:r>
@@ -3017,56 +2610,13 @@
             <w:pPr>
               <w:rPr>
                 <w:rFonts w:ascii="맑은 고딕" w:eastAsia="맑은 고딕" w:hAnsi="맑은 고딕"/>
-                <w:color w:val="FF0000"/>
-              </w:rPr>
-            </w:pPr>
-            <w:proofErr w:type="spellStart"/>
-            <w:r>
-              <w:rPr>
-                <w:rFonts w:ascii="맑은 고딕" w:eastAsia="맑은 고딕" w:hAnsi="맑은 고딕"/>
-                <w:color w:val="FF0000"/>
-              </w:rPr>
-              <w:t>인터넷</w:t>
-            </w:r>
-            <w:proofErr w:type="spellEnd"/>
-            <w:r>
-              <w:rPr>
-                <w:rFonts w:ascii="맑은 고딕" w:eastAsia="맑은 고딕" w:hAnsi="맑은 고딕"/>
-                <w:color w:val="FF0000"/>
-              </w:rPr>
-              <w:t xml:space="preserve"> </w:t>
-            </w:r>
-            <w:proofErr w:type="spellStart"/>
-            <w:r>
-              <w:rPr>
-                <w:rFonts w:ascii="맑은 고딕" w:eastAsia="맑은 고딕" w:hAnsi="맑은 고딕"/>
-                <w:color w:val="FF0000"/>
-              </w:rPr>
-              <w:t>연</w:t>
-            </w:r>
-            <w:proofErr w:type="spellEnd"/>
-            <w:r>
-              <w:rPr>
-                <w:rFonts w:ascii="맑은 고딕" w:eastAsia="맑은 고딕" w:hAnsi="맑은 고딕"/>
-                <w:color w:val="FF0000"/>
-              </w:rPr>
-              <w:t>계(</w:t>
-            </w:r>
-            <w:proofErr w:type="spellStart"/>
-            <w:r>
-              <w:rPr>
-                <w:rFonts w:ascii="맑은 고딕" w:eastAsia="맑은 고딕" w:hAnsi="맑은 고딕"/>
-                <w:color w:val="FF0000"/>
-              </w:rPr>
-              <w:t>대민용</w:t>
-            </w:r>
-            <w:proofErr w:type="spellEnd"/>
-            <w:r>
-              <w:rPr>
-                <w:rFonts w:ascii="맑은 고딕" w:eastAsia="맑은 고딕" w:hAnsi="맑은 고딕"/>
-                <w:color w:val="FF0000"/>
-              </w:rPr>
-              <w:t>)</w:t>
+              </w:rPr>
+            </w:pPr>
+            <w:r>
+              <w:rPr>
+                <w:rFonts w:ascii="맑은 고딕" w:eastAsia="맑은 고딕" w:hAnsi="맑은 고딕"/>
+              </w:rPr>
+              <w:t>인터넷 연계(대민용)</w:t>
             </w:r>
           </w:p>
         </w:tc>
@@ -3080,25 +2630,14 @@
             <w:pPr>
               <w:rPr>
                 <w:rFonts w:ascii="맑은 고딕" w:eastAsia="맑은 고딕" w:hAnsi="맑은 고딕"/>
-                <w:color w:val="FF0000"/>
-              </w:rPr>
-            </w:pPr>
-            <w:r>
-              <w:rPr>
-                <w:rFonts w:ascii="맑은 고딕" w:eastAsia="맑은 고딕" w:hAnsi="맑은 고딕"/>
-                <w:color w:val="FF0000"/>
-              </w:rPr>
-              <w:t xml:space="preserve">DNS </w:t>
-            </w:r>
-            <w:proofErr w:type="spellStart"/>
-            <w:r>
-              <w:rPr>
-                <w:rFonts w:ascii="맑은 고딕" w:eastAsia="맑은 고딕" w:hAnsi="맑은 고딕"/>
-                <w:color w:val="FF0000"/>
-              </w:rPr>
-              <w:t>서버</w:t>
-            </w:r>
-            <w:proofErr w:type="spellEnd"/>
+              </w:rPr>
+            </w:pPr>
+            <w:r>
+              <w:rPr>
+                <w:rFonts w:ascii="맑은 고딕" w:eastAsia="맑은 고딕" w:hAnsi="맑은 고딕"/>
+              </w:rPr>
+              <w:t>DNS 서버</w:t>
+            </w:r>
           </w:p>
         </w:tc>
         <w:tc>
@@ -3109,13 +2648,11 @@
             <w:pPr>
               <w:rPr>
                 <w:rFonts w:ascii="맑은 고딕" w:eastAsia="맑은 고딕" w:hAnsi="맑은 고딕"/>
-                <w:color w:val="FF0000"/>
-              </w:rPr>
-            </w:pPr>
-            <w:r>
-              <w:rPr>
-                <w:rFonts w:ascii="맑은 고딕" w:eastAsia="맑은 고딕" w:hAnsi="맑은 고딕"/>
-                <w:color w:val="FF0000"/>
+              </w:rPr>
+            </w:pPr>
+            <w:r>
+              <w:rPr>
+                <w:rFonts w:ascii="맑은 고딕" w:eastAsia="맑은 고딕" w:hAnsi="맑은 고딕"/>
               </w:rPr>
               <w:t>1</w:t>
             </w:r>
@@ -3129,13 +2666,11 @@
             <w:pPr>
               <w:rPr>
                 <w:rFonts w:ascii="맑은 고딕" w:eastAsia="맑은 고딕" w:hAnsi="맑은 고딕"/>
-                <w:color w:val="FF0000"/>
-              </w:rPr>
-            </w:pPr>
-            <w:r>
-              <w:rPr>
-                <w:rFonts w:ascii="맑은 고딕" w:eastAsia="맑은 고딕" w:hAnsi="맑은 고딕"/>
-                <w:color w:val="FF0000"/>
+              </w:rPr>
+            </w:pPr>
+            <w:r>
+              <w:rPr>
+                <w:rFonts w:ascii="맑은 고딕" w:eastAsia="맑은 고딕" w:hAnsi="맑은 고딕"/>
               </w:rPr>
               <w:t>1</w:t>
             </w:r>
@@ -3149,56 +2684,13 @@
             <w:pPr>
               <w:rPr>
                 <w:rFonts w:ascii="맑은 고딕" w:eastAsia="맑은 고딕" w:hAnsi="맑은 고딕"/>
-                <w:color w:val="FF0000"/>
-              </w:rPr>
-            </w:pPr>
-            <w:proofErr w:type="spellStart"/>
-            <w:r>
-              <w:rPr>
-                <w:rFonts w:ascii="맑은 고딕" w:eastAsia="맑은 고딕" w:hAnsi="맑은 고딕"/>
-                <w:color w:val="FF0000"/>
-              </w:rPr>
-              <w:t>인터넷</w:t>
-            </w:r>
-            <w:proofErr w:type="spellEnd"/>
-            <w:r>
-              <w:rPr>
-                <w:rFonts w:ascii="맑은 고딕" w:eastAsia="맑은 고딕" w:hAnsi="맑은 고딕"/>
-                <w:color w:val="FF0000"/>
-              </w:rPr>
-              <w:t xml:space="preserve"> </w:t>
-            </w:r>
-            <w:proofErr w:type="spellStart"/>
-            <w:r>
-              <w:rPr>
-                <w:rFonts w:ascii="맑은 고딕" w:eastAsia="맑은 고딕" w:hAnsi="맑은 고딕"/>
-                <w:color w:val="FF0000"/>
-              </w:rPr>
-              <w:t>연계</w:t>
-            </w:r>
-            <w:proofErr w:type="spellEnd"/>
-            <w:r>
-              <w:rPr>
-                <w:rFonts w:ascii="맑은 고딕" w:eastAsia="맑은 고딕" w:hAnsi="맑은 고딕"/>
-                <w:color w:val="FF0000"/>
-              </w:rPr>
-              <w:t>(</w:t>
-            </w:r>
-            <w:proofErr w:type="spellStart"/>
-            <w:r>
-              <w:rPr>
-                <w:rFonts w:ascii="맑은 고딕" w:eastAsia="맑은 고딕" w:hAnsi="맑은 고딕"/>
-                <w:color w:val="FF0000"/>
-              </w:rPr>
-              <w:t>대민용</w:t>
-            </w:r>
-            <w:proofErr w:type="spellEnd"/>
-            <w:r>
-              <w:rPr>
-                <w:rFonts w:ascii="맑은 고딕" w:eastAsia="맑은 고딕" w:hAnsi="맑은 고딕"/>
-                <w:color w:val="FF0000"/>
-              </w:rPr>
-              <w:t>)</w:t>
+              </w:rPr>
+            </w:pPr>
+            <w:r>
+              <w:rPr>
+                <w:rFonts w:ascii="맑은 고딕" w:eastAsia="맑은 고딕" w:hAnsi="맑은 고딕"/>
+              </w:rPr>
+              <w:t>인터넷 연계(대민용)</w:t>
             </w:r>
           </w:p>
         </w:tc>
@@ -3212,25 +2704,14 @@
             <w:pPr>
               <w:rPr>
                 <w:rFonts w:ascii="맑은 고딕" w:eastAsia="맑은 고딕" w:hAnsi="맑은 고딕"/>
-                <w:color w:val="FF0000"/>
-              </w:rPr>
-            </w:pPr>
-            <w:r>
-              <w:rPr>
-                <w:rFonts w:ascii="맑은 고딕" w:eastAsia="맑은 고딕" w:hAnsi="맑은 고딕"/>
-                <w:color w:val="FF0000"/>
-              </w:rPr>
-              <w:t xml:space="preserve">DB </w:t>
-            </w:r>
-            <w:proofErr w:type="spellStart"/>
-            <w:r>
-              <w:rPr>
-                <w:rFonts w:ascii="맑은 고딕" w:eastAsia="맑은 고딕" w:hAnsi="맑은 고딕"/>
-                <w:color w:val="FF0000"/>
-              </w:rPr>
-              <w:t>서버</w:t>
-            </w:r>
-            <w:proofErr w:type="spellEnd"/>
+              </w:rPr>
+            </w:pPr>
+            <w:r>
+              <w:rPr>
+                <w:rFonts w:ascii="맑은 고딕" w:eastAsia="맑은 고딕" w:hAnsi="맑은 고딕"/>
+              </w:rPr>
+              <w:t>DB 서버</w:t>
+            </w:r>
           </w:p>
         </w:tc>
         <w:tc>
@@ -3241,13 +2722,11 @@
             <w:pPr>
               <w:rPr>
                 <w:rFonts w:ascii="맑은 고딕" w:eastAsia="맑은 고딕" w:hAnsi="맑은 고딕"/>
-                <w:color w:val="FF0000"/>
-              </w:rPr>
-            </w:pPr>
-            <w:r>
-              <w:rPr>
-                <w:rFonts w:ascii="맑은 고딕" w:eastAsia="맑은 고딕" w:hAnsi="맑은 고딕"/>
-                <w:color w:val="FF0000"/>
+              </w:rPr>
+            </w:pPr>
+            <w:r>
+              <w:rPr>
+                <w:rFonts w:ascii="맑은 고딕" w:eastAsia="맑은 고딕" w:hAnsi="맑은 고딕"/>
               </w:rPr>
               <w:t>1</w:t>
             </w:r>
@@ -3261,13 +2740,11 @@
             <w:pPr>
               <w:rPr>
                 <w:rFonts w:ascii="맑은 고딕" w:eastAsia="맑은 고딕" w:hAnsi="맑은 고딕"/>
-                <w:color w:val="FF0000"/>
-              </w:rPr>
-            </w:pPr>
-            <w:r>
-              <w:rPr>
-                <w:rFonts w:ascii="맑은 고딕" w:eastAsia="맑은 고딕" w:hAnsi="맑은 고딕"/>
-                <w:color w:val="FF0000"/>
+              </w:rPr>
+            </w:pPr>
+            <w:r>
+              <w:rPr>
+                <w:rFonts w:ascii="맑은 고딕" w:eastAsia="맑은 고딕" w:hAnsi="맑은 고딕"/>
               </w:rPr>
               <w:t>1</w:t>
             </w:r>
@@ -3281,14 +2758,12 @@
             <w:pPr>
               <w:rPr>
                 <w:rFonts w:ascii="맑은 고딕" w:eastAsia="맑은 고딕" w:hAnsi="맑은 고딕"/>
-                <w:color w:val="FF0000"/>
-                <w:lang w:eastAsia="ko-KR"/>
-              </w:rPr>
-            </w:pPr>
-            <w:r>
-              <w:rPr>
-                <w:rFonts w:ascii="맑은 고딕" w:eastAsia="맑은 고딕" w:hAnsi="맑은 고딕"/>
-                <w:color w:val="FF0000"/>
+                <w:lang w:eastAsia="ko-KR"/>
+              </w:rPr>
+            </w:pPr>
+            <w:r>
+              <w:rPr>
+                <w:rFonts w:ascii="맑은 고딕" w:eastAsia="맑은 고딕" w:hAnsi="맑은 고딕"/>
                 <w:lang w:eastAsia="ko-KR"/>
               </w:rPr>
               <w:t>데이터베이스 저장 처리</w:t>
@@ -3305,34 +2780,14 @@
             <w:pPr>
               <w:rPr>
                 <w:rFonts w:ascii="맑은 고딕" w:eastAsia="맑은 고딕" w:hAnsi="맑은 고딕"/>
-                <w:color w:val="FF0000"/>
-              </w:rPr>
-            </w:pPr>
-            <w:proofErr w:type="spellStart"/>
-            <w:r>
-              <w:rPr>
-                <w:rFonts w:ascii="맑은 고딕" w:eastAsia="맑은 고딕" w:hAnsi="맑은 고딕"/>
-                <w:color w:val="FF0000"/>
-              </w:rPr>
-              <w:t>로그</w:t>
-            </w:r>
-            <w:proofErr w:type="spellEnd"/>
-            <w:r>
-              <w:rPr>
-                <w:rFonts w:ascii="맑은 고딕" w:eastAsia="맑은 고딕" w:hAnsi="맑은 고딕"/>
-                <w:color w:val="FF0000"/>
-              </w:rPr>
-              <w:t xml:space="preserve"> </w:t>
-            </w:r>
-            <w:proofErr w:type="spellStart"/>
-            <w:r>
-              <w:rPr>
-                <w:rFonts w:ascii="맑은 고딕" w:eastAsia="맑은 고딕" w:hAnsi="맑은 고딕"/>
-                <w:color w:val="FF0000"/>
-              </w:rPr>
-              <w:t>서버</w:t>
-            </w:r>
-            <w:proofErr w:type="spellEnd"/>
+              </w:rPr>
+            </w:pPr>
+            <w:r>
+              <w:rPr>
+                <w:rFonts w:ascii="맑은 고딕" w:eastAsia="맑은 고딕" w:hAnsi="맑은 고딕"/>
+              </w:rPr>
+              <w:t>로그 서버</w:t>
+            </w:r>
           </w:p>
         </w:tc>
         <w:tc>
@@ -3343,13 +2798,11 @@
             <w:pPr>
               <w:rPr>
                 <w:rFonts w:ascii="맑은 고딕" w:eastAsia="맑은 고딕" w:hAnsi="맑은 고딕"/>
-                <w:color w:val="FF0000"/>
-              </w:rPr>
-            </w:pPr>
-            <w:r>
-              <w:rPr>
-                <w:rFonts w:ascii="맑은 고딕" w:eastAsia="맑은 고딕" w:hAnsi="맑은 고딕"/>
-                <w:color w:val="FF0000"/>
+              </w:rPr>
+            </w:pPr>
+            <w:r>
+              <w:rPr>
+                <w:rFonts w:ascii="맑은 고딕" w:eastAsia="맑은 고딕" w:hAnsi="맑은 고딕"/>
               </w:rPr>
               <w:t>1</w:t>
             </w:r>
@@ -3363,13 +2816,11 @@
             <w:pPr>
               <w:rPr>
                 <w:rFonts w:ascii="맑은 고딕" w:eastAsia="맑은 고딕" w:hAnsi="맑은 고딕"/>
-                <w:color w:val="FF0000"/>
-              </w:rPr>
-            </w:pPr>
-            <w:r>
-              <w:rPr>
-                <w:rFonts w:ascii="맑은 고딕" w:eastAsia="맑은 고딕" w:hAnsi="맑은 고딕"/>
-                <w:color w:val="FF0000"/>
+              </w:rPr>
+            </w:pPr>
+            <w:r>
+              <w:rPr>
+                <w:rFonts w:ascii="맑은 고딕" w:eastAsia="맑은 고딕" w:hAnsi="맑은 고딕"/>
               </w:rPr>
               <w:t>1</w:t>
             </w:r>
@@ -3383,34 +2834,14 @@
             <w:pPr>
               <w:rPr>
                 <w:rFonts w:ascii="맑은 고딕" w:eastAsia="맑은 고딕" w:hAnsi="맑은 고딕"/>
-                <w:color w:val="FF0000"/>
-              </w:rPr>
-            </w:pPr>
-            <w:proofErr w:type="spellStart"/>
-            <w:r>
-              <w:rPr>
-                <w:rFonts w:ascii="맑은 고딕" w:eastAsia="맑은 고딕" w:hAnsi="맑은 고딕"/>
-                <w:color w:val="FF0000"/>
-              </w:rPr>
-              <w:t>로그</w:t>
-            </w:r>
-            <w:proofErr w:type="spellEnd"/>
-            <w:r>
-              <w:rPr>
-                <w:rFonts w:ascii="맑은 고딕" w:eastAsia="맑은 고딕" w:hAnsi="맑은 고딕"/>
-                <w:color w:val="FF0000"/>
-              </w:rPr>
-              <w:t xml:space="preserve"> </w:t>
-            </w:r>
-            <w:proofErr w:type="spellStart"/>
-            <w:r>
-              <w:rPr>
-                <w:rFonts w:ascii="맑은 고딕" w:eastAsia="맑은 고딕" w:hAnsi="맑은 고딕"/>
-                <w:color w:val="FF0000"/>
-              </w:rPr>
-              <w:t>저장</w:t>
-            </w:r>
-            <w:proofErr w:type="spellEnd"/>
+              </w:rPr>
+            </w:pPr>
+            <w:r>
+              <w:rPr>
+                <w:rFonts w:ascii="맑은 고딕" w:eastAsia="맑은 고딕" w:hAnsi="맑은 고딕"/>
+              </w:rPr>
+              <w:t>로그 저장</w:t>
+            </w:r>
           </w:p>
         </w:tc>
       </w:tr>
@@ -3419,7 +2850,6 @@
       <w:pPr>
         <w:rPr>
           <w:rFonts w:ascii="맑은 고딕" w:eastAsia="맑은 고딕" w:hAnsi="맑은 고딕"/>
-          <w:color w:val="FF0000"/>
         </w:rPr>
       </w:pPr>
     </w:p>
@@ -3427,41 +2857,14 @@
       <w:pPr>
         <w:rPr>
           <w:rFonts w:ascii="맑은 고딕" w:eastAsia="맑은 고딕" w:hAnsi="맑은 고딕"/>
-          <w:color w:val="FF0000"/>
         </w:rPr>
       </w:pPr>
       <w:r>
         <w:rPr>
           <w:rFonts w:ascii="맑은 고딕" w:eastAsia="맑은 고딕" w:hAnsi="맑은 고딕"/>
-          <w:color w:val="FF0000"/>
-        </w:rPr>
-        <w:t xml:space="preserve">③ </w:t>
-      </w:r>
-      <w:proofErr w:type="spellStart"/>
-      <w:r>
-        <w:rPr>
-          <w:rFonts w:ascii="맑은 고딕" w:eastAsia="맑은 고딕" w:hAnsi="맑은 고딕"/>
-          <w:color w:val="FF0000"/>
-        </w:rPr>
-        <w:t>네트워크</w:t>
-      </w:r>
-      <w:proofErr w:type="spellEnd"/>
-      <w:r>
-        <w:rPr>
-          <w:rFonts w:ascii="맑은 고딕" w:eastAsia="맑은 고딕" w:hAnsi="맑은 고딕"/>
-          <w:color w:val="FF0000"/>
-        </w:rPr>
-        <w:t xml:space="preserve"> </w:t>
-      </w:r>
-      <w:proofErr w:type="spellStart"/>
-      <w:r>
-        <w:rPr>
-          <w:rFonts w:ascii="맑은 고딕" w:eastAsia="맑은 고딕" w:hAnsi="맑은 고딕"/>
-          <w:color w:val="FF0000"/>
-        </w:rPr>
-        <w:t>장비</w:t>
-      </w:r>
-      <w:proofErr w:type="spellEnd"/>
+        </w:rPr>
+        <w:t>③ 네트워크 장비</w:t>
+      </w:r>
     </w:p>
     <w:tbl>
       <w:tblPr>
@@ -3484,18 +2887,14 @@
             <w:pPr>
               <w:rPr>
                 <w:rFonts w:ascii="맑은 고딕" w:eastAsia="맑은 고딕" w:hAnsi="맑은 고딕"/>
-                <w:color w:val="FF0000"/>
-              </w:rPr>
-            </w:pPr>
-            <w:proofErr w:type="spellStart"/>
-            <w:r>
-              <w:rPr>
-                <w:rFonts w:ascii="맑은 고딕" w:eastAsia="맑은 고딕" w:hAnsi="맑은 고딕"/>
-                <w:color w:val="FF0000"/>
+              </w:rPr>
+            </w:pPr>
+            <w:r>
+              <w:rPr>
+                <w:rFonts w:ascii="맑은 고딕" w:eastAsia="맑은 고딕" w:hAnsi="맑은 고딕"/>
               </w:rPr>
               <w:t>장비</w:t>
             </w:r>
-            <w:proofErr w:type="spellEnd"/>
           </w:p>
         </w:tc>
         <w:tc>
@@ -3506,24 +2905,13 @@
             <w:pPr>
               <w:rPr>
                 <w:rFonts w:ascii="맑은 고딕" w:eastAsia="맑은 고딕" w:hAnsi="맑은 고딕"/>
-                <w:color w:val="FF0000"/>
-              </w:rPr>
-            </w:pPr>
-            <w:proofErr w:type="spellStart"/>
-            <w:r>
-              <w:rPr>
-                <w:rFonts w:ascii="맑은 고딕" w:eastAsia="맑은 고딕" w:hAnsi="맑은 고딕"/>
-                <w:color w:val="FF0000"/>
-              </w:rPr>
-              <w:t>장비</w:t>
-            </w:r>
-            <w:proofErr w:type="spellEnd"/>
-            <w:r>
-              <w:rPr>
-                <w:rFonts w:ascii="맑은 고딕" w:eastAsia="맑은 고딕" w:hAnsi="맑은 고딕"/>
-                <w:color w:val="FF0000"/>
-              </w:rPr>
-              <w:t xml:space="preserve"> 대 수</w:t>
+              </w:rPr>
+            </w:pPr>
+            <w:r>
+              <w:rPr>
+                <w:rFonts w:ascii="맑은 고딕" w:eastAsia="맑은 고딕" w:hAnsi="맑은 고딕"/>
+              </w:rPr>
+              <w:t>장비 대 수</w:t>
             </w:r>
           </w:p>
         </w:tc>
@@ -3535,18 +2923,14 @@
             <w:pPr>
               <w:rPr>
                 <w:rFonts w:ascii="맑은 고딕" w:eastAsia="맑은 고딕" w:hAnsi="맑은 고딕"/>
-                <w:color w:val="FF0000"/>
-              </w:rPr>
-            </w:pPr>
-            <w:proofErr w:type="spellStart"/>
-            <w:r>
-              <w:rPr>
-                <w:rFonts w:ascii="맑은 고딕" w:eastAsia="맑은 고딕" w:hAnsi="맑은 고딕"/>
-                <w:color w:val="FF0000"/>
+              </w:rPr>
+            </w:pPr>
+            <w:r>
+              <w:rPr>
+                <w:rFonts w:ascii="맑은 고딕" w:eastAsia="맑은 고딕" w:hAnsi="맑은 고딕"/>
               </w:rPr>
               <w:t>점검대수</w:t>
             </w:r>
-            <w:proofErr w:type="spellEnd"/>
           </w:p>
         </w:tc>
         <w:tc>
@@ -3557,18 +2941,14 @@
             <w:pPr>
               <w:rPr>
                 <w:rFonts w:ascii="맑은 고딕" w:eastAsia="맑은 고딕" w:hAnsi="맑은 고딕"/>
-                <w:color w:val="FF0000"/>
-              </w:rPr>
-            </w:pPr>
-            <w:proofErr w:type="spellStart"/>
-            <w:r>
-              <w:rPr>
-                <w:rFonts w:ascii="맑은 고딕" w:eastAsia="맑은 고딕" w:hAnsi="맑은 고딕"/>
-                <w:color w:val="FF0000"/>
+              </w:rPr>
+            </w:pPr>
+            <w:r>
+              <w:rPr>
+                <w:rFonts w:ascii="맑은 고딕" w:eastAsia="맑은 고딕" w:hAnsi="맑은 고딕"/>
               </w:rPr>
               <w:t>용도</w:t>
             </w:r>
-            <w:proofErr w:type="spellEnd"/>
           </w:p>
         </w:tc>
       </w:tr>
@@ -3581,25 +2961,14 @@
             <w:pPr>
               <w:rPr>
                 <w:rFonts w:ascii="맑은 고딕" w:eastAsia="맑은 고딕" w:hAnsi="맑은 고딕"/>
-                <w:color w:val="FF0000"/>
-              </w:rPr>
-            </w:pPr>
-            <w:r>
-              <w:rPr>
-                <w:rFonts w:ascii="맑은 고딕" w:eastAsia="맑은 고딕" w:hAnsi="맑은 고딕"/>
-                <w:color w:val="FF0000"/>
-              </w:rPr>
-              <w:t xml:space="preserve">L2 </w:t>
-            </w:r>
-            <w:proofErr w:type="spellStart"/>
-            <w:r>
-              <w:rPr>
-                <w:rFonts w:ascii="맑은 고딕" w:eastAsia="맑은 고딕" w:hAnsi="맑은 고딕"/>
-                <w:color w:val="FF0000"/>
-              </w:rPr>
-              <w:t>스위치</w:t>
-            </w:r>
-            <w:proofErr w:type="spellEnd"/>
+              </w:rPr>
+            </w:pPr>
+            <w:r>
+              <w:rPr>
+                <w:rFonts w:ascii="맑은 고딕" w:eastAsia="맑은 고딕" w:hAnsi="맑은 고딕"/>
+              </w:rPr>
+              <w:t>L2 스위치</w:t>
+            </w:r>
           </w:p>
         </w:tc>
         <w:tc>
@@ -3610,13 +2979,11 @@
             <w:pPr>
               <w:rPr>
                 <w:rFonts w:ascii="맑은 고딕" w:eastAsia="맑은 고딕" w:hAnsi="맑은 고딕"/>
-                <w:color w:val="FF0000"/>
-              </w:rPr>
-            </w:pPr>
-            <w:r>
-              <w:rPr>
-                <w:rFonts w:ascii="맑은 고딕" w:eastAsia="맑은 고딕" w:hAnsi="맑은 고딕"/>
-                <w:color w:val="FF0000"/>
+              </w:rPr>
+            </w:pPr>
+            <w:r>
+              <w:rPr>
+                <w:rFonts w:ascii="맑은 고딕" w:eastAsia="맑은 고딕" w:hAnsi="맑은 고딕"/>
               </w:rPr>
               <w:t>9</w:t>
             </w:r>
@@ -3630,13 +2997,11 @@
             <w:pPr>
               <w:rPr>
                 <w:rFonts w:ascii="맑은 고딕" w:eastAsia="맑은 고딕" w:hAnsi="맑은 고딕"/>
-                <w:color w:val="FF0000"/>
-              </w:rPr>
-            </w:pPr>
-            <w:r>
-              <w:rPr>
-                <w:rFonts w:ascii="맑은 고딕" w:eastAsia="맑은 고딕" w:hAnsi="맑은 고딕"/>
-                <w:color w:val="FF0000"/>
+              </w:rPr>
+            </w:pPr>
+            <w:r>
+              <w:rPr>
+                <w:rFonts w:ascii="맑은 고딕" w:eastAsia="맑은 고딕" w:hAnsi="맑은 고딕"/>
               </w:rPr>
               <w:t>2</w:t>
             </w:r>
@@ -3650,7 +3015,6 @@
             <w:pPr>
               <w:rPr>
                 <w:rFonts w:ascii="맑은 고딕" w:eastAsia="맑은 고딕" w:hAnsi="맑은 고딕"/>
-                <w:color w:val="FF0000"/>
               </w:rPr>
             </w:pPr>
           </w:p>
@@ -3665,25 +3029,14 @@
             <w:pPr>
               <w:rPr>
                 <w:rFonts w:ascii="맑은 고딕" w:eastAsia="맑은 고딕" w:hAnsi="맑은 고딕"/>
-                <w:color w:val="FF0000"/>
-              </w:rPr>
-            </w:pPr>
-            <w:r>
-              <w:rPr>
-                <w:rFonts w:ascii="맑은 고딕" w:eastAsia="맑은 고딕" w:hAnsi="맑은 고딕"/>
-                <w:color w:val="FF0000"/>
-              </w:rPr>
-              <w:t xml:space="preserve">L3 </w:t>
-            </w:r>
-            <w:proofErr w:type="spellStart"/>
-            <w:r>
-              <w:rPr>
-                <w:rFonts w:ascii="맑은 고딕" w:eastAsia="맑은 고딕" w:hAnsi="맑은 고딕"/>
-                <w:color w:val="FF0000"/>
-              </w:rPr>
-              <w:t>스위치</w:t>
-            </w:r>
-            <w:proofErr w:type="spellEnd"/>
+              </w:rPr>
+            </w:pPr>
+            <w:r>
+              <w:rPr>
+                <w:rFonts w:ascii="맑은 고딕" w:eastAsia="맑은 고딕" w:hAnsi="맑은 고딕"/>
+              </w:rPr>
+              <w:t>L3 스위치</w:t>
+            </w:r>
           </w:p>
         </w:tc>
         <w:tc>
@@ -3694,13 +3047,11 @@
             <w:pPr>
               <w:rPr>
                 <w:rFonts w:ascii="맑은 고딕" w:eastAsia="맑은 고딕" w:hAnsi="맑은 고딕"/>
-                <w:color w:val="FF0000"/>
-              </w:rPr>
-            </w:pPr>
-            <w:r>
-              <w:rPr>
-                <w:rFonts w:ascii="맑은 고딕" w:eastAsia="맑은 고딕" w:hAnsi="맑은 고딕"/>
-                <w:color w:val="FF0000"/>
+              </w:rPr>
+            </w:pPr>
+            <w:r>
+              <w:rPr>
+                <w:rFonts w:ascii="맑은 고딕" w:eastAsia="맑은 고딕" w:hAnsi="맑은 고딕"/>
               </w:rPr>
               <w:t>5</w:t>
             </w:r>
@@ -3714,13 +3065,11 @@
             <w:pPr>
               <w:rPr>
                 <w:rFonts w:ascii="맑은 고딕" w:eastAsia="맑은 고딕" w:hAnsi="맑은 고딕"/>
-                <w:color w:val="FF0000"/>
-              </w:rPr>
-            </w:pPr>
-            <w:r>
-              <w:rPr>
-                <w:rFonts w:ascii="맑은 고딕" w:eastAsia="맑은 고딕" w:hAnsi="맑은 고딕"/>
-                <w:color w:val="FF0000"/>
+              </w:rPr>
+            </w:pPr>
+            <w:r>
+              <w:rPr>
+                <w:rFonts w:ascii="맑은 고딕" w:eastAsia="맑은 고딕" w:hAnsi="맑은 고딕"/>
               </w:rPr>
               <w:t>3</w:t>
             </w:r>
@@ -3734,18 +3083,14 @@
             <w:pPr>
               <w:rPr>
                 <w:rFonts w:ascii="맑은 고딕" w:eastAsia="맑은 고딕" w:hAnsi="맑은 고딕"/>
-                <w:color w:val="FF0000"/>
-              </w:rPr>
-            </w:pPr>
-            <w:proofErr w:type="spellStart"/>
-            <w:r>
-              <w:rPr>
-                <w:rFonts w:ascii="맑은 고딕" w:eastAsia="맑은 고딕" w:hAnsi="맑은 고딕"/>
-                <w:color w:val="FF0000"/>
+              </w:rPr>
+            </w:pPr>
+            <w:r>
+              <w:rPr>
+                <w:rFonts w:ascii="맑은 고딕" w:eastAsia="맑은 고딕" w:hAnsi="맑은 고딕"/>
               </w:rPr>
               <w:t>이중화</w:t>
             </w:r>
-            <w:proofErr w:type="spellEnd"/>
           </w:p>
         </w:tc>
       </w:tr>
@@ -3758,18 +3103,14 @@
             <w:pPr>
               <w:rPr>
                 <w:rFonts w:ascii="맑은 고딕" w:eastAsia="맑은 고딕" w:hAnsi="맑은 고딕"/>
-                <w:color w:val="FF0000"/>
-              </w:rPr>
-            </w:pPr>
-            <w:proofErr w:type="spellStart"/>
-            <w:r>
-              <w:rPr>
-                <w:rFonts w:ascii="맑은 고딕" w:eastAsia="맑은 고딕" w:hAnsi="맑은 고딕"/>
-                <w:color w:val="FF0000"/>
+              </w:rPr>
+            </w:pPr>
+            <w:r>
+              <w:rPr>
+                <w:rFonts w:ascii="맑은 고딕" w:eastAsia="맑은 고딕" w:hAnsi="맑은 고딕"/>
               </w:rPr>
               <w:t>라우터</w:t>
             </w:r>
-            <w:proofErr w:type="spellEnd"/>
           </w:p>
         </w:tc>
         <w:tc>
@@ -3780,13 +3121,11 @@
             <w:pPr>
               <w:rPr>
                 <w:rFonts w:ascii="맑은 고딕" w:eastAsia="맑은 고딕" w:hAnsi="맑은 고딕"/>
-                <w:color w:val="FF0000"/>
-              </w:rPr>
-            </w:pPr>
-            <w:r>
-              <w:rPr>
-                <w:rFonts w:ascii="맑은 고딕" w:eastAsia="맑은 고딕" w:hAnsi="맑은 고딕"/>
-                <w:color w:val="FF0000"/>
+              </w:rPr>
+            </w:pPr>
+            <w:r>
+              <w:rPr>
+                <w:rFonts w:ascii="맑은 고딕" w:eastAsia="맑은 고딕" w:hAnsi="맑은 고딕"/>
               </w:rPr>
               <w:t>3</w:t>
             </w:r>
@@ -3800,13 +3139,11 @@
             <w:pPr>
               <w:rPr>
                 <w:rFonts w:ascii="맑은 고딕" w:eastAsia="맑은 고딕" w:hAnsi="맑은 고딕"/>
-                <w:color w:val="FF0000"/>
-              </w:rPr>
-            </w:pPr>
-            <w:r>
-              <w:rPr>
-                <w:rFonts w:ascii="맑은 고딕" w:eastAsia="맑은 고딕" w:hAnsi="맑은 고딕"/>
-                <w:color w:val="FF0000"/>
+              </w:rPr>
+            </w:pPr>
+            <w:r>
+              <w:rPr>
+                <w:rFonts w:ascii="맑은 고딕" w:eastAsia="맑은 고딕" w:hAnsi="맑은 고딕"/>
               </w:rPr>
               <w:t>1</w:t>
             </w:r>
@@ -3820,34 +3157,14 @@
             <w:pPr>
               <w:rPr>
                 <w:rFonts w:ascii="맑은 고딕" w:eastAsia="맑은 고딕" w:hAnsi="맑은 고딕"/>
-                <w:color w:val="FF0000"/>
-              </w:rPr>
-            </w:pPr>
-            <w:proofErr w:type="spellStart"/>
-            <w:r>
-              <w:rPr>
-                <w:rFonts w:ascii="맑은 고딕" w:eastAsia="맑은 고딕" w:hAnsi="맑은 고딕"/>
-                <w:color w:val="FF0000"/>
-              </w:rPr>
-              <w:t>네트워크</w:t>
-            </w:r>
-            <w:proofErr w:type="spellEnd"/>
-            <w:r>
-              <w:rPr>
-                <w:rFonts w:ascii="맑은 고딕" w:eastAsia="맑은 고딕" w:hAnsi="맑은 고딕"/>
-                <w:color w:val="FF0000"/>
-              </w:rPr>
-              <w:t xml:space="preserve"> 간 </w:t>
-            </w:r>
-            <w:proofErr w:type="spellStart"/>
-            <w:r>
-              <w:rPr>
-                <w:rFonts w:ascii="맑은 고딕" w:eastAsia="맑은 고딕" w:hAnsi="맑은 고딕"/>
-                <w:color w:val="FF0000"/>
-              </w:rPr>
-              <w:t>연결</w:t>
-            </w:r>
-            <w:proofErr w:type="spellEnd"/>
+              </w:rPr>
+            </w:pPr>
+            <w:r>
+              <w:rPr>
+                <w:rFonts w:ascii="맑은 고딕" w:eastAsia="맑은 고딕" w:hAnsi="맑은 고딕"/>
+              </w:rPr>
+              <w:t>네트워크 간 연결</w:t>
+            </w:r>
           </w:p>
         </w:tc>
       </w:tr>
@@ -3856,7 +3173,6 @@
       <w:pPr>
         <w:rPr>
           <w:rFonts w:ascii="맑은 고딕" w:eastAsia="맑은 고딕" w:hAnsi="맑은 고딕"/>
-          <w:color w:val="FF0000"/>
         </w:rPr>
       </w:pPr>
     </w:p>
@@ -3864,25 +3180,14 @@
       <w:pPr>
         <w:rPr>
           <w:rFonts w:ascii="맑은 고딕" w:eastAsia="맑은 고딕" w:hAnsi="맑은 고딕"/>
-          <w:color w:val="FF0000"/>
         </w:rPr>
       </w:pPr>
       <w:r>
         <w:rPr>
           <w:rFonts w:ascii="맑은 고딕" w:eastAsia="맑은 고딕" w:hAnsi="맑은 고딕"/>
-          <w:color w:val="FF0000"/>
-        </w:rPr>
-        <w:t xml:space="preserve">④ </w:t>
-      </w:r>
-      <w:proofErr w:type="spellStart"/>
-      <w:r>
-        <w:rPr>
-          <w:rFonts w:ascii="맑은 고딕" w:eastAsia="맑은 고딕" w:hAnsi="맑은 고딕"/>
-          <w:color w:val="FF0000"/>
-        </w:rPr>
-        <w:t>정보보호시스템</w:t>
-      </w:r>
-      <w:proofErr w:type="spellEnd"/>
+        </w:rPr>
+        <w:t>④ 정보보호시스템</w:t>
+      </w:r>
     </w:p>
     <w:tbl>
       <w:tblPr>
@@ -3905,18 +3210,14 @@
             <w:pPr>
               <w:rPr>
                 <w:rFonts w:ascii="맑은 고딕" w:eastAsia="맑은 고딕" w:hAnsi="맑은 고딕"/>
-                <w:color w:val="FF0000"/>
-              </w:rPr>
-            </w:pPr>
-            <w:proofErr w:type="spellStart"/>
-            <w:r>
-              <w:rPr>
-                <w:rFonts w:ascii="맑은 고딕" w:eastAsia="맑은 고딕" w:hAnsi="맑은 고딕"/>
-                <w:color w:val="FF0000"/>
+              </w:rPr>
+            </w:pPr>
+            <w:r>
+              <w:rPr>
+                <w:rFonts w:ascii="맑은 고딕" w:eastAsia="맑은 고딕" w:hAnsi="맑은 고딕"/>
               </w:rPr>
               <w:t>장비</w:t>
             </w:r>
-            <w:proofErr w:type="spellEnd"/>
           </w:p>
         </w:tc>
         <w:tc>
@@ -3927,24 +3228,13 @@
             <w:pPr>
               <w:rPr>
                 <w:rFonts w:ascii="맑은 고딕" w:eastAsia="맑은 고딕" w:hAnsi="맑은 고딕"/>
-                <w:color w:val="FF0000"/>
-              </w:rPr>
-            </w:pPr>
-            <w:proofErr w:type="spellStart"/>
-            <w:r>
-              <w:rPr>
-                <w:rFonts w:ascii="맑은 고딕" w:eastAsia="맑은 고딕" w:hAnsi="맑은 고딕"/>
-                <w:color w:val="FF0000"/>
-              </w:rPr>
-              <w:t>장비</w:t>
-            </w:r>
-            <w:proofErr w:type="spellEnd"/>
-            <w:r>
-              <w:rPr>
-                <w:rFonts w:ascii="맑은 고딕" w:eastAsia="맑은 고딕" w:hAnsi="맑은 고딕"/>
-                <w:color w:val="FF0000"/>
-              </w:rPr>
-              <w:t xml:space="preserve"> 대 수</w:t>
+              </w:rPr>
+            </w:pPr>
+            <w:r>
+              <w:rPr>
+                <w:rFonts w:ascii="맑은 고딕" w:eastAsia="맑은 고딕" w:hAnsi="맑은 고딕"/>
+              </w:rPr>
+              <w:t>장비 대 수</w:t>
             </w:r>
           </w:p>
         </w:tc>
@@ -3956,18 +3246,14 @@
             <w:pPr>
               <w:rPr>
                 <w:rFonts w:ascii="맑은 고딕" w:eastAsia="맑은 고딕" w:hAnsi="맑은 고딕"/>
-                <w:color w:val="FF0000"/>
-              </w:rPr>
-            </w:pPr>
-            <w:proofErr w:type="spellStart"/>
-            <w:r>
-              <w:rPr>
-                <w:rFonts w:ascii="맑은 고딕" w:eastAsia="맑은 고딕" w:hAnsi="맑은 고딕"/>
-                <w:color w:val="FF0000"/>
+              </w:rPr>
+            </w:pPr>
+            <w:r>
+              <w:rPr>
+                <w:rFonts w:ascii="맑은 고딕" w:eastAsia="맑은 고딕" w:hAnsi="맑은 고딕"/>
               </w:rPr>
               <w:t>점검대수</w:t>
             </w:r>
-            <w:proofErr w:type="spellEnd"/>
           </w:p>
         </w:tc>
         <w:tc>
@@ -3978,18 +3264,14 @@
             <w:pPr>
               <w:rPr>
                 <w:rFonts w:ascii="맑은 고딕" w:eastAsia="맑은 고딕" w:hAnsi="맑은 고딕"/>
-                <w:color w:val="FF0000"/>
-              </w:rPr>
-            </w:pPr>
-            <w:proofErr w:type="spellStart"/>
-            <w:r>
-              <w:rPr>
-                <w:rFonts w:ascii="맑은 고딕" w:eastAsia="맑은 고딕" w:hAnsi="맑은 고딕"/>
-                <w:color w:val="FF0000"/>
+              </w:rPr>
+            </w:pPr>
+            <w:r>
+              <w:rPr>
+                <w:rFonts w:ascii="맑은 고딕" w:eastAsia="맑은 고딕" w:hAnsi="맑은 고딕"/>
               </w:rPr>
               <w:t>용도</w:t>
             </w:r>
-            <w:proofErr w:type="spellEnd"/>
           </w:p>
         </w:tc>
       </w:tr>
@@ -4002,31 +3284,13 @@
             <w:pPr>
               <w:rPr>
                 <w:rFonts w:ascii="맑은 고딕" w:eastAsia="맑은 고딕" w:hAnsi="맑은 고딕"/>
-                <w:color w:val="FF0000"/>
-              </w:rPr>
-            </w:pPr>
-            <w:r>
-              <w:rPr>
-                <w:rFonts w:ascii="맑은 고딕" w:eastAsia="맑은 고딕" w:hAnsi="맑은 고딕"/>
-                <w:color w:val="FF0000"/>
-              </w:rPr>
-              <w:t>UTM(</w:t>
-            </w:r>
-            <w:proofErr w:type="spellStart"/>
-            <w:r>
-              <w:rPr>
-                <w:rFonts w:ascii="맑은 고딕" w:eastAsia="맑은 고딕" w:hAnsi="맑은 고딕"/>
-                <w:color w:val="FF0000"/>
-              </w:rPr>
-              <w:t>방화벽</w:t>
-            </w:r>
-            <w:proofErr w:type="spellEnd"/>
-            <w:r>
-              <w:rPr>
-                <w:rFonts w:ascii="맑은 고딕" w:eastAsia="맑은 고딕" w:hAnsi="맑은 고딕"/>
-                <w:color w:val="FF0000"/>
-              </w:rPr>
-              <w:t>)</w:t>
+              </w:rPr>
+            </w:pPr>
+            <w:r>
+              <w:rPr>
+                <w:rFonts w:ascii="맑은 고딕" w:eastAsia="맑은 고딕" w:hAnsi="맑은 고딕"/>
+              </w:rPr>
+              <w:t>UTM(방화벽)</w:t>
             </w:r>
           </w:p>
         </w:tc>
@@ -4038,13 +3302,11 @@
             <w:pPr>
               <w:rPr>
                 <w:rFonts w:ascii="맑은 고딕" w:eastAsia="맑은 고딕" w:hAnsi="맑은 고딕"/>
-                <w:color w:val="FF0000"/>
-              </w:rPr>
-            </w:pPr>
-            <w:r>
-              <w:rPr>
-                <w:rFonts w:ascii="맑은 고딕" w:eastAsia="맑은 고딕" w:hAnsi="맑은 고딕"/>
-                <w:color w:val="FF0000"/>
+              </w:rPr>
+            </w:pPr>
+            <w:r>
+              <w:rPr>
+                <w:rFonts w:ascii="맑은 고딕" w:eastAsia="맑은 고딕" w:hAnsi="맑은 고딕"/>
               </w:rPr>
               <w:t>3</w:t>
             </w:r>
@@ -4058,13 +3320,11 @@
             <w:pPr>
               <w:rPr>
                 <w:rFonts w:ascii="맑은 고딕" w:eastAsia="맑은 고딕" w:hAnsi="맑은 고딕"/>
-                <w:color w:val="FF0000"/>
-              </w:rPr>
-            </w:pPr>
-            <w:r>
-              <w:rPr>
-                <w:rFonts w:ascii="맑은 고딕" w:eastAsia="맑은 고딕" w:hAnsi="맑은 고딕"/>
-                <w:color w:val="FF0000"/>
+              </w:rPr>
+            </w:pPr>
+            <w:r>
+              <w:rPr>
+                <w:rFonts w:ascii="맑은 고딕" w:eastAsia="맑은 고딕" w:hAnsi="맑은 고딕"/>
               </w:rPr>
               <w:t>2</w:t>
             </w:r>
@@ -4078,45 +3338,15 @@
             <w:pPr>
               <w:rPr>
                 <w:rFonts w:ascii="맑은 고딕" w:eastAsia="맑은 고딕" w:hAnsi="맑은 고딕"/>
-                <w:color w:val="FF0000"/>
-                <w:lang w:eastAsia="ko-KR"/>
-              </w:rPr>
-            </w:pPr>
-            <w:proofErr w:type="spellStart"/>
-            <w:r>
-              <w:rPr>
-                <w:rFonts w:ascii="맑은 고딕" w:eastAsia="맑은 고딕" w:hAnsi="맑은 고딕"/>
-                <w:color w:val="FF0000"/>
-                <w:lang w:eastAsia="ko-KR"/>
-              </w:rPr>
-              <w:t>로드밸런싱</w:t>
-            </w:r>
-            <w:proofErr w:type="spellEnd"/>
-            <w:r>
-              <w:rPr>
-                <w:rFonts w:ascii="맑은 고딕" w:eastAsia="맑은 고딕" w:hAnsi="맑은 고딕"/>
-                <w:color w:val="FF0000"/>
-                <w:lang w:eastAsia="ko-KR"/>
-              </w:rPr>
-              <w:t>, 외/</w:t>
-            </w:r>
-            <w:proofErr w:type="spellStart"/>
-            <w:r>
-              <w:rPr>
-                <w:rFonts w:ascii="맑은 고딕" w:eastAsia="맑은 고딕" w:hAnsi="맑은 고딕"/>
-                <w:color w:val="FF0000"/>
-                <w:lang w:eastAsia="ko-KR"/>
-              </w:rPr>
-              <w:t>내부망</w:t>
-            </w:r>
-            <w:proofErr w:type="spellEnd"/>
-            <w:r>
-              <w:rPr>
-                <w:rFonts w:ascii="맑은 고딕" w:eastAsia="맑은 고딕" w:hAnsi="맑은 고딕"/>
-                <w:color w:val="FF0000"/>
-                <w:lang w:eastAsia="ko-KR"/>
-              </w:rPr>
-              <w:t xml:space="preserve"> 분리</w:t>
+                <w:lang w:eastAsia="ko-KR"/>
+              </w:rPr>
+            </w:pPr>
+            <w:r>
+              <w:rPr>
+                <w:rFonts w:ascii="맑은 고딕" w:eastAsia="맑은 고딕" w:hAnsi="맑은 고딕"/>
+                <w:lang w:eastAsia="ko-KR"/>
+              </w:rPr>
+              <w:t>로드밸런싱, 외/내부망 분리</w:t>
             </w:r>
           </w:p>
         </w:tc>
@@ -4257,7 +3487,6 @@
               </w:rPr>
               <w:t xml:space="preserve">○ </w:t>
             </w:r>
-            <w:proofErr w:type="spellStart"/>
             <w:r>
               <w:rPr>
                 <w:rFonts w:ascii="맑은 고딕" w:eastAsia="맑은 고딕" w:hAnsi="맑은 고딕" w:hint="eastAsia"/>
@@ -4265,7 +3494,6 @@
               </w:rPr>
               <w:t>플렛폼</w:t>
             </w:r>
-            <w:proofErr w:type="spellEnd"/>
             <w:r>
               <w:rPr>
                 <w:rFonts w:ascii="맑은 고딕" w:eastAsia="맑은 고딕" w:hAnsi="맑은 고딕"/>
@@ -4479,7 +3707,6 @@
               </w:rPr>
               <w:t xml:space="preserve"> </w:t>
             </w:r>
-            <w:proofErr w:type="spellStart"/>
             <w:r>
               <w:rPr>
                 <w:rFonts w:ascii="맑은 고딕" w:eastAsia="맑은 고딕" w:hAnsi="맑은 고딕" w:hint="eastAsia"/>
@@ -4487,7 +3714,6 @@
               </w:rPr>
               <w:t>모의해킹</w:t>
             </w:r>
-            <w:proofErr w:type="spellEnd"/>
             <w:r>
               <w:rPr>
                 <w:rFonts w:ascii="맑은 고딕" w:eastAsia="맑은 고딕" w:hAnsi="맑은 고딕"/>
@@ -4955,7 +4181,6 @@
               </w:rPr>
               <w:t xml:space="preserve"> </w:t>
             </w:r>
-            <w:proofErr w:type="spellStart"/>
             <w:r>
               <w:rPr>
                 <w:rFonts w:ascii="맑은 고딕" w:eastAsia="맑은 고딕" w:hAnsi="맑은 고딕" w:hint="eastAsia"/>
@@ -4963,7 +4188,6 @@
               </w:rPr>
               <w:t>진척률</w:t>
             </w:r>
-            <w:proofErr w:type="spellEnd"/>
             <w:r>
               <w:rPr>
                 <w:rFonts w:ascii="맑은 고딕" w:eastAsia="맑은 고딕" w:hAnsi="맑은 고딕"/>
@@ -5604,15 +4828,15 @@
           <w:p>
             <w:pPr>
               <w:rPr>
+                <w:rFonts w:ascii="맑은 고딕" w:eastAsia="맑은 고딕" w:hAnsi="맑은 고딕"/>
+                <w:lang w:eastAsia="ko-KR"/>
+              </w:rPr>
+            </w:pPr>
+            <w:r>
+              <w:rPr>
                 <w:rFonts w:ascii="맑은 고딕" w:eastAsia="맑은 고딕" w:hAnsi="맑은 고딕" w:hint="eastAsia"/>
                 <w:lang w:eastAsia="ko-KR"/>
               </w:rPr>
-            </w:pPr>
-            <w:r>
-              <w:rPr>
-                <w:rFonts w:ascii="맑은 고딕" w:eastAsia="맑은 고딕" w:hAnsi="맑은 고딕" w:hint="eastAsia"/>
-                <w:lang w:eastAsia="ko-KR"/>
-              </w:rPr>
               <w:t xml:space="preserve">보안장비 </w:t>
             </w:r>
             <w:r>
@@ -5640,23 +4864,7 @@
                 <w:rFonts w:ascii="맑은 고딕" w:eastAsia="맑은 고딕" w:hAnsi="맑은 고딕"/>
                 <w:lang w:eastAsia="ko-KR"/>
               </w:rPr>
-              <w:t xml:space="preserve">서정원(주), </w:t>
-            </w:r>
-            <w:proofErr w:type="spellStart"/>
-            <w:r>
-              <w:rPr>
-                <w:rFonts w:ascii="맑은 고딕" w:eastAsia="맑은 고딕" w:hAnsi="맑은 고딕"/>
-                <w:lang w:eastAsia="ko-KR"/>
-              </w:rPr>
-              <w:t>윤철민</w:t>
-            </w:r>
-            <w:proofErr w:type="spellEnd"/>
-            <w:r>
-              <w:rPr>
-                <w:rFonts w:ascii="맑은 고딕" w:eastAsia="맑은 고딕" w:hAnsi="맑은 고딕"/>
-                <w:lang w:eastAsia="ko-KR"/>
-              </w:rPr>
-              <w:t>(부)</w:t>
+              <w:t>서정원(주), 윤철민(부)</w:t>
             </w:r>
           </w:p>
         </w:tc>
@@ -5703,21 +4911,12 @@
                 <w:lang w:eastAsia="ko-KR"/>
               </w:rPr>
             </w:pPr>
-            <w:proofErr w:type="spellStart"/>
-            <w:r>
-              <w:rPr>
-                <w:rFonts w:ascii="맑은 고딕" w:eastAsia="맑은 고딕" w:hAnsi="맑은 고딕"/>
-                <w:lang w:eastAsia="ko-KR"/>
-              </w:rPr>
-              <w:t>윤철민</w:t>
-            </w:r>
-            <w:proofErr w:type="spellEnd"/>
-            <w:r>
-              <w:rPr>
-                <w:rFonts w:ascii="맑은 고딕" w:eastAsia="맑은 고딕" w:hAnsi="맑은 고딕"/>
-                <w:lang w:eastAsia="ko-KR"/>
-              </w:rPr>
-              <w:t>(주), 오명근(부)</w:t>
+            <w:r>
+              <w:rPr>
+                <w:rFonts w:ascii="맑은 고딕" w:eastAsia="맑은 고딕" w:hAnsi="맑은 고딕"/>
+                <w:lang w:eastAsia="ko-KR"/>
+              </w:rPr>
+              <w:t>윤철민(주), 오명근(부)</w:t>
             </w:r>
           </w:p>
         </w:tc>
@@ -5757,21 +4956,12 @@
                 <w:lang w:eastAsia="ko-KR"/>
               </w:rPr>
             </w:pPr>
-            <w:proofErr w:type="spellStart"/>
-            <w:r>
-              <w:rPr>
-                <w:rFonts w:ascii="맑은 고딕" w:eastAsia="맑은 고딕" w:hAnsi="맑은 고딕"/>
-                <w:lang w:eastAsia="ko-KR"/>
-              </w:rPr>
-              <w:t>서서울</w:t>
-            </w:r>
-            <w:proofErr w:type="spellEnd"/>
-            <w:r>
-              <w:rPr>
-                <w:rFonts w:ascii="맑은 고딕" w:eastAsia="맑은 고딕" w:hAnsi="맑은 고딕"/>
-                <w:lang w:eastAsia="ko-KR"/>
-              </w:rPr>
-              <w:t>(주), 오명근(부)</w:t>
+            <w:r>
+              <w:rPr>
+                <w:rFonts w:ascii="맑은 고딕" w:eastAsia="맑은 고딕" w:hAnsi="맑은 고딕"/>
+                <w:lang w:eastAsia="ko-KR"/>
+              </w:rPr>
+              <w:t>서서울(주), 오명근(부)</w:t>
             </w:r>
           </w:p>
         </w:tc>
@@ -5791,7 +4981,6 @@
                 <w:lang w:eastAsia="ko-KR"/>
               </w:rPr>
             </w:pPr>
-            <w:proofErr w:type="spellStart"/>
             <w:r>
               <w:rPr>
                 <w:rFonts w:ascii="맑은 고딕" w:eastAsia="맑은 고딕" w:hAnsi="맑은 고딕" w:hint="eastAsia"/>
@@ -5799,7 +4988,6 @@
               </w:rPr>
               <w:t>모의해킹</w:t>
             </w:r>
-            <w:proofErr w:type="spellEnd"/>
           </w:p>
         </w:tc>
         <w:tc>
@@ -5813,21 +5001,12 @@
                 <w:lang w:eastAsia="ko-KR"/>
               </w:rPr>
             </w:pPr>
-            <w:proofErr w:type="spellStart"/>
-            <w:r>
-              <w:rPr>
-                <w:rFonts w:ascii="맑은 고딕" w:eastAsia="맑은 고딕" w:hAnsi="맑은 고딕"/>
-                <w:lang w:eastAsia="ko-KR"/>
-              </w:rPr>
-              <w:t>서서울</w:t>
-            </w:r>
-            <w:proofErr w:type="spellEnd"/>
-            <w:r>
-              <w:rPr>
-                <w:rFonts w:ascii="맑은 고딕" w:eastAsia="맑은 고딕" w:hAnsi="맑은 고딕"/>
-                <w:lang w:eastAsia="ko-KR"/>
-              </w:rPr>
-              <w:t>(주), 이주환(부)</w:t>
+            <w:r>
+              <w:rPr>
+                <w:rFonts w:ascii="맑은 고딕" w:eastAsia="맑은 고딕" w:hAnsi="맑은 고딕"/>
+                <w:lang w:eastAsia="ko-KR"/>
+              </w:rPr>
+              <w:t>서서울(주), 이주환(부)</w:t>
             </w:r>
           </w:p>
         </w:tc>
@@ -5836,7 +5015,7 @@
     <w:p>
       <w:pPr>
         <w:rPr>
-          <w:rFonts w:ascii="맑은 고딕" w:eastAsia="맑은 고딕" w:hAnsi="맑은 고딕" w:hint="eastAsia"/>
+          <w:rFonts w:ascii="맑은 고딕" w:eastAsia="맑은 고딕" w:hAnsi="맑은 고딕"/>
           <w:lang w:eastAsia="ko-KR"/>
         </w:rPr>
       </w:pPr>
@@ -5856,18 +5035,8 @@
           <w:lang w:eastAsia="ko-KR"/>
         </w:rPr>
         <w:lastRenderedPageBreak/>
-        <w:t xml:space="preserve">일정 </w:t>
-      </w:r>
-      <w:proofErr w:type="spellStart"/>
-      <w:r>
-        <w:rPr>
-          <w:rFonts w:ascii="맑은 고딕" w:eastAsia="맑은 고딕" w:hAnsi="맑은 고딕" w:hint="eastAsia"/>
-          <w:color w:val="FF0000"/>
-          <w:lang w:eastAsia="ko-KR"/>
-        </w:rPr>
-        <w:t>추가해야함</w:t>
-      </w:r>
-      <w:proofErr w:type="spellEnd"/>
+        <w:t>일정 추가해야함</w:t>
+      </w:r>
     </w:p>
     <w:tbl>
       <w:tblPr>
@@ -6944,25 +6113,7 @@
           <w:color w:val="C00000"/>
           <w:lang w:eastAsia="ko-KR"/>
         </w:rPr>
-        <w:t xml:space="preserve">요구사항 CSR-001 ~ CSR-005는 보안취약점 점검 계획, 수행, 결과보고서 작성, 가이드라인 작성, 개발자 보안 교육으로 구성됩니다. 각 항목은 필수 </w:t>
-      </w:r>
-      <w:proofErr w:type="spellStart"/>
-      <w:r>
-        <w:rPr>
-          <w:rFonts w:ascii="맑은 고딕" w:eastAsia="맑은 고딕" w:hAnsi="맑은 고딕"/>
-          <w:color w:val="C00000"/>
-          <w:lang w:eastAsia="ko-KR"/>
-        </w:rPr>
-        <w:t>응답사항이며</w:t>
-      </w:r>
-      <w:proofErr w:type="spellEnd"/>
-      <w:r>
-        <w:rPr>
-          <w:rFonts w:ascii="맑은 고딕" w:eastAsia="맑은 고딕" w:hAnsi="맑은 고딕"/>
-          <w:color w:val="C00000"/>
-          <w:lang w:eastAsia="ko-KR"/>
-        </w:rPr>
-        <w:t xml:space="preserve"> 컨설팅 성격의 요구조건을 포함합니다.</w:t>
+        <w:t>요구사항 CSR-001 ~ CSR-005는 보안취약점 점검 계획, 수행, 결과보고서 작성, 가이드라인 작성, 개발자 보안 교육으로 구성됩니다. 각 항목은 필수 응답사항이며 컨설팅 성격의 요구조건을 포함합니다.</w:t>
       </w:r>
     </w:p>
     <w:p>
@@ -7174,23 +6325,7 @@
           <w:rFonts w:ascii="맑은 고딕" w:eastAsia="맑은 고딕" w:hAnsi="맑은 고딕" w:cs="맑은 고딕"/>
           <w:lang w:eastAsia="ko-KR"/>
         </w:rPr>
-        <w:t xml:space="preserve">웹 취약점 진단 및 </w:t>
-      </w:r>
-      <w:proofErr w:type="spellStart"/>
-      <w:r>
-        <w:rPr>
-          <w:rFonts w:ascii="맑은 고딕" w:eastAsia="맑은 고딕" w:hAnsi="맑은 고딕" w:cs="맑은 고딕"/>
-          <w:lang w:eastAsia="ko-KR"/>
-        </w:rPr>
-        <w:t>모의해킹</w:t>
-      </w:r>
-      <w:proofErr w:type="spellEnd"/>
-      <w:r>
-        <w:rPr>
-          <w:rFonts w:ascii="맑은 고딕" w:eastAsia="맑은 고딕" w:hAnsi="맑은 고딕" w:cs="맑은 고딕"/>
-          <w:lang w:eastAsia="ko-KR"/>
-        </w:rPr>
-        <w:t xml:space="preserve"> 수행 </w:t>
+        <w:t xml:space="preserve">웹 취약점 진단 및 모의해킹 수행 </w:t>
       </w:r>
     </w:p>
     <w:p>
@@ -7562,23 +6697,7 @@
           <w:rFonts w:ascii="맑은 고딕" w:eastAsia="맑은 고딕" w:hAnsi="맑은 고딕" w:cs="맑은 고딕"/>
           <w:lang w:eastAsia="ko-KR"/>
         </w:rPr>
-        <w:t xml:space="preserve">프로젝트 일정 및 </w:t>
-      </w:r>
-      <w:proofErr w:type="spellStart"/>
-      <w:r>
-        <w:rPr>
-          <w:rFonts w:ascii="맑은 고딕" w:eastAsia="맑은 고딕" w:hAnsi="맑은 고딕" w:cs="맑은 고딕"/>
-          <w:lang w:eastAsia="ko-KR"/>
-        </w:rPr>
-        <w:t>진척률</w:t>
-      </w:r>
-      <w:proofErr w:type="spellEnd"/>
-      <w:r>
-        <w:rPr>
-          <w:rFonts w:ascii="맑은 고딕" w:eastAsia="맑은 고딕" w:hAnsi="맑은 고딕" w:cs="맑은 고딕"/>
-          <w:lang w:eastAsia="ko-KR"/>
-        </w:rPr>
-        <w:t xml:space="preserve"> 관리</w:t>
+        <w:t>프로젝트 일정 및 진척률 관리</w:t>
       </w:r>
     </w:p>
     <w:p>
@@ -7601,23 +6720,7 @@
           <w:rFonts w:ascii="맑은 고딕" w:eastAsia="맑은 고딕" w:hAnsi="맑은 고딕" w:cs="맑은 고딕"/>
           <w:lang w:eastAsia="ko-KR"/>
         </w:rPr>
-        <w:t xml:space="preserve">기본 계획 대비 일정 모니터링, 작업 단위별 </w:t>
-      </w:r>
-      <w:proofErr w:type="spellStart"/>
-      <w:r>
-        <w:rPr>
-          <w:rFonts w:ascii="맑은 고딕" w:eastAsia="맑은 고딕" w:hAnsi="맑은 고딕" w:cs="맑은 고딕"/>
-          <w:lang w:eastAsia="ko-KR"/>
-        </w:rPr>
-        <w:t>진척률</w:t>
-      </w:r>
-      <w:proofErr w:type="spellEnd"/>
-      <w:r>
-        <w:rPr>
-          <w:rFonts w:ascii="맑은 고딕" w:eastAsia="맑은 고딕" w:hAnsi="맑은 고딕" w:cs="맑은 고딕"/>
-          <w:lang w:eastAsia="ko-KR"/>
-        </w:rPr>
-        <w:t xml:space="preserve"> 산정, 지연 관리 및 일정 만회 대책 수립</w:t>
+        <w:t>기본 계획 대비 일정 모니터링, 작업 단위별 진척률 산정, 지연 관리 및 일정 만회 대책 수립</w:t>
       </w:r>
     </w:p>
     <w:p>
@@ -7930,23 +7033,7 @@
           <w:rFonts w:ascii="맑은 고딕" w:eastAsia="맑은 고딕" w:hAnsi="맑은 고딕" w:cs="맑은 고딕"/>
           <w:lang w:eastAsia="ko-KR"/>
         </w:rPr>
-        <w:t xml:space="preserve">프로젝트 수행 조직 구성도 작성, 참여 인력별 투입 계획 수립, PM/PL 및 </w:t>
-      </w:r>
-      <w:proofErr w:type="spellStart"/>
-      <w:r>
-        <w:rPr>
-          <w:rFonts w:ascii="맑은 고딕" w:eastAsia="맑은 고딕" w:hAnsi="맑은 고딕" w:cs="맑은 고딕"/>
-          <w:lang w:eastAsia="ko-KR"/>
-        </w:rPr>
-        <w:t>팀원별</w:t>
-      </w:r>
-      <w:proofErr w:type="spellEnd"/>
-      <w:r>
-        <w:rPr>
-          <w:rFonts w:ascii="맑은 고딕" w:eastAsia="맑은 고딕" w:hAnsi="맑은 고딕" w:cs="맑은 고딕"/>
-          <w:lang w:eastAsia="ko-KR"/>
-        </w:rPr>
-        <w:t xml:space="preserve"> 업무 역할(R&amp;R)과 책임 정의</w:t>
+        <w:t>프로젝트 수행 조직 구성도 작성, 참여 인력별 투입 계획 수립, PM/PL 및 팀원별 업무 역할(R&amp;R)과 책임 정의</w:t>
       </w:r>
     </w:p>
     <w:p>
@@ -7998,33 +7085,8 @@
           <w:rFonts w:ascii="맑은 고딕" w:eastAsia="맑은 고딕" w:hAnsi="맑은 고딕" w:cs="맑은 고딕"/>
           <w:lang w:eastAsia="ko-KR"/>
         </w:rPr>
-        <w:t xml:space="preserve">작성된 산출물의 품질 검토, </w:t>
-      </w:r>
-      <w:proofErr w:type="spellStart"/>
-      <w:r>
-        <w:rPr>
-          <w:rFonts w:ascii="맑은 고딕" w:eastAsia="맑은 고딕" w:hAnsi="맑은 고딕" w:cs="맑은 고딕"/>
-          <w:lang w:eastAsia="ko-KR"/>
-        </w:rPr>
-        <w:t>최신본</w:t>
-      </w:r>
-      <w:proofErr w:type="spellEnd"/>
-      <w:r>
-        <w:rPr>
-          <w:rFonts w:ascii="맑은 고딕" w:eastAsia="맑은 고딕" w:hAnsi="맑은 고딕" w:cs="맑은 고딕"/>
-          <w:lang w:eastAsia="ko-KR"/>
-        </w:rPr>
-        <w:t xml:space="preserve"> 버전 관리, 문서 보관 및 제출 상태 </w:t>
-      </w:r>
-      <w:proofErr w:type="spellStart"/>
-      <w:r>
-        <w:rPr>
-          <w:rFonts w:ascii="맑은 고딕" w:eastAsia="맑은 고딕" w:hAnsi="맑은 고딕" w:cs="맑은 고딕"/>
-          <w:lang w:eastAsia="ko-KR"/>
-        </w:rPr>
-        <w:t>트래킹</w:t>
-      </w:r>
-      <w:proofErr w:type="spellEnd"/>
+        <w:t>작성된 산출물의 품질 검토, 최신본 버전 관리, 문서 보관 및 제출 상태 트래킹</w:t>
+      </w:r>
     </w:p>
     <w:p>
       <w:pPr>
@@ -8363,28 +7425,12 @@
                 <w:rFonts w:ascii="맑은 고딕" w:eastAsia="맑은 고딕" w:hAnsi="맑은 고딕"/>
               </w:rPr>
             </w:pPr>
-            <w:proofErr w:type="spellStart"/>
-            <w:r>
-              <w:rPr>
-                <w:rFonts w:ascii="맑은 고딕" w:eastAsia="맑은 고딕" w:hAnsi="맑은 고딕"/>
-              </w:rPr>
-              <w:t>세부</w:t>
-            </w:r>
-            <w:proofErr w:type="spellEnd"/>
-            <w:r>
-              <w:rPr>
-                <w:rFonts w:ascii="맑은 고딕" w:eastAsia="맑은 고딕" w:hAnsi="맑은 고딕"/>
-              </w:rPr>
-              <w:t xml:space="preserve"> </w:t>
-            </w:r>
-            <w:proofErr w:type="spellStart"/>
-            <w:r>
-              <w:rPr>
-                <w:rFonts w:ascii="맑은 고딕" w:eastAsia="맑은 고딕" w:hAnsi="맑은 고딕"/>
-              </w:rPr>
-              <w:t>내용</w:t>
-            </w:r>
-            <w:proofErr w:type="spellEnd"/>
+            <w:r>
+              <w:rPr>
+                <w:rFonts w:ascii="맑은 고딕" w:eastAsia="맑은 고딕" w:hAnsi="맑은 고딕"/>
+              </w:rPr>
+              <w:t>세부 내용</w:t>
+            </w:r>
           </w:p>
         </w:tc>
         <w:tc>
@@ -8491,28 +7537,12 @@
                 <w:rFonts w:ascii="맑은 고딕" w:eastAsia="맑은 고딕" w:hAnsi="맑은 고딕"/>
               </w:rPr>
             </w:pPr>
-            <w:proofErr w:type="spellStart"/>
-            <w:r>
-              <w:rPr>
-                <w:rFonts w:ascii="맑은 고딕" w:eastAsia="맑은 고딕" w:hAnsi="맑은 고딕"/>
-              </w:rPr>
-              <w:t>요구사항</w:t>
-            </w:r>
-            <w:proofErr w:type="spellEnd"/>
-            <w:r>
-              <w:rPr>
-                <w:rFonts w:ascii="맑은 고딕" w:eastAsia="맑은 고딕" w:hAnsi="맑은 고딕"/>
-              </w:rPr>
-              <w:t xml:space="preserve"> </w:t>
-            </w:r>
-            <w:proofErr w:type="spellStart"/>
-            <w:r>
-              <w:rPr>
-                <w:rFonts w:ascii="맑은 고딕" w:eastAsia="맑은 고딕" w:hAnsi="맑은 고딕"/>
-              </w:rPr>
-              <w:t>명칭</w:t>
-            </w:r>
-            <w:proofErr w:type="spellEnd"/>
+            <w:r>
+              <w:rPr>
+                <w:rFonts w:ascii="맑은 고딕" w:eastAsia="맑은 고딕" w:hAnsi="맑은 고딕"/>
+              </w:rPr>
+              <w:t>요구사항 명칭</w:t>
+            </w:r>
           </w:p>
         </w:tc>
         <w:tc>
@@ -8547,28 +7577,12 @@
                 <w:rFonts w:ascii="맑은 고딕" w:eastAsia="맑은 고딕" w:hAnsi="맑은 고딕"/>
               </w:rPr>
             </w:pPr>
-            <w:proofErr w:type="spellStart"/>
-            <w:r>
-              <w:rPr>
-                <w:rFonts w:ascii="맑은 고딕" w:eastAsia="맑은 고딕" w:hAnsi="맑은 고딕"/>
-              </w:rPr>
-              <w:t>요구사항</w:t>
-            </w:r>
-            <w:proofErr w:type="spellEnd"/>
-            <w:r>
-              <w:rPr>
-                <w:rFonts w:ascii="맑은 고딕" w:eastAsia="맑은 고딕" w:hAnsi="맑은 고딕"/>
-              </w:rPr>
-              <w:t xml:space="preserve"> </w:t>
-            </w:r>
-            <w:proofErr w:type="spellStart"/>
-            <w:r>
-              <w:rPr>
-                <w:rFonts w:ascii="맑은 고딕" w:eastAsia="맑은 고딕" w:hAnsi="맑은 고딕"/>
-              </w:rPr>
-              <w:t>분류</w:t>
-            </w:r>
-            <w:proofErr w:type="spellEnd"/>
+            <w:r>
+              <w:rPr>
+                <w:rFonts w:ascii="맑은 고딕" w:eastAsia="맑은 고딕" w:hAnsi="맑은 고딕"/>
+              </w:rPr>
+              <w:t>요구사항 분류</w:t>
+            </w:r>
           </w:p>
         </w:tc>
         <w:tc>
@@ -8581,33 +7595,11 @@
                 <w:rFonts w:ascii="맑은 고딕" w:eastAsia="맑은 고딕" w:hAnsi="맑은 고딕"/>
               </w:rPr>
             </w:pPr>
-            <w:proofErr w:type="spellStart"/>
-            <w:r>
-              <w:rPr>
-                <w:rFonts w:ascii="맑은 고딕" w:eastAsia="맑은 고딕" w:hAnsi="맑은 고딕"/>
-              </w:rPr>
-              <w:t>일반</w:t>
-            </w:r>
-            <w:proofErr w:type="spellEnd"/>
-            <w:r>
-              <w:rPr>
-                <w:rFonts w:ascii="맑은 고딕" w:eastAsia="맑은 고딕" w:hAnsi="맑은 고딕"/>
-              </w:rPr>
-              <w:t xml:space="preserve"> </w:t>
-            </w:r>
-            <w:proofErr w:type="spellStart"/>
-            <w:r>
-              <w:rPr>
-                <w:rFonts w:ascii="맑은 고딕" w:eastAsia="맑은 고딕" w:hAnsi="맑은 고딕"/>
-              </w:rPr>
-              <w:t>요구사항</w:t>
-            </w:r>
-            <w:proofErr w:type="spellEnd"/>
-            <w:r>
-              <w:rPr>
-                <w:rFonts w:ascii="맑은 고딕" w:eastAsia="맑은 고딕" w:hAnsi="맑은 고딕"/>
-              </w:rPr>
-              <w:t xml:space="preserve"> (NMR)</w:t>
+            <w:r>
+              <w:rPr>
+                <w:rFonts w:ascii="맑은 고딕" w:eastAsia="맑은 고딕" w:hAnsi="맑은 고딕"/>
+              </w:rPr>
+              <w:t>일반 요구사항 (NMR)</w:t>
             </w:r>
           </w:p>
         </w:tc>
@@ -8623,14 +7615,12 @@
                 <w:rFonts w:ascii="맑은 고딕" w:eastAsia="맑은 고딕" w:hAnsi="맑은 고딕"/>
               </w:rPr>
             </w:pPr>
-            <w:proofErr w:type="spellStart"/>
             <w:r>
               <w:rPr>
                 <w:rFonts w:ascii="맑은 고딕" w:eastAsia="맑은 고딕" w:hAnsi="맑은 고딕"/>
               </w:rPr>
               <w:t>응답수준</w:t>
             </w:r>
-            <w:proofErr w:type="spellEnd"/>
           </w:p>
         </w:tc>
         <w:tc>
@@ -8643,14 +7633,12 @@
                 <w:rFonts w:ascii="맑은 고딕" w:eastAsia="맑은 고딕" w:hAnsi="맑은 고딕"/>
               </w:rPr>
             </w:pPr>
-            <w:proofErr w:type="spellStart"/>
             <w:r>
               <w:rPr>
                 <w:rFonts w:ascii="맑은 고딕" w:eastAsia="맑은 고딕" w:hAnsi="맑은 고딕"/>
               </w:rPr>
               <w:t>필수</w:t>
             </w:r>
-            <w:proofErr w:type="spellEnd"/>
           </w:p>
         </w:tc>
       </w:tr>
@@ -8665,14 +7653,12 @@
                 <w:rFonts w:ascii="맑은 고딕" w:eastAsia="맑은 고딕" w:hAnsi="맑은 고딕"/>
               </w:rPr>
             </w:pPr>
-            <w:proofErr w:type="spellStart"/>
             <w:r>
               <w:rPr>
                 <w:rFonts w:ascii="맑은 고딕" w:eastAsia="맑은 고딕" w:hAnsi="맑은 고딕"/>
               </w:rPr>
               <w:t>정의</w:t>
             </w:r>
-            <w:proofErr w:type="spellEnd"/>
           </w:p>
         </w:tc>
         <w:tc>
@@ -8707,28 +7693,12 @@
                 <w:rFonts w:ascii="맑은 고딕" w:eastAsia="맑은 고딕" w:hAnsi="맑은 고딕"/>
               </w:rPr>
             </w:pPr>
-            <w:proofErr w:type="spellStart"/>
-            <w:r>
-              <w:rPr>
-                <w:rFonts w:ascii="맑은 고딕" w:eastAsia="맑은 고딕" w:hAnsi="맑은 고딕"/>
-              </w:rPr>
-              <w:t>세부</w:t>
-            </w:r>
-            <w:proofErr w:type="spellEnd"/>
-            <w:r>
-              <w:rPr>
-                <w:rFonts w:ascii="맑은 고딕" w:eastAsia="맑은 고딕" w:hAnsi="맑은 고딕"/>
-              </w:rPr>
-              <w:t xml:space="preserve"> </w:t>
-            </w:r>
-            <w:proofErr w:type="spellStart"/>
-            <w:r>
-              <w:rPr>
-                <w:rFonts w:ascii="맑은 고딕" w:eastAsia="맑은 고딕" w:hAnsi="맑은 고딕"/>
-              </w:rPr>
-              <w:t>내용</w:t>
-            </w:r>
-            <w:proofErr w:type="spellEnd"/>
+            <w:r>
+              <w:rPr>
+                <w:rFonts w:ascii="맑은 고딕" w:eastAsia="맑은 고딕" w:hAnsi="맑은 고딕"/>
+              </w:rPr>
+              <w:t>세부 내용</w:t>
+            </w:r>
           </w:p>
         </w:tc>
         <w:tc>
@@ -8749,14 +7719,12 @@
                 <w:rFonts w:ascii="맑은 고딕" w:eastAsia="맑은 고딕" w:hAnsi="맑은 고딕"/>
               </w:rPr>
             </w:pPr>
-            <w:proofErr w:type="spellStart"/>
             <w:r>
               <w:rPr>
                 <w:rFonts w:ascii="맑은 고딕" w:eastAsia="맑은 고딕" w:hAnsi="맑은 고딕"/>
               </w:rPr>
               <w:t>산출물</w:t>
             </w:r>
-            <w:proofErr w:type="spellEnd"/>
           </w:p>
         </w:tc>
         <w:tc>
@@ -8834,28 +7802,12 @@
                 <w:rFonts w:ascii="맑은 고딕" w:eastAsia="맑은 고딕" w:hAnsi="맑은 고딕"/>
               </w:rPr>
             </w:pPr>
-            <w:proofErr w:type="spellStart"/>
-            <w:r>
-              <w:rPr>
-                <w:rFonts w:ascii="맑은 고딕" w:eastAsia="맑은 고딕" w:hAnsi="맑은 고딕"/>
-              </w:rPr>
-              <w:t>요구사항</w:t>
-            </w:r>
-            <w:proofErr w:type="spellEnd"/>
-            <w:r>
-              <w:rPr>
-                <w:rFonts w:ascii="맑은 고딕" w:eastAsia="맑은 고딕" w:hAnsi="맑은 고딕"/>
-              </w:rPr>
-              <w:t xml:space="preserve"> </w:t>
-            </w:r>
-            <w:proofErr w:type="spellStart"/>
-            <w:r>
-              <w:rPr>
-                <w:rFonts w:ascii="맑은 고딕" w:eastAsia="맑은 고딕" w:hAnsi="맑은 고딕"/>
-              </w:rPr>
-              <w:t>명칭</w:t>
-            </w:r>
-            <w:proofErr w:type="spellEnd"/>
+            <w:r>
+              <w:rPr>
+                <w:rFonts w:ascii="맑은 고딕" w:eastAsia="맑은 고딕" w:hAnsi="맑은 고딕"/>
+              </w:rPr>
+              <w:t>요구사항 명칭</w:t>
+            </w:r>
           </w:p>
         </w:tc>
         <w:tc>
@@ -8868,28 +7820,12 @@
                 <w:rFonts w:ascii="맑은 고딕" w:eastAsia="맑은 고딕" w:hAnsi="맑은 고딕"/>
               </w:rPr>
             </w:pPr>
-            <w:proofErr w:type="spellStart"/>
-            <w:r>
-              <w:rPr>
-                <w:rFonts w:ascii="맑은 고딕" w:eastAsia="맑은 고딕" w:hAnsi="맑은 고딕"/>
-              </w:rPr>
-              <w:t>보안장비</w:t>
-            </w:r>
-            <w:proofErr w:type="spellEnd"/>
-            <w:r>
-              <w:rPr>
-                <w:rFonts w:ascii="맑은 고딕" w:eastAsia="맑은 고딕" w:hAnsi="맑은 고딕"/>
-              </w:rPr>
-              <w:t xml:space="preserve"> </w:t>
-            </w:r>
-            <w:proofErr w:type="spellStart"/>
-            <w:r>
-              <w:rPr>
-                <w:rFonts w:ascii="맑은 고딕" w:eastAsia="맑은 고딕" w:hAnsi="맑은 고딕"/>
-              </w:rPr>
-              <w:t>구축</w:t>
-            </w:r>
-            <w:proofErr w:type="spellEnd"/>
+            <w:r>
+              <w:rPr>
+                <w:rFonts w:ascii="맑은 고딕" w:eastAsia="맑은 고딕" w:hAnsi="맑은 고딕"/>
+              </w:rPr>
+              <w:t>보안장비 구축</w:t>
+            </w:r>
           </w:p>
         </w:tc>
       </w:tr>
@@ -8904,28 +7840,12 @@
                 <w:rFonts w:ascii="맑은 고딕" w:eastAsia="맑은 고딕" w:hAnsi="맑은 고딕"/>
               </w:rPr>
             </w:pPr>
-            <w:proofErr w:type="spellStart"/>
-            <w:r>
-              <w:rPr>
-                <w:rFonts w:ascii="맑은 고딕" w:eastAsia="맑은 고딕" w:hAnsi="맑은 고딕"/>
-              </w:rPr>
-              <w:t>요구사항</w:t>
-            </w:r>
-            <w:proofErr w:type="spellEnd"/>
-            <w:r>
-              <w:rPr>
-                <w:rFonts w:ascii="맑은 고딕" w:eastAsia="맑은 고딕" w:hAnsi="맑은 고딕"/>
-              </w:rPr>
-              <w:t xml:space="preserve"> </w:t>
-            </w:r>
-            <w:proofErr w:type="spellStart"/>
-            <w:r>
-              <w:rPr>
-                <w:rFonts w:ascii="맑은 고딕" w:eastAsia="맑은 고딕" w:hAnsi="맑은 고딕"/>
-              </w:rPr>
-              <w:t>분류</w:t>
-            </w:r>
-            <w:proofErr w:type="spellEnd"/>
+            <w:r>
+              <w:rPr>
+                <w:rFonts w:ascii="맑은 고딕" w:eastAsia="맑은 고딕" w:hAnsi="맑은 고딕"/>
+              </w:rPr>
+              <w:t>요구사항 분류</w:t>
+            </w:r>
           </w:p>
         </w:tc>
         <w:tc>
@@ -8938,33 +7858,11 @@
                 <w:rFonts w:ascii="맑은 고딕" w:eastAsia="맑은 고딕" w:hAnsi="맑은 고딕"/>
               </w:rPr>
             </w:pPr>
-            <w:proofErr w:type="spellStart"/>
-            <w:r>
-              <w:rPr>
-                <w:rFonts w:ascii="맑은 고딕" w:eastAsia="맑은 고딕" w:hAnsi="맑은 고딕"/>
-              </w:rPr>
-              <w:t>일반</w:t>
-            </w:r>
-            <w:proofErr w:type="spellEnd"/>
-            <w:r>
-              <w:rPr>
-                <w:rFonts w:ascii="맑은 고딕" w:eastAsia="맑은 고딕" w:hAnsi="맑은 고딕"/>
-              </w:rPr>
-              <w:t xml:space="preserve"> </w:t>
-            </w:r>
-            <w:proofErr w:type="spellStart"/>
-            <w:r>
-              <w:rPr>
-                <w:rFonts w:ascii="맑은 고딕" w:eastAsia="맑은 고딕" w:hAnsi="맑은 고딕"/>
-              </w:rPr>
-              <w:t>요구사항</w:t>
-            </w:r>
-            <w:proofErr w:type="spellEnd"/>
-            <w:r>
-              <w:rPr>
-                <w:rFonts w:ascii="맑은 고딕" w:eastAsia="맑은 고딕" w:hAnsi="맑은 고딕"/>
-              </w:rPr>
-              <w:t xml:space="preserve"> (NMR)</w:t>
+            <w:r>
+              <w:rPr>
+                <w:rFonts w:ascii="맑은 고딕" w:eastAsia="맑은 고딕" w:hAnsi="맑은 고딕"/>
+              </w:rPr>
+              <w:t>일반 요구사항 (NMR)</w:t>
             </w:r>
           </w:p>
         </w:tc>
@@ -8980,14 +7878,12 @@
                 <w:rFonts w:ascii="맑은 고딕" w:eastAsia="맑은 고딕" w:hAnsi="맑은 고딕"/>
               </w:rPr>
             </w:pPr>
-            <w:proofErr w:type="spellStart"/>
             <w:r>
               <w:rPr>
                 <w:rFonts w:ascii="맑은 고딕" w:eastAsia="맑은 고딕" w:hAnsi="맑은 고딕"/>
               </w:rPr>
               <w:t>응답수준</w:t>
             </w:r>
-            <w:proofErr w:type="spellEnd"/>
           </w:p>
         </w:tc>
         <w:tc>
@@ -9000,14 +7896,12 @@
                 <w:rFonts w:ascii="맑은 고딕" w:eastAsia="맑은 고딕" w:hAnsi="맑은 고딕"/>
               </w:rPr>
             </w:pPr>
-            <w:proofErr w:type="spellStart"/>
             <w:r>
               <w:rPr>
                 <w:rFonts w:ascii="맑은 고딕" w:eastAsia="맑은 고딕" w:hAnsi="맑은 고딕"/>
               </w:rPr>
               <w:t>필수</w:t>
             </w:r>
-            <w:proofErr w:type="spellEnd"/>
           </w:p>
         </w:tc>
       </w:tr>
@@ -9022,14 +7916,12 @@
                 <w:rFonts w:ascii="맑은 고딕" w:eastAsia="맑은 고딕" w:hAnsi="맑은 고딕"/>
               </w:rPr>
             </w:pPr>
-            <w:proofErr w:type="spellStart"/>
             <w:r>
               <w:rPr>
                 <w:rFonts w:ascii="맑은 고딕" w:eastAsia="맑은 고딕" w:hAnsi="맑은 고딕"/>
               </w:rPr>
               <w:t>정의</w:t>
             </w:r>
-            <w:proofErr w:type="spellEnd"/>
           </w:p>
         </w:tc>
         <w:tc>
@@ -9064,28 +7956,12 @@
                 <w:rFonts w:ascii="맑은 고딕" w:eastAsia="맑은 고딕" w:hAnsi="맑은 고딕"/>
               </w:rPr>
             </w:pPr>
-            <w:proofErr w:type="spellStart"/>
-            <w:r>
-              <w:rPr>
-                <w:rFonts w:ascii="맑은 고딕" w:eastAsia="맑은 고딕" w:hAnsi="맑은 고딕"/>
-              </w:rPr>
-              <w:t>세부</w:t>
-            </w:r>
-            <w:proofErr w:type="spellEnd"/>
-            <w:r>
-              <w:rPr>
-                <w:rFonts w:ascii="맑은 고딕" w:eastAsia="맑은 고딕" w:hAnsi="맑은 고딕"/>
-              </w:rPr>
-              <w:t xml:space="preserve"> </w:t>
-            </w:r>
-            <w:proofErr w:type="spellStart"/>
-            <w:r>
-              <w:rPr>
-                <w:rFonts w:ascii="맑은 고딕" w:eastAsia="맑은 고딕" w:hAnsi="맑은 고딕"/>
-              </w:rPr>
-              <w:t>내용</w:t>
-            </w:r>
-            <w:proofErr w:type="spellEnd"/>
+            <w:r>
+              <w:rPr>
+                <w:rFonts w:ascii="맑은 고딕" w:eastAsia="맑은 고딕" w:hAnsi="맑은 고딕"/>
+              </w:rPr>
+              <w:t>세부 내용</w:t>
+            </w:r>
           </w:p>
         </w:tc>
         <w:tc>
@@ -9106,14 +7982,12 @@
                 <w:rFonts w:ascii="맑은 고딕" w:eastAsia="맑은 고딕" w:hAnsi="맑은 고딕"/>
               </w:rPr>
             </w:pPr>
-            <w:proofErr w:type="spellStart"/>
             <w:r>
               <w:rPr>
                 <w:rFonts w:ascii="맑은 고딕" w:eastAsia="맑은 고딕" w:hAnsi="맑은 고딕"/>
               </w:rPr>
               <w:t>산출물</w:t>
             </w:r>
-            <w:proofErr w:type="spellEnd"/>
           </w:p>
         </w:tc>
         <w:tc>
@@ -9191,28 +8065,12 @@
                 <w:rFonts w:ascii="맑은 고딕" w:eastAsia="맑은 고딕" w:hAnsi="맑은 고딕"/>
               </w:rPr>
             </w:pPr>
-            <w:proofErr w:type="spellStart"/>
-            <w:r>
-              <w:rPr>
-                <w:rFonts w:ascii="맑은 고딕" w:eastAsia="맑은 고딕" w:hAnsi="맑은 고딕"/>
-              </w:rPr>
-              <w:t>요구사항</w:t>
-            </w:r>
-            <w:proofErr w:type="spellEnd"/>
-            <w:r>
-              <w:rPr>
-                <w:rFonts w:ascii="맑은 고딕" w:eastAsia="맑은 고딕" w:hAnsi="맑은 고딕"/>
-              </w:rPr>
-              <w:t xml:space="preserve"> </w:t>
-            </w:r>
-            <w:proofErr w:type="spellStart"/>
-            <w:r>
-              <w:rPr>
-                <w:rFonts w:ascii="맑은 고딕" w:eastAsia="맑은 고딕" w:hAnsi="맑은 고딕"/>
-              </w:rPr>
-              <w:t>명칭</w:t>
-            </w:r>
-            <w:proofErr w:type="spellEnd"/>
+            <w:r>
+              <w:rPr>
+                <w:rFonts w:ascii="맑은 고딕" w:eastAsia="맑은 고딕" w:hAnsi="맑은 고딕"/>
+              </w:rPr>
+              <w:t>요구사항 명칭</w:t>
+            </w:r>
           </w:p>
         </w:tc>
         <w:tc>
@@ -9231,23 +8089,7 @@
                 <w:rFonts w:ascii="맑은 고딕" w:eastAsia="맑은 고딕" w:hAnsi="맑은 고딕"/>
                 <w:lang w:eastAsia="ko-KR"/>
               </w:rPr>
-              <w:t xml:space="preserve">웹 취약점 진단 및 </w:t>
-            </w:r>
-            <w:proofErr w:type="spellStart"/>
-            <w:r>
-              <w:rPr>
-                <w:rFonts w:ascii="맑은 고딕" w:eastAsia="맑은 고딕" w:hAnsi="맑은 고딕"/>
-                <w:lang w:eastAsia="ko-KR"/>
-              </w:rPr>
-              <w:t>모의해킹</w:t>
-            </w:r>
-            <w:proofErr w:type="spellEnd"/>
-            <w:r>
-              <w:rPr>
-                <w:rFonts w:ascii="맑은 고딕" w:eastAsia="맑은 고딕" w:hAnsi="맑은 고딕"/>
-                <w:lang w:eastAsia="ko-KR"/>
-              </w:rPr>
-              <w:t xml:space="preserve"> 수행</w:t>
+              <w:t>웹 취약점 진단 및 모의해킹 수행</w:t>
             </w:r>
           </w:p>
         </w:tc>
@@ -9263,29 +8105,13 @@
                 <w:rFonts w:ascii="맑은 고딕" w:eastAsia="맑은 고딕" w:hAnsi="맑은 고딕"/>
               </w:rPr>
             </w:pPr>
-            <w:proofErr w:type="spellStart"/>
             <w:r>
               <w:rPr>
                 <w:rFonts w:ascii="맑은 고딕" w:eastAsia="맑은 고딕" w:hAnsi="맑은 고딕"/>
               </w:rPr>
               <w:lastRenderedPageBreak/>
-              <w:t>요구사항</w:t>
-            </w:r>
-            <w:proofErr w:type="spellEnd"/>
-            <w:r>
-              <w:rPr>
-                <w:rFonts w:ascii="맑은 고딕" w:eastAsia="맑은 고딕" w:hAnsi="맑은 고딕"/>
-              </w:rPr>
-              <w:t xml:space="preserve"> </w:t>
-            </w:r>
-            <w:proofErr w:type="spellStart"/>
-            <w:r>
-              <w:rPr>
-                <w:rFonts w:ascii="맑은 고딕" w:eastAsia="맑은 고딕" w:hAnsi="맑은 고딕"/>
-              </w:rPr>
-              <w:t>분류</w:t>
-            </w:r>
-            <w:proofErr w:type="spellEnd"/>
+              <w:t>요구사항 분류</w:t>
+            </w:r>
           </w:p>
         </w:tc>
         <w:tc>
@@ -9298,33 +8124,11 @@
                 <w:rFonts w:ascii="맑은 고딕" w:eastAsia="맑은 고딕" w:hAnsi="맑은 고딕"/>
               </w:rPr>
             </w:pPr>
-            <w:proofErr w:type="spellStart"/>
-            <w:r>
-              <w:rPr>
-                <w:rFonts w:ascii="맑은 고딕" w:eastAsia="맑은 고딕" w:hAnsi="맑은 고딕"/>
-              </w:rPr>
-              <w:t>일반</w:t>
-            </w:r>
-            <w:proofErr w:type="spellEnd"/>
-            <w:r>
-              <w:rPr>
-                <w:rFonts w:ascii="맑은 고딕" w:eastAsia="맑은 고딕" w:hAnsi="맑은 고딕"/>
-              </w:rPr>
-              <w:t xml:space="preserve"> </w:t>
-            </w:r>
-            <w:proofErr w:type="spellStart"/>
-            <w:r>
-              <w:rPr>
-                <w:rFonts w:ascii="맑은 고딕" w:eastAsia="맑은 고딕" w:hAnsi="맑은 고딕"/>
-              </w:rPr>
-              <w:t>요구사항</w:t>
-            </w:r>
-            <w:proofErr w:type="spellEnd"/>
-            <w:r>
-              <w:rPr>
-                <w:rFonts w:ascii="맑은 고딕" w:eastAsia="맑은 고딕" w:hAnsi="맑은 고딕"/>
-              </w:rPr>
-              <w:t xml:space="preserve"> (NMR)</w:t>
+            <w:r>
+              <w:rPr>
+                <w:rFonts w:ascii="맑은 고딕" w:eastAsia="맑은 고딕" w:hAnsi="맑은 고딕"/>
+              </w:rPr>
+              <w:t>일반 요구사항 (NMR)</w:t>
             </w:r>
           </w:p>
         </w:tc>
@@ -9340,14 +8144,12 @@
                 <w:rFonts w:ascii="맑은 고딕" w:eastAsia="맑은 고딕" w:hAnsi="맑은 고딕"/>
               </w:rPr>
             </w:pPr>
-            <w:proofErr w:type="spellStart"/>
             <w:r>
               <w:rPr>
                 <w:rFonts w:ascii="맑은 고딕" w:eastAsia="맑은 고딕" w:hAnsi="맑은 고딕"/>
               </w:rPr>
               <w:t>응답수준</w:t>
             </w:r>
-            <w:proofErr w:type="spellEnd"/>
           </w:p>
         </w:tc>
         <w:tc>
@@ -9360,14 +8162,12 @@
                 <w:rFonts w:ascii="맑은 고딕" w:eastAsia="맑은 고딕" w:hAnsi="맑은 고딕"/>
               </w:rPr>
             </w:pPr>
-            <w:proofErr w:type="spellStart"/>
             <w:r>
               <w:rPr>
                 <w:rFonts w:ascii="맑은 고딕" w:eastAsia="맑은 고딕" w:hAnsi="맑은 고딕"/>
               </w:rPr>
               <w:t>필수</w:t>
             </w:r>
-            <w:proofErr w:type="spellEnd"/>
           </w:p>
         </w:tc>
       </w:tr>
@@ -9382,14 +8182,12 @@
                 <w:rFonts w:ascii="맑은 고딕" w:eastAsia="맑은 고딕" w:hAnsi="맑은 고딕"/>
               </w:rPr>
             </w:pPr>
-            <w:proofErr w:type="spellStart"/>
             <w:r>
               <w:rPr>
                 <w:rFonts w:ascii="맑은 고딕" w:eastAsia="맑은 고딕" w:hAnsi="맑은 고딕"/>
               </w:rPr>
               <w:t>정의</w:t>
             </w:r>
-            <w:proofErr w:type="spellEnd"/>
           </w:p>
         </w:tc>
         <w:tc>
@@ -9424,28 +8222,12 @@
                 <w:rFonts w:ascii="맑은 고딕" w:eastAsia="맑은 고딕" w:hAnsi="맑은 고딕"/>
               </w:rPr>
             </w:pPr>
-            <w:proofErr w:type="spellStart"/>
-            <w:r>
-              <w:rPr>
-                <w:rFonts w:ascii="맑은 고딕" w:eastAsia="맑은 고딕" w:hAnsi="맑은 고딕"/>
-              </w:rPr>
-              <w:t>세부</w:t>
-            </w:r>
-            <w:proofErr w:type="spellEnd"/>
-            <w:r>
-              <w:rPr>
-                <w:rFonts w:ascii="맑은 고딕" w:eastAsia="맑은 고딕" w:hAnsi="맑은 고딕"/>
-              </w:rPr>
-              <w:t xml:space="preserve"> </w:t>
-            </w:r>
-            <w:proofErr w:type="spellStart"/>
-            <w:r>
-              <w:rPr>
-                <w:rFonts w:ascii="맑은 고딕" w:eastAsia="맑은 고딕" w:hAnsi="맑은 고딕"/>
-              </w:rPr>
-              <w:t>내용</w:t>
-            </w:r>
-            <w:proofErr w:type="spellEnd"/>
+            <w:r>
+              <w:rPr>
+                <w:rFonts w:ascii="맑은 고딕" w:eastAsia="맑은 고딕" w:hAnsi="맑은 고딕"/>
+              </w:rPr>
+              <w:t>세부 내용</w:t>
+            </w:r>
           </w:p>
         </w:tc>
         <w:tc>
@@ -9466,14 +8248,12 @@
                 <w:rFonts w:ascii="맑은 고딕" w:eastAsia="맑은 고딕" w:hAnsi="맑은 고딕"/>
               </w:rPr>
             </w:pPr>
-            <w:proofErr w:type="spellStart"/>
             <w:r>
               <w:rPr>
                 <w:rFonts w:ascii="맑은 고딕" w:eastAsia="맑은 고딕" w:hAnsi="맑은 고딕"/>
               </w:rPr>
               <w:t>산출물</w:t>
             </w:r>
-            <w:proofErr w:type="spellEnd"/>
           </w:p>
         </w:tc>
         <w:tc>
@@ -9492,23 +8272,7 @@
                 <w:rFonts w:ascii="맑은 고딕" w:eastAsia="맑은 고딕" w:hAnsi="맑은 고딕"/>
                 <w:lang w:eastAsia="ko-KR"/>
               </w:rPr>
-              <w:t xml:space="preserve">웹 취약점 진단 및 </w:t>
-            </w:r>
-            <w:proofErr w:type="spellStart"/>
-            <w:r>
-              <w:rPr>
-                <w:rFonts w:ascii="맑은 고딕" w:eastAsia="맑은 고딕" w:hAnsi="맑은 고딕"/>
-                <w:lang w:eastAsia="ko-KR"/>
-              </w:rPr>
-              <w:t>모의해킹</w:t>
-            </w:r>
-            <w:proofErr w:type="spellEnd"/>
-            <w:r>
-              <w:rPr>
-                <w:rFonts w:ascii="맑은 고딕" w:eastAsia="맑은 고딕" w:hAnsi="맑은 고딕"/>
-                <w:lang w:eastAsia="ko-KR"/>
-              </w:rPr>
-              <w:t xml:space="preserve"> 결과 보고서, 보안 조치 이행 확약서</w:t>
+              <w:t>웹 취약점 진단 및 모의해킹 결과 보고서, 보안 조치 이행 확약서</w:t>
             </w:r>
           </w:p>
         </w:tc>
@@ -9567,28 +8331,12 @@
                 <w:rFonts w:ascii="맑은 고딕" w:eastAsia="맑은 고딕" w:hAnsi="맑은 고딕"/>
               </w:rPr>
             </w:pPr>
-            <w:proofErr w:type="spellStart"/>
-            <w:r>
-              <w:rPr>
-                <w:rFonts w:ascii="맑은 고딕" w:eastAsia="맑은 고딕" w:hAnsi="맑은 고딕"/>
-              </w:rPr>
-              <w:t>요구사항</w:t>
-            </w:r>
-            <w:proofErr w:type="spellEnd"/>
-            <w:r>
-              <w:rPr>
-                <w:rFonts w:ascii="맑은 고딕" w:eastAsia="맑은 고딕" w:hAnsi="맑은 고딕"/>
-              </w:rPr>
-              <w:t xml:space="preserve"> </w:t>
-            </w:r>
-            <w:proofErr w:type="spellStart"/>
-            <w:r>
-              <w:rPr>
-                <w:rFonts w:ascii="맑은 고딕" w:eastAsia="맑은 고딕" w:hAnsi="맑은 고딕"/>
-              </w:rPr>
-              <w:t>명칭</w:t>
-            </w:r>
-            <w:proofErr w:type="spellEnd"/>
+            <w:r>
+              <w:rPr>
+                <w:rFonts w:ascii="맑은 고딕" w:eastAsia="맑은 고딕" w:hAnsi="맑은 고딕"/>
+              </w:rPr>
+              <w:t>요구사항 명칭</w:t>
+            </w:r>
           </w:p>
         </w:tc>
         <w:tc>
@@ -9623,28 +8371,12 @@
                 <w:rFonts w:ascii="맑은 고딕" w:eastAsia="맑은 고딕" w:hAnsi="맑은 고딕"/>
               </w:rPr>
             </w:pPr>
-            <w:proofErr w:type="spellStart"/>
-            <w:r>
-              <w:rPr>
-                <w:rFonts w:ascii="맑은 고딕" w:eastAsia="맑은 고딕" w:hAnsi="맑은 고딕"/>
-              </w:rPr>
-              <w:t>요구사항</w:t>
-            </w:r>
-            <w:proofErr w:type="spellEnd"/>
-            <w:r>
-              <w:rPr>
-                <w:rFonts w:ascii="맑은 고딕" w:eastAsia="맑은 고딕" w:hAnsi="맑은 고딕"/>
-              </w:rPr>
-              <w:t xml:space="preserve"> </w:t>
-            </w:r>
-            <w:proofErr w:type="spellStart"/>
-            <w:r>
-              <w:rPr>
-                <w:rFonts w:ascii="맑은 고딕" w:eastAsia="맑은 고딕" w:hAnsi="맑은 고딕"/>
-              </w:rPr>
-              <w:t>분류</w:t>
-            </w:r>
-            <w:proofErr w:type="spellEnd"/>
+            <w:r>
+              <w:rPr>
+                <w:rFonts w:ascii="맑은 고딕" w:eastAsia="맑은 고딕" w:hAnsi="맑은 고딕"/>
+              </w:rPr>
+              <w:t>요구사항 분류</w:t>
+            </w:r>
           </w:p>
         </w:tc>
         <w:tc>
@@ -9657,33 +8389,11 @@
                 <w:rFonts w:ascii="맑은 고딕" w:eastAsia="맑은 고딕" w:hAnsi="맑은 고딕"/>
               </w:rPr>
             </w:pPr>
-            <w:proofErr w:type="spellStart"/>
-            <w:r>
-              <w:rPr>
-                <w:rFonts w:ascii="맑은 고딕" w:eastAsia="맑은 고딕" w:hAnsi="맑은 고딕"/>
-              </w:rPr>
-              <w:t>일반</w:t>
-            </w:r>
-            <w:proofErr w:type="spellEnd"/>
-            <w:r>
-              <w:rPr>
-                <w:rFonts w:ascii="맑은 고딕" w:eastAsia="맑은 고딕" w:hAnsi="맑은 고딕"/>
-              </w:rPr>
-              <w:t xml:space="preserve"> </w:t>
-            </w:r>
-            <w:proofErr w:type="spellStart"/>
-            <w:r>
-              <w:rPr>
-                <w:rFonts w:ascii="맑은 고딕" w:eastAsia="맑은 고딕" w:hAnsi="맑은 고딕"/>
-              </w:rPr>
-              <w:t>요구사항</w:t>
-            </w:r>
-            <w:proofErr w:type="spellEnd"/>
-            <w:r>
-              <w:rPr>
-                <w:rFonts w:ascii="맑은 고딕" w:eastAsia="맑은 고딕" w:hAnsi="맑은 고딕"/>
-              </w:rPr>
-              <w:t xml:space="preserve"> (NMR)</w:t>
+            <w:r>
+              <w:rPr>
+                <w:rFonts w:ascii="맑은 고딕" w:eastAsia="맑은 고딕" w:hAnsi="맑은 고딕"/>
+              </w:rPr>
+              <w:t>일반 요구사항 (NMR)</w:t>
             </w:r>
           </w:p>
         </w:tc>
@@ -9699,14 +8409,12 @@
                 <w:rFonts w:ascii="맑은 고딕" w:eastAsia="맑은 고딕" w:hAnsi="맑은 고딕"/>
               </w:rPr>
             </w:pPr>
-            <w:proofErr w:type="spellStart"/>
             <w:r>
               <w:rPr>
                 <w:rFonts w:ascii="맑은 고딕" w:eastAsia="맑은 고딕" w:hAnsi="맑은 고딕"/>
               </w:rPr>
               <w:t>응답수준</w:t>
             </w:r>
-            <w:proofErr w:type="spellEnd"/>
           </w:p>
         </w:tc>
         <w:tc>
@@ -9719,14 +8427,12 @@
                 <w:rFonts w:ascii="맑은 고딕" w:eastAsia="맑은 고딕" w:hAnsi="맑은 고딕"/>
               </w:rPr>
             </w:pPr>
-            <w:proofErr w:type="spellStart"/>
             <w:r>
               <w:rPr>
                 <w:rFonts w:ascii="맑은 고딕" w:eastAsia="맑은 고딕" w:hAnsi="맑은 고딕"/>
               </w:rPr>
               <w:t>필수</w:t>
             </w:r>
-            <w:proofErr w:type="spellEnd"/>
           </w:p>
         </w:tc>
       </w:tr>
@@ -9741,14 +8447,12 @@
                 <w:rFonts w:ascii="맑은 고딕" w:eastAsia="맑은 고딕" w:hAnsi="맑은 고딕"/>
               </w:rPr>
             </w:pPr>
-            <w:proofErr w:type="spellStart"/>
             <w:r>
               <w:rPr>
                 <w:rFonts w:ascii="맑은 고딕" w:eastAsia="맑은 고딕" w:hAnsi="맑은 고딕"/>
               </w:rPr>
               <w:t>정의</w:t>
             </w:r>
-            <w:proofErr w:type="spellEnd"/>
           </w:p>
         </w:tc>
         <w:tc>
@@ -9783,28 +8487,12 @@
                 <w:rFonts w:ascii="맑은 고딕" w:eastAsia="맑은 고딕" w:hAnsi="맑은 고딕"/>
               </w:rPr>
             </w:pPr>
-            <w:proofErr w:type="spellStart"/>
-            <w:r>
-              <w:rPr>
-                <w:rFonts w:ascii="맑은 고딕" w:eastAsia="맑은 고딕" w:hAnsi="맑은 고딕"/>
-              </w:rPr>
-              <w:t>세부</w:t>
-            </w:r>
-            <w:proofErr w:type="spellEnd"/>
-            <w:r>
-              <w:rPr>
-                <w:rFonts w:ascii="맑은 고딕" w:eastAsia="맑은 고딕" w:hAnsi="맑은 고딕"/>
-              </w:rPr>
-              <w:t xml:space="preserve"> </w:t>
-            </w:r>
-            <w:proofErr w:type="spellStart"/>
-            <w:r>
-              <w:rPr>
-                <w:rFonts w:ascii="맑은 고딕" w:eastAsia="맑은 고딕" w:hAnsi="맑은 고딕"/>
-              </w:rPr>
-              <w:t>내용</w:t>
-            </w:r>
-            <w:proofErr w:type="spellEnd"/>
+            <w:r>
+              <w:rPr>
+                <w:rFonts w:ascii="맑은 고딕" w:eastAsia="맑은 고딕" w:hAnsi="맑은 고딕"/>
+              </w:rPr>
+              <w:t>세부 내용</w:t>
+            </w:r>
           </w:p>
         </w:tc>
         <w:tc>
@@ -9825,14 +8513,12 @@
                 <w:rFonts w:ascii="맑은 고딕" w:eastAsia="맑은 고딕" w:hAnsi="맑은 고딕"/>
               </w:rPr>
             </w:pPr>
-            <w:proofErr w:type="spellStart"/>
             <w:r>
               <w:rPr>
                 <w:rFonts w:ascii="맑은 고딕" w:eastAsia="맑은 고딕" w:hAnsi="맑은 고딕"/>
               </w:rPr>
               <w:t>산출물</w:t>
             </w:r>
-            <w:proofErr w:type="spellEnd"/>
           </w:p>
         </w:tc>
         <w:tc>
@@ -9913,28 +8599,12 @@
                 <w:rFonts w:ascii="맑은 고딕" w:eastAsia="맑은 고딕" w:hAnsi="맑은 고딕"/>
               </w:rPr>
             </w:pPr>
-            <w:proofErr w:type="spellStart"/>
-            <w:r>
-              <w:rPr>
-                <w:rFonts w:ascii="맑은 고딕" w:eastAsia="맑은 고딕" w:hAnsi="맑은 고딕"/>
-              </w:rPr>
-              <w:t>요구사항</w:t>
-            </w:r>
-            <w:proofErr w:type="spellEnd"/>
-            <w:r>
-              <w:rPr>
-                <w:rFonts w:ascii="맑은 고딕" w:eastAsia="맑은 고딕" w:hAnsi="맑은 고딕"/>
-              </w:rPr>
-              <w:t xml:space="preserve"> </w:t>
-            </w:r>
-            <w:proofErr w:type="spellStart"/>
-            <w:r>
-              <w:rPr>
-                <w:rFonts w:ascii="맑은 고딕" w:eastAsia="맑은 고딕" w:hAnsi="맑은 고딕"/>
-              </w:rPr>
-              <w:t>명칭</w:t>
-            </w:r>
-            <w:proofErr w:type="spellEnd"/>
+            <w:r>
+              <w:rPr>
+                <w:rFonts w:ascii="맑은 고딕" w:eastAsia="맑은 고딕" w:hAnsi="맑은 고딕"/>
+              </w:rPr>
+              <w:t>요구사항 명칭</w:t>
+            </w:r>
           </w:p>
         </w:tc>
         <w:tc>
@@ -9947,28 +8617,12 @@
                 <w:rFonts w:ascii="맑은 고딕" w:eastAsia="맑은 고딕" w:hAnsi="맑은 고딕"/>
               </w:rPr>
             </w:pPr>
-            <w:proofErr w:type="spellStart"/>
-            <w:r>
-              <w:rPr>
-                <w:rFonts w:ascii="맑은 고딕" w:eastAsia="맑은 고딕" w:hAnsi="맑은 고딕"/>
-              </w:rPr>
-              <w:t>보안규정</w:t>
-            </w:r>
-            <w:proofErr w:type="spellEnd"/>
-            <w:r>
-              <w:rPr>
-                <w:rFonts w:ascii="맑은 고딕" w:eastAsia="맑은 고딕" w:hAnsi="맑은 고딕"/>
-              </w:rPr>
-              <w:t xml:space="preserve"> </w:t>
-            </w:r>
-            <w:proofErr w:type="spellStart"/>
-            <w:r>
-              <w:rPr>
-                <w:rFonts w:ascii="맑은 고딕" w:eastAsia="맑은 고딕" w:hAnsi="맑은 고딕"/>
-              </w:rPr>
-              <w:t>준수</w:t>
-            </w:r>
-            <w:proofErr w:type="spellEnd"/>
+            <w:r>
+              <w:rPr>
+                <w:rFonts w:ascii="맑은 고딕" w:eastAsia="맑은 고딕" w:hAnsi="맑은 고딕"/>
+              </w:rPr>
+              <w:t>보안규정 준수</w:t>
+            </w:r>
           </w:p>
         </w:tc>
       </w:tr>
@@ -9986,28 +8640,12 @@
                 <w:rFonts w:ascii="맑은 고딕" w:eastAsia="맑은 고딕" w:hAnsi="맑은 고딕"/>
               </w:rPr>
             </w:pPr>
-            <w:proofErr w:type="spellStart"/>
-            <w:r>
-              <w:rPr>
-                <w:rFonts w:ascii="맑은 고딕" w:eastAsia="맑은 고딕" w:hAnsi="맑은 고딕"/>
-              </w:rPr>
-              <w:t>요구사항</w:t>
-            </w:r>
-            <w:proofErr w:type="spellEnd"/>
-            <w:r>
-              <w:rPr>
-                <w:rFonts w:ascii="맑은 고딕" w:eastAsia="맑은 고딕" w:hAnsi="맑은 고딕"/>
-              </w:rPr>
-              <w:t xml:space="preserve"> </w:t>
-            </w:r>
-            <w:proofErr w:type="spellStart"/>
-            <w:r>
-              <w:rPr>
-                <w:rFonts w:ascii="맑은 고딕" w:eastAsia="맑은 고딕" w:hAnsi="맑은 고딕"/>
-              </w:rPr>
-              <w:t>분류</w:t>
-            </w:r>
-            <w:proofErr w:type="spellEnd"/>
+            <w:r>
+              <w:rPr>
+                <w:rFonts w:ascii="맑은 고딕" w:eastAsia="맑은 고딕" w:hAnsi="맑은 고딕"/>
+              </w:rPr>
+              <w:t>요구사항 분류</w:t>
+            </w:r>
           </w:p>
         </w:tc>
         <w:tc>
@@ -10020,33 +8658,11 @@
                 <w:rFonts w:ascii="맑은 고딕" w:eastAsia="맑은 고딕" w:hAnsi="맑은 고딕"/>
               </w:rPr>
             </w:pPr>
-            <w:proofErr w:type="spellStart"/>
-            <w:r>
-              <w:rPr>
-                <w:rFonts w:ascii="맑은 고딕" w:eastAsia="맑은 고딕" w:hAnsi="맑은 고딕"/>
-              </w:rPr>
-              <w:t>보안</w:t>
-            </w:r>
-            <w:proofErr w:type="spellEnd"/>
-            <w:r>
-              <w:rPr>
-                <w:rFonts w:ascii="맑은 고딕" w:eastAsia="맑은 고딕" w:hAnsi="맑은 고딕"/>
-              </w:rPr>
-              <w:t xml:space="preserve"> </w:t>
-            </w:r>
-            <w:proofErr w:type="spellStart"/>
-            <w:r>
-              <w:rPr>
-                <w:rFonts w:ascii="맑은 고딕" w:eastAsia="맑은 고딕" w:hAnsi="맑은 고딕"/>
-              </w:rPr>
-              <w:t>요구사항</w:t>
-            </w:r>
-            <w:proofErr w:type="spellEnd"/>
-            <w:r>
-              <w:rPr>
-                <w:rFonts w:ascii="맑은 고딕" w:eastAsia="맑은 고딕" w:hAnsi="맑은 고딕"/>
-              </w:rPr>
-              <w:t xml:space="preserve"> (SER)</w:t>
+            <w:r>
+              <w:rPr>
+                <w:rFonts w:ascii="맑은 고딕" w:eastAsia="맑은 고딕" w:hAnsi="맑은 고딕"/>
+              </w:rPr>
+              <w:t>보안 요구사항 (SER)</w:t>
             </w:r>
           </w:p>
         </w:tc>
@@ -10065,14 +8681,12 @@
                 <w:rFonts w:ascii="맑은 고딕" w:eastAsia="맑은 고딕" w:hAnsi="맑은 고딕"/>
               </w:rPr>
             </w:pPr>
-            <w:proofErr w:type="spellStart"/>
             <w:r>
               <w:rPr>
                 <w:rFonts w:ascii="맑은 고딕" w:eastAsia="맑은 고딕" w:hAnsi="맑은 고딕"/>
               </w:rPr>
               <w:t>응답수준</w:t>
             </w:r>
-            <w:proofErr w:type="spellEnd"/>
           </w:p>
         </w:tc>
         <w:tc>
@@ -10085,14 +8699,12 @@
                 <w:rFonts w:ascii="맑은 고딕" w:eastAsia="맑은 고딕" w:hAnsi="맑은 고딕"/>
               </w:rPr>
             </w:pPr>
-            <w:proofErr w:type="spellStart"/>
             <w:r>
               <w:rPr>
                 <w:rFonts w:ascii="맑은 고딕" w:eastAsia="맑은 고딕" w:hAnsi="맑은 고딕"/>
               </w:rPr>
               <w:t>필수</w:t>
             </w:r>
-            <w:proofErr w:type="spellEnd"/>
           </w:p>
         </w:tc>
       </w:tr>
@@ -10110,14 +8722,12 @@
                 <w:rFonts w:ascii="맑은 고딕" w:eastAsia="맑은 고딕" w:hAnsi="맑은 고딕"/>
               </w:rPr>
             </w:pPr>
-            <w:proofErr w:type="spellStart"/>
             <w:r>
               <w:rPr>
                 <w:rFonts w:ascii="맑은 고딕" w:eastAsia="맑은 고딕" w:hAnsi="맑은 고딕"/>
               </w:rPr>
               <w:t>정의</w:t>
             </w:r>
-            <w:proofErr w:type="spellEnd"/>
           </w:p>
         </w:tc>
         <w:tc>
@@ -10155,28 +8765,12 @@
                 <w:rFonts w:ascii="맑은 고딕" w:eastAsia="맑은 고딕" w:hAnsi="맑은 고딕"/>
               </w:rPr>
             </w:pPr>
-            <w:proofErr w:type="spellStart"/>
-            <w:r>
-              <w:rPr>
-                <w:rFonts w:ascii="맑은 고딕" w:eastAsia="맑은 고딕" w:hAnsi="맑은 고딕"/>
-              </w:rPr>
-              <w:t>세부</w:t>
-            </w:r>
-            <w:proofErr w:type="spellEnd"/>
-            <w:r>
-              <w:rPr>
-                <w:rFonts w:ascii="맑은 고딕" w:eastAsia="맑은 고딕" w:hAnsi="맑은 고딕"/>
-              </w:rPr>
-              <w:t xml:space="preserve"> </w:t>
-            </w:r>
-            <w:proofErr w:type="spellStart"/>
-            <w:r>
-              <w:rPr>
-                <w:rFonts w:ascii="맑은 고딕" w:eastAsia="맑은 고딕" w:hAnsi="맑은 고딕"/>
-              </w:rPr>
-              <w:t>내용</w:t>
-            </w:r>
-            <w:proofErr w:type="spellEnd"/>
+            <w:r>
+              <w:rPr>
+                <w:rFonts w:ascii="맑은 고딕" w:eastAsia="맑은 고딕" w:hAnsi="맑은 고딕"/>
+              </w:rPr>
+              <w:t>세부 내용</w:t>
+            </w:r>
           </w:p>
         </w:tc>
         <w:tc>
@@ -10200,14 +8794,12 @@
                 <w:rFonts w:ascii="맑은 고딕" w:eastAsia="맑은 고딕" w:hAnsi="맑은 고딕"/>
               </w:rPr>
             </w:pPr>
-            <w:proofErr w:type="spellStart"/>
             <w:r>
               <w:rPr>
                 <w:rFonts w:ascii="맑은 고딕" w:eastAsia="맑은 고딕" w:hAnsi="맑은 고딕"/>
               </w:rPr>
               <w:t>산출물</w:t>
             </w:r>
-            <w:proofErr w:type="spellEnd"/>
           </w:p>
         </w:tc>
         <w:tc>
@@ -10288,28 +8880,12 @@
                 <w:rFonts w:ascii="맑은 고딕" w:eastAsia="맑은 고딕" w:hAnsi="맑은 고딕"/>
               </w:rPr>
             </w:pPr>
-            <w:proofErr w:type="spellStart"/>
-            <w:r>
-              <w:rPr>
-                <w:rFonts w:ascii="맑은 고딕" w:eastAsia="맑은 고딕" w:hAnsi="맑은 고딕"/>
-              </w:rPr>
-              <w:t>요구사항</w:t>
-            </w:r>
-            <w:proofErr w:type="spellEnd"/>
-            <w:r>
-              <w:rPr>
-                <w:rFonts w:ascii="맑은 고딕" w:eastAsia="맑은 고딕" w:hAnsi="맑은 고딕"/>
-              </w:rPr>
-              <w:t xml:space="preserve"> </w:t>
-            </w:r>
-            <w:proofErr w:type="spellStart"/>
-            <w:r>
-              <w:rPr>
-                <w:rFonts w:ascii="맑은 고딕" w:eastAsia="맑은 고딕" w:hAnsi="맑은 고딕"/>
-              </w:rPr>
-              <w:t>명칭</w:t>
-            </w:r>
-            <w:proofErr w:type="spellEnd"/>
+            <w:r>
+              <w:rPr>
+                <w:rFonts w:ascii="맑은 고딕" w:eastAsia="맑은 고딕" w:hAnsi="맑은 고딕"/>
+              </w:rPr>
+              <w:t>요구사항 명칭</w:t>
+            </w:r>
           </w:p>
         </w:tc>
         <w:tc>
@@ -10347,28 +8923,12 @@
                 <w:rFonts w:ascii="맑은 고딕" w:eastAsia="맑은 고딕" w:hAnsi="맑은 고딕"/>
               </w:rPr>
             </w:pPr>
-            <w:proofErr w:type="spellStart"/>
-            <w:r>
-              <w:rPr>
-                <w:rFonts w:ascii="맑은 고딕" w:eastAsia="맑은 고딕" w:hAnsi="맑은 고딕"/>
-              </w:rPr>
-              <w:t>요구사항</w:t>
-            </w:r>
-            <w:proofErr w:type="spellEnd"/>
-            <w:r>
-              <w:rPr>
-                <w:rFonts w:ascii="맑은 고딕" w:eastAsia="맑은 고딕" w:hAnsi="맑은 고딕"/>
-              </w:rPr>
-              <w:t xml:space="preserve"> </w:t>
-            </w:r>
-            <w:proofErr w:type="spellStart"/>
-            <w:r>
-              <w:rPr>
-                <w:rFonts w:ascii="맑은 고딕" w:eastAsia="맑은 고딕" w:hAnsi="맑은 고딕"/>
-              </w:rPr>
-              <w:t>분류</w:t>
-            </w:r>
-            <w:proofErr w:type="spellEnd"/>
+            <w:r>
+              <w:rPr>
+                <w:rFonts w:ascii="맑은 고딕" w:eastAsia="맑은 고딕" w:hAnsi="맑은 고딕"/>
+              </w:rPr>
+              <w:t>요구사항 분류</w:t>
+            </w:r>
           </w:p>
         </w:tc>
         <w:tc>
@@ -10381,33 +8941,11 @@
                 <w:rFonts w:ascii="맑은 고딕" w:eastAsia="맑은 고딕" w:hAnsi="맑은 고딕"/>
               </w:rPr>
             </w:pPr>
-            <w:proofErr w:type="spellStart"/>
-            <w:r>
-              <w:rPr>
-                <w:rFonts w:ascii="맑은 고딕" w:eastAsia="맑은 고딕" w:hAnsi="맑은 고딕"/>
-              </w:rPr>
-              <w:t>보안</w:t>
-            </w:r>
-            <w:proofErr w:type="spellEnd"/>
-            <w:r>
-              <w:rPr>
-                <w:rFonts w:ascii="맑은 고딕" w:eastAsia="맑은 고딕" w:hAnsi="맑은 고딕"/>
-              </w:rPr>
-              <w:t xml:space="preserve"> </w:t>
-            </w:r>
-            <w:proofErr w:type="spellStart"/>
-            <w:r>
-              <w:rPr>
-                <w:rFonts w:ascii="맑은 고딕" w:eastAsia="맑은 고딕" w:hAnsi="맑은 고딕"/>
-              </w:rPr>
-              <w:t>요구사항</w:t>
-            </w:r>
-            <w:proofErr w:type="spellEnd"/>
-            <w:r>
-              <w:rPr>
-                <w:rFonts w:ascii="맑은 고딕" w:eastAsia="맑은 고딕" w:hAnsi="맑은 고딕"/>
-              </w:rPr>
-              <w:t xml:space="preserve"> (SER)</w:t>
+            <w:r>
+              <w:rPr>
+                <w:rFonts w:ascii="맑은 고딕" w:eastAsia="맑은 고딕" w:hAnsi="맑은 고딕"/>
+              </w:rPr>
+              <w:t>보안 요구사항 (SER)</w:t>
             </w:r>
           </w:p>
         </w:tc>
@@ -10426,14 +8964,12 @@
                 <w:rFonts w:ascii="맑은 고딕" w:eastAsia="맑은 고딕" w:hAnsi="맑은 고딕"/>
               </w:rPr>
             </w:pPr>
-            <w:proofErr w:type="spellStart"/>
             <w:r>
               <w:rPr>
                 <w:rFonts w:ascii="맑은 고딕" w:eastAsia="맑은 고딕" w:hAnsi="맑은 고딕"/>
               </w:rPr>
               <w:t>응답수준</w:t>
             </w:r>
-            <w:proofErr w:type="spellEnd"/>
           </w:p>
         </w:tc>
         <w:tc>
@@ -10446,14 +8982,12 @@
                 <w:rFonts w:ascii="맑은 고딕" w:eastAsia="맑은 고딕" w:hAnsi="맑은 고딕"/>
               </w:rPr>
             </w:pPr>
-            <w:proofErr w:type="spellStart"/>
             <w:r>
               <w:rPr>
                 <w:rFonts w:ascii="맑은 고딕" w:eastAsia="맑은 고딕" w:hAnsi="맑은 고딕"/>
               </w:rPr>
               <w:t>필수</w:t>
             </w:r>
-            <w:proofErr w:type="spellEnd"/>
           </w:p>
         </w:tc>
       </w:tr>
@@ -10471,14 +9005,12 @@
                 <w:rFonts w:ascii="맑은 고딕" w:eastAsia="맑은 고딕" w:hAnsi="맑은 고딕"/>
               </w:rPr>
             </w:pPr>
-            <w:proofErr w:type="spellStart"/>
             <w:r>
               <w:rPr>
                 <w:rFonts w:ascii="맑은 고딕" w:eastAsia="맑은 고딕" w:hAnsi="맑은 고딕"/>
               </w:rPr>
               <w:t>정의</w:t>
             </w:r>
-            <w:proofErr w:type="spellEnd"/>
           </w:p>
         </w:tc>
         <w:tc>
@@ -10516,28 +9048,12 @@
                 <w:rFonts w:ascii="맑은 고딕" w:eastAsia="맑은 고딕" w:hAnsi="맑은 고딕"/>
               </w:rPr>
             </w:pPr>
-            <w:proofErr w:type="spellStart"/>
-            <w:r>
-              <w:rPr>
-                <w:rFonts w:ascii="맑은 고딕" w:eastAsia="맑은 고딕" w:hAnsi="맑은 고딕"/>
-              </w:rPr>
-              <w:t>세부</w:t>
-            </w:r>
-            <w:proofErr w:type="spellEnd"/>
-            <w:r>
-              <w:rPr>
-                <w:rFonts w:ascii="맑은 고딕" w:eastAsia="맑은 고딕" w:hAnsi="맑은 고딕"/>
-              </w:rPr>
-              <w:t xml:space="preserve"> </w:t>
-            </w:r>
-            <w:proofErr w:type="spellStart"/>
-            <w:r>
-              <w:rPr>
-                <w:rFonts w:ascii="맑은 고딕" w:eastAsia="맑은 고딕" w:hAnsi="맑은 고딕"/>
-              </w:rPr>
-              <w:t>내용</w:t>
-            </w:r>
-            <w:proofErr w:type="spellEnd"/>
+            <w:r>
+              <w:rPr>
+                <w:rFonts w:ascii="맑은 고딕" w:eastAsia="맑은 고딕" w:hAnsi="맑은 고딕"/>
+              </w:rPr>
+              <w:t>세부 내용</w:t>
+            </w:r>
           </w:p>
         </w:tc>
         <w:tc>
@@ -10561,7 +9077,6 @@
                 <w:rFonts w:ascii="맑은 고딕" w:eastAsia="맑은 고딕" w:hAnsi="맑은 고딕"/>
               </w:rPr>
             </w:pPr>
-            <w:proofErr w:type="spellStart"/>
             <w:r>
               <w:rPr>
                 <w:rFonts w:ascii="맑은 고딕" w:eastAsia="맑은 고딕" w:hAnsi="맑은 고딕"/>
@@ -10569,7 +9084,6 @@
               <w:lastRenderedPageBreak/>
               <w:t>산출물</w:t>
             </w:r>
-            <w:proofErr w:type="spellEnd"/>
           </w:p>
         </w:tc>
         <w:tc>
@@ -10588,23 +9102,7 @@
                 <w:rFonts w:ascii="맑은 고딕" w:eastAsia="맑은 고딕" w:hAnsi="맑은 고딕"/>
                 <w:lang w:eastAsia="ko-KR"/>
               </w:rPr>
-              <w:t xml:space="preserve">원격지 개발 환경 보안 </w:t>
-            </w:r>
-            <w:proofErr w:type="spellStart"/>
-            <w:r>
-              <w:rPr>
-                <w:rFonts w:ascii="맑은 고딕" w:eastAsia="맑은 고딕" w:hAnsi="맑은 고딕"/>
-                <w:lang w:eastAsia="ko-KR"/>
-              </w:rPr>
-              <w:t>점검표</w:t>
-            </w:r>
-            <w:proofErr w:type="spellEnd"/>
-            <w:r>
-              <w:rPr>
-                <w:rFonts w:ascii="맑은 고딕" w:eastAsia="맑은 고딕" w:hAnsi="맑은 고딕"/>
-                <w:lang w:eastAsia="ko-KR"/>
-              </w:rPr>
-              <w:t>, 출입 통제 대장</w:t>
+              <w:t>원격지 개발 환경 보안 점검표, 출입 통제 대장</w:t>
             </w:r>
           </w:p>
         </w:tc>
@@ -10666,28 +9164,12 @@
                 <w:rFonts w:ascii="맑은 고딕" w:eastAsia="맑은 고딕" w:hAnsi="맑은 고딕"/>
               </w:rPr>
             </w:pPr>
-            <w:proofErr w:type="spellStart"/>
-            <w:r>
-              <w:rPr>
-                <w:rFonts w:ascii="맑은 고딕" w:eastAsia="맑은 고딕" w:hAnsi="맑은 고딕"/>
-              </w:rPr>
-              <w:t>요구사항</w:t>
-            </w:r>
-            <w:proofErr w:type="spellEnd"/>
-            <w:r>
-              <w:rPr>
-                <w:rFonts w:ascii="맑은 고딕" w:eastAsia="맑은 고딕" w:hAnsi="맑은 고딕"/>
-              </w:rPr>
-              <w:t xml:space="preserve"> </w:t>
-            </w:r>
-            <w:proofErr w:type="spellStart"/>
-            <w:r>
-              <w:rPr>
-                <w:rFonts w:ascii="맑은 고딕" w:eastAsia="맑은 고딕" w:hAnsi="맑은 고딕"/>
-              </w:rPr>
-              <w:t>명칭</w:t>
-            </w:r>
-            <w:proofErr w:type="spellEnd"/>
+            <w:r>
+              <w:rPr>
+                <w:rFonts w:ascii="맑은 고딕" w:eastAsia="맑은 고딕" w:hAnsi="맑은 고딕"/>
+              </w:rPr>
+              <w:t>요구사항 명칭</w:t>
+            </w:r>
           </w:p>
         </w:tc>
         <w:tc>
@@ -10725,28 +9207,12 @@
                 <w:rFonts w:ascii="맑은 고딕" w:eastAsia="맑은 고딕" w:hAnsi="맑은 고딕"/>
               </w:rPr>
             </w:pPr>
-            <w:proofErr w:type="spellStart"/>
-            <w:r>
-              <w:rPr>
-                <w:rFonts w:ascii="맑은 고딕" w:eastAsia="맑은 고딕" w:hAnsi="맑은 고딕"/>
-              </w:rPr>
-              <w:t>요구사항</w:t>
-            </w:r>
-            <w:proofErr w:type="spellEnd"/>
-            <w:r>
-              <w:rPr>
-                <w:rFonts w:ascii="맑은 고딕" w:eastAsia="맑은 고딕" w:hAnsi="맑은 고딕"/>
-              </w:rPr>
-              <w:t xml:space="preserve"> </w:t>
-            </w:r>
-            <w:proofErr w:type="spellStart"/>
-            <w:r>
-              <w:rPr>
-                <w:rFonts w:ascii="맑은 고딕" w:eastAsia="맑은 고딕" w:hAnsi="맑은 고딕"/>
-              </w:rPr>
-              <w:t>분류</w:t>
-            </w:r>
-            <w:proofErr w:type="spellEnd"/>
+            <w:r>
+              <w:rPr>
+                <w:rFonts w:ascii="맑은 고딕" w:eastAsia="맑은 고딕" w:hAnsi="맑은 고딕"/>
+              </w:rPr>
+              <w:t>요구사항 분류</w:t>
+            </w:r>
           </w:p>
         </w:tc>
         <w:tc>
@@ -10759,33 +9225,11 @@
                 <w:rFonts w:ascii="맑은 고딕" w:eastAsia="맑은 고딕" w:hAnsi="맑은 고딕"/>
               </w:rPr>
             </w:pPr>
-            <w:proofErr w:type="spellStart"/>
-            <w:r>
-              <w:rPr>
-                <w:rFonts w:ascii="맑은 고딕" w:eastAsia="맑은 고딕" w:hAnsi="맑은 고딕"/>
-              </w:rPr>
-              <w:t>보안</w:t>
-            </w:r>
-            <w:proofErr w:type="spellEnd"/>
-            <w:r>
-              <w:rPr>
-                <w:rFonts w:ascii="맑은 고딕" w:eastAsia="맑은 고딕" w:hAnsi="맑은 고딕"/>
-              </w:rPr>
-              <w:t xml:space="preserve"> </w:t>
-            </w:r>
-            <w:proofErr w:type="spellStart"/>
-            <w:r>
-              <w:rPr>
-                <w:rFonts w:ascii="맑은 고딕" w:eastAsia="맑은 고딕" w:hAnsi="맑은 고딕"/>
-              </w:rPr>
-              <w:t>요구사항</w:t>
-            </w:r>
-            <w:proofErr w:type="spellEnd"/>
-            <w:r>
-              <w:rPr>
-                <w:rFonts w:ascii="맑은 고딕" w:eastAsia="맑은 고딕" w:hAnsi="맑은 고딕"/>
-              </w:rPr>
-              <w:t xml:space="preserve"> (SER)</w:t>
+            <w:r>
+              <w:rPr>
+                <w:rFonts w:ascii="맑은 고딕" w:eastAsia="맑은 고딕" w:hAnsi="맑은 고딕"/>
+              </w:rPr>
+              <w:t>보안 요구사항 (SER)</w:t>
             </w:r>
           </w:p>
         </w:tc>
@@ -10804,14 +9248,12 @@
                 <w:rFonts w:ascii="맑은 고딕" w:eastAsia="맑은 고딕" w:hAnsi="맑은 고딕"/>
               </w:rPr>
             </w:pPr>
-            <w:proofErr w:type="spellStart"/>
             <w:r>
               <w:rPr>
                 <w:rFonts w:ascii="맑은 고딕" w:eastAsia="맑은 고딕" w:hAnsi="맑은 고딕"/>
               </w:rPr>
               <w:t>응답수준</w:t>
             </w:r>
-            <w:proofErr w:type="spellEnd"/>
           </w:p>
         </w:tc>
         <w:tc>
@@ -10824,14 +9266,12 @@
                 <w:rFonts w:ascii="맑은 고딕" w:eastAsia="맑은 고딕" w:hAnsi="맑은 고딕"/>
               </w:rPr>
             </w:pPr>
-            <w:proofErr w:type="spellStart"/>
             <w:r>
               <w:rPr>
                 <w:rFonts w:ascii="맑은 고딕" w:eastAsia="맑은 고딕" w:hAnsi="맑은 고딕"/>
               </w:rPr>
               <w:t>필수</w:t>
             </w:r>
-            <w:proofErr w:type="spellEnd"/>
           </w:p>
         </w:tc>
       </w:tr>
@@ -10849,14 +9289,12 @@
                 <w:rFonts w:ascii="맑은 고딕" w:eastAsia="맑은 고딕" w:hAnsi="맑은 고딕"/>
               </w:rPr>
             </w:pPr>
-            <w:proofErr w:type="spellStart"/>
             <w:r>
               <w:rPr>
                 <w:rFonts w:ascii="맑은 고딕" w:eastAsia="맑은 고딕" w:hAnsi="맑은 고딕"/>
               </w:rPr>
               <w:t>정의</w:t>
             </w:r>
-            <w:proofErr w:type="spellEnd"/>
           </w:p>
         </w:tc>
         <w:tc>
@@ -10894,28 +9332,12 @@
                 <w:rFonts w:ascii="맑은 고딕" w:eastAsia="맑은 고딕" w:hAnsi="맑은 고딕"/>
               </w:rPr>
             </w:pPr>
-            <w:proofErr w:type="spellStart"/>
-            <w:r>
-              <w:rPr>
-                <w:rFonts w:ascii="맑은 고딕" w:eastAsia="맑은 고딕" w:hAnsi="맑은 고딕"/>
-              </w:rPr>
-              <w:t>세부</w:t>
-            </w:r>
-            <w:proofErr w:type="spellEnd"/>
-            <w:r>
-              <w:rPr>
-                <w:rFonts w:ascii="맑은 고딕" w:eastAsia="맑은 고딕" w:hAnsi="맑은 고딕"/>
-              </w:rPr>
-              <w:t xml:space="preserve"> </w:t>
-            </w:r>
-            <w:proofErr w:type="spellStart"/>
-            <w:r>
-              <w:rPr>
-                <w:rFonts w:ascii="맑은 고딕" w:eastAsia="맑은 고딕" w:hAnsi="맑은 고딕"/>
-              </w:rPr>
-              <w:t>내용</w:t>
-            </w:r>
-            <w:proofErr w:type="spellEnd"/>
+            <w:r>
+              <w:rPr>
+                <w:rFonts w:ascii="맑은 고딕" w:eastAsia="맑은 고딕" w:hAnsi="맑은 고딕"/>
+              </w:rPr>
+              <w:t>세부 내용</w:t>
+            </w:r>
           </w:p>
         </w:tc>
         <w:tc>
@@ -10939,14 +9361,12 @@
                 <w:rFonts w:ascii="맑은 고딕" w:eastAsia="맑은 고딕" w:hAnsi="맑은 고딕"/>
               </w:rPr>
             </w:pPr>
-            <w:proofErr w:type="spellStart"/>
             <w:r>
               <w:rPr>
                 <w:rFonts w:ascii="맑은 고딕" w:eastAsia="맑은 고딕" w:hAnsi="맑은 고딕"/>
               </w:rPr>
               <w:t>산출물</w:t>
             </w:r>
-            <w:proofErr w:type="spellEnd"/>
           </w:p>
         </w:tc>
         <w:tc>
@@ -11027,28 +9447,12 @@
                 <w:rFonts w:ascii="맑은 고딕" w:eastAsia="맑은 고딕" w:hAnsi="맑은 고딕"/>
               </w:rPr>
             </w:pPr>
-            <w:proofErr w:type="spellStart"/>
-            <w:r>
-              <w:rPr>
-                <w:rFonts w:ascii="맑은 고딕" w:eastAsia="맑은 고딕" w:hAnsi="맑은 고딕"/>
-              </w:rPr>
-              <w:t>요구사항</w:t>
-            </w:r>
-            <w:proofErr w:type="spellEnd"/>
-            <w:r>
-              <w:rPr>
-                <w:rFonts w:ascii="맑은 고딕" w:eastAsia="맑은 고딕" w:hAnsi="맑은 고딕"/>
-              </w:rPr>
-              <w:t xml:space="preserve"> </w:t>
-            </w:r>
-            <w:proofErr w:type="spellStart"/>
-            <w:r>
-              <w:rPr>
-                <w:rFonts w:ascii="맑은 고딕" w:eastAsia="맑은 고딕" w:hAnsi="맑은 고딕"/>
-              </w:rPr>
-              <w:t>명칭</w:t>
-            </w:r>
-            <w:proofErr w:type="spellEnd"/>
+            <w:r>
+              <w:rPr>
+                <w:rFonts w:ascii="맑은 고딕" w:eastAsia="맑은 고딕" w:hAnsi="맑은 고딕"/>
+              </w:rPr>
+              <w:t>요구사항 명칭</w:t>
+            </w:r>
           </w:p>
         </w:tc>
         <w:tc>
@@ -11086,28 +9490,12 @@
                 <w:rFonts w:ascii="맑은 고딕" w:eastAsia="맑은 고딕" w:hAnsi="맑은 고딕"/>
               </w:rPr>
             </w:pPr>
-            <w:proofErr w:type="spellStart"/>
-            <w:r>
-              <w:rPr>
-                <w:rFonts w:ascii="맑은 고딕" w:eastAsia="맑은 고딕" w:hAnsi="맑은 고딕"/>
-              </w:rPr>
-              <w:t>요구사항</w:t>
-            </w:r>
-            <w:proofErr w:type="spellEnd"/>
-            <w:r>
-              <w:rPr>
-                <w:rFonts w:ascii="맑은 고딕" w:eastAsia="맑은 고딕" w:hAnsi="맑은 고딕"/>
-              </w:rPr>
-              <w:t xml:space="preserve"> </w:t>
-            </w:r>
-            <w:proofErr w:type="spellStart"/>
-            <w:r>
-              <w:rPr>
-                <w:rFonts w:ascii="맑은 고딕" w:eastAsia="맑은 고딕" w:hAnsi="맑은 고딕"/>
-              </w:rPr>
-              <w:t>분류</w:t>
-            </w:r>
-            <w:proofErr w:type="spellEnd"/>
+            <w:r>
+              <w:rPr>
+                <w:rFonts w:ascii="맑은 고딕" w:eastAsia="맑은 고딕" w:hAnsi="맑은 고딕"/>
+              </w:rPr>
+              <w:t>요구사항 분류</w:t>
+            </w:r>
           </w:p>
         </w:tc>
         <w:tc>
@@ -11145,14 +9533,12 @@
                 <w:rFonts w:ascii="맑은 고딕" w:eastAsia="맑은 고딕" w:hAnsi="맑은 고딕"/>
               </w:rPr>
             </w:pPr>
-            <w:proofErr w:type="spellStart"/>
             <w:r>
               <w:rPr>
                 <w:rFonts w:ascii="맑은 고딕" w:eastAsia="맑은 고딕" w:hAnsi="맑은 고딕"/>
               </w:rPr>
               <w:t>응답수준</w:t>
             </w:r>
-            <w:proofErr w:type="spellEnd"/>
           </w:p>
         </w:tc>
         <w:tc>
@@ -11165,14 +9551,12 @@
                 <w:rFonts w:ascii="맑은 고딕" w:eastAsia="맑은 고딕" w:hAnsi="맑은 고딕"/>
               </w:rPr>
             </w:pPr>
-            <w:proofErr w:type="spellStart"/>
             <w:r>
               <w:rPr>
                 <w:rFonts w:ascii="맑은 고딕" w:eastAsia="맑은 고딕" w:hAnsi="맑은 고딕"/>
               </w:rPr>
               <w:t>필수</w:t>
             </w:r>
-            <w:proofErr w:type="spellEnd"/>
           </w:p>
         </w:tc>
       </w:tr>
@@ -11190,14 +9574,12 @@
                 <w:rFonts w:ascii="맑은 고딕" w:eastAsia="맑은 고딕" w:hAnsi="맑은 고딕"/>
               </w:rPr>
             </w:pPr>
-            <w:proofErr w:type="spellStart"/>
             <w:r>
               <w:rPr>
                 <w:rFonts w:ascii="맑은 고딕" w:eastAsia="맑은 고딕" w:hAnsi="맑은 고딕"/>
               </w:rPr>
               <w:t>정의</w:t>
             </w:r>
-            <w:proofErr w:type="spellEnd"/>
           </w:p>
         </w:tc>
         <w:tc>
@@ -11235,28 +9617,12 @@
                 <w:rFonts w:ascii="맑은 고딕" w:eastAsia="맑은 고딕" w:hAnsi="맑은 고딕"/>
               </w:rPr>
             </w:pPr>
-            <w:proofErr w:type="spellStart"/>
-            <w:r>
-              <w:rPr>
-                <w:rFonts w:ascii="맑은 고딕" w:eastAsia="맑은 고딕" w:hAnsi="맑은 고딕"/>
-              </w:rPr>
-              <w:t>세부</w:t>
-            </w:r>
-            <w:proofErr w:type="spellEnd"/>
-            <w:r>
-              <w:rPr>
-                <w:rFonts w:ascii="맑은 고딕" w:eastAsia="맑은 고딕" w:hAnsi="맑은 고딕"/>
-              </w:rPr>
-              <w:t xml:space="preserve"> </w:t>
-            </w:r>
-            <w:proofErr w:type="spellStart"/>
-            <w:r>
-              <w:rPr>
-                <w:rFonts w:ascii="맑은 고딕" w:eastAsia="맑은 고딕" w:hAnsi="맑은 고딕"/>
-              </w:rPr>
-              <w:t>내용</w:t>
-            </w:r>
-            <w:proofErr w:type="spellEnd"/>
+            <w:r>
+              <w:rPr>
+                <w:rFonts w:ascii="맑은 고딕" w:eastAsia="맑은 고딕" w:hAnsi="맑은 고딕"/>
+              </w:rPr>
+              <w:t>세부 내용</w:t>
+            </w:r>
           </w:p>
         </w:tc>
         <w:tc>
@@ -11280,14 +9646,12 @@
                 <w:rFonts w:ascii="맑은 고딕" w:eastAsia="맑은 고딕" w:hAnsi="맑은 고딕"/>
               </w:rPr>
             </w:pPr>
-            <w:proofErr w:type="spellStart"/>
             <w:r>
               <w:rPr>
                 <w:rFonts w:ascii="맑은 고딕" w:eastAsia="맑은 고딕" w:hAnsi="맑은 고딕"/>
               </w:rPr>
               <w:t>산출물</w:t>
             </w:r>
-            <w:proofErr w:type="spellEnd"/>
           </w:p>
         </w:tc>
         <w:tc>
@@ -11368,28 +9732,12 @@
                 <w:rFonts w:ascii="맑은 고딕" w:eastAsia="맑은 고딕" w:hAnsi="맑은 고딕"/>
               </w:rPr>
             </w:pPr>
-            <w:proofErr w:type="spellStart"/>
-            <w:r>
-              <w:rPr>
-                <w:rFonts w:ascii="맑은 고딕" w:eastAsia="맑은 고딕" w:hAnsi="맑은 고딕"/>
-              </w:rPr>
-              <w:t>요구사항</w:t>
-            </w:r>
-            <w:proofErr w:type="spellEnd"/>
-            <w:r>
-              <w:rPr>
-                <w:rFonts w:ascii="맑은 고딕" w:eastAsia="맑은 고딕" w:hAnsi="맑은 고딕"/>
-              </w:rPr>
-              <w:t xml:space="preserve"> </w:t>
-            </w:r>
-            <w:proofErr w:type="spellStart"/>
-            <w:r>
-              <w:rPr>
-                <w:rFonts w:ascii="맑은 고딕" w:eastAsia="맑은 고딕" w:hAnsi="맑은 고딕"/>
-              </w:rPr>
-              <w:t>명칭</w:t>
-            </w:r>
-            <w:proofErr w:type="spellEnd"/>
+            <w:r>
+              <w:rPr>
+                <w:rFonts w:ascii="맑은 고딕" w:eastAsia="맑은 고딕" w:hAnsi="맑은 고딕"/>
+              </w:rPr>
+              <w:t>요구사항 명칭</w:t>
+            </w:r>
           </w:p>
         </w:tc>
         <w:tc>
@@ -11402,28 +9750,12 @@
                 <w:rFonts w:ascii="맑은 고딕" w:eastAsia="맑은 고딕" w:hAnsi="맑은 고딕"/>
               </w:rPr>
             </w:pPr>
-            <w:proofErr w:type="spellStart"/>
-            <w:r>
-              <w:rPr>
-                <w:rFonts w:ascii="맑은 고딕" w:eastAsia="맑은 고딕" w:hAnsi="맑은 고딕"/>
-              </w:rPr>
-              <w:t>완료</w:t>
-            </w:r>
-            <w:proofErr w:type="spellEnd"/>
-            <w:r>
-              <w:rPr>
-                <w:rFonts w:ascii="맑은 고딕" w:eastAsia="맑은 고딕" w:hAnsi="맑은 고딕"/>
-              </w:rPr>
-              <w:t xml:space="preserve"> </w:t>
-            </w:r>
-            <w:proofErr w:type="spellStart"/>
-            <w:r>
-              <w:rPr>
-                <w:rFonts w:ascii="맑은 고딕" w:eastAsia="맑은 고딕" w:hAnsi="맑은 고딕"/>
-              </w:rPr>
-              <w:t>보고</w:t>
-            </w:r>
-            <w:proofErr w:type="spellEnd"/>
+            <w:r>
+              <w:rPr>
+                <w:rFonts w:ascii="맑은 고딕" w:eastAsia="맑은 고딕" w:hAnsi="맑은 고딕"/>
+              </w:rPr>
+              <w:t>완료 보고</w:t>
+            </w:r>
           </w:p>
         </w:tc>
       </w:tr>
@@ -11441,28 +9773,12 @@
                 <w:rFonts w:ascii="맑은 고딕" w:eastAsia="맑은 고딕" w:hAnsi="맑은 고딕"/>
               </w:rPr>
             </w:pPr>
-            <w:proofErr w:type="spellStart"/>
-            <w:r>
-              <w:rPr>
-                <w:rFonts w:ascii="맑은 고딕" w:eastAsia="맑은 고딕" w:hAnsi="맑은 고딕"/>
-              </w:rPr>
-              <w:t>요구사항</w:t>
-            </w:r>
-            <w:proofErr w:type="spellEnd"/>
-            <w:r>
-              <w:rPr>
-                <w:rFonts w:ascii="맑은 고딕" w:eastAsia="맑은 고딕" w:hAnsi="맑은 고딕"/>
-              </w:rPr>
-              <w:t xml:space="preserve"> </w:t>
-            </w:r>
-            <w:proofErr w:type="spellStart"/>
-            <w:r>
-              <w:rPr>
-                <w:rFonts w:ascii="맑은 고딕" w:eastAsia="맑은 고딕" w:hAnsi="맑은 고딕"/>
-              </w:rPr>
-              <w:t>분류</w:t>
-            </w:r>
-            <w:proofErr w:type="spellEnd"/>
+            <w:r>
+              <w:rPr>
+                <w:rFonts w:ascii="맑은 고딕" w:eastAsia="맑은 고딕" w:hAnsi="맑은 고딕"/>
+              </w:rPr>
+              <w:t>요구사항 분류</w:t>
+            </w:r>
           </w:p>
         </w:tc>
         <w:tc>
@@ -11500,14 +9816,12 @@
                 <w:rFonts w:ascii="맑은 고딕" w:eastAsia="맑은 고딕" w:hAnsi="맑은 고딕"/>
               </w:rPr>
             </w:pPr>
-            <w:proofErr w:type="spellStart"/>
             <w:r>
               <w:rPr>
                 <w:rFonts w:ascii="맑은 고딕" w:eastAsia="맑은 고딕" w:hAnsi="맑은 고딕"/>
               </w:rPr>
               <w:t>응답수준</w:t>
             </w:r>
-            <w:proofErr w:type="spellEnd"/>
           </w:p>
         </w:tc>
         <w:tc>
@@ -11520,14 +9834,12 @@
                 <w:rFonts w:ascii="맑은 고딕" w:eastAsia="맑은 고딕" w:hAnsi="맑은 고딕"/>
               </w:rPr>
             </w:pPr>
-            <w:proofErr w:type="spellStart"/>
             <w:r>
               <w:rPr>
                 <w:rFonts w:ascii="맑은 고딕" w:eastAsia="맑은 고딕" w:hAnsi="맑은 고딕"/>
               </w:rPr>
               <w:t>필수</w:t>
             </w:r>
-            <w:proofErr w:type="spellEnd"/>
           </w:p>
         </w:tc>
       </w:tr>
@@ -11545,14 +9857,12 @@
                 <w:rFonts w:ascii="맑은 고딕" w:eastAsia="맑은 고딕" w:hAnsi="맑은 고딕"/>
               </w:rPr>
             </w:pPr>
-            <w:proofErr w:type="spellStart"/>
             <w:r>
               <w:rPr>
                 <w:rFonts w:ascii="맑은 고딕" w:eastAsia="맑은 고딕" w:hAnsi="맑은 고딕"/>
               </w:rPr>
               <w:t>정의</w:t>
             </w:r>
-            <w:proofErr w:type="spellEnd"/>
           </w:p>
         </w:tc>
         <w:tc>
@@ -11590,28 +9900,12 @@
                 <w:rFonts w:ascii="맑은 고딕" w:eastAsia="맑은 고딕" w:hAnsi="맑은 고딕"/>
               </w:rPr>
             </w:pPr>
-            <w:proofErr w:type="spellStart"/>
-            <w:r>
-              <w:rPr>
-                <w:rFonts w:ascii="맑은 고딕" w:eastAsia="맑은 고딕" w:hAnsi="맑은 고딕"/>
-              </w:rPr>
-              <w:t>세부</w:t>
-            </w:r>
-            <w:proofErr w:type="spellEnd"/>
-            <w:r>
-              <w:rPr>
-                <w:rFonts w:ascii="맑은 고딕" w:eastAsia="맑은 고딕" w:hAnsi="맑은 고딕"/>
-              </w:rPr>
-              <w:t xml:space="preserve"> </w:t>
-            </w:r>
-            <w:proofErr w:type="spellStart"/>
-            <w:r>
-              <w:rPr>
-                <w:rFonts w:ascii="맑은 고딕" w:eastAsia="맑은 고딕" w:hAnsi="맑은 고딕"/>
-              </w:rPr>
-              <w:t>내용</w:t>
-            </w:r>
-            <w:proofErr w:type="spellEnd"/>
+            <w:r>
+              <w:rPr>
+                <w:rFonts w:ascii="맑은 고딕" w:eastAsia="맑은 고딕" w:hAnsi="맑은 고딕"/>
+              </w:rPr>
+              <w:t>세부 내용</w:t>
+            </w:r>
           </w:p>
         </w:tc>
         <w:tc>
@@ -11635,14 +9929,12 @@
                 <w:rFonts w:ascii="맑은 고딕" w:eastAsia="맑은 고딕" w:hAnsi="맑은 고딕"/>
               </w:rPr>
             </w:pPr>
-            <w:proofErr w:type="spellStart"/>
             <w:r>
               <w:rPr>
                 <w:rFonts w:ascii="맑은 고딕" w:eastAsia="맑은 고딕" w:hAnsi="맑은 고딕"/>
               </w:rPr>
               <w:t>산출물</w:t>
             </w:r>
-            <w:proofErr w:type="spellEnd"/>
           </w:p>
         </w:tc>
         <w:tc>
@@ -11655,28 +9947,12 @@
                 <w:rFonts w:ascii="맑은 고딕" w:eastAsia="맑은 고딕" w:hAnsi="맑은 고딕"/>
               </w:rPr>
             </w:pPr>
-            <w:proofErr w:type="spellStart"/>
-            <w:r>
-              <w:rPr>
-                <w:rFonts w:ascii="맑은 고딕" w:eastAsia="맑은 고딕" w:hAnsi="맑은 고딕"/>
-              </w:rPr>
-              <w:t>완료</w:t>
-            </w:r>
-            <w:proofErr w:type="spellEnd"/>
-            <w:r>
-              <w:rPr>
-                <w:rFonts w:ascii="맑은 고딕" w:eastAsia="맑은 고딕" w:hAnsi="맑은 고딕"/>
-              </w:rPr>
-              <w:t xml:space="preserve"> </w:t>
-            </w:r>
-            <w:proofErr w:type="spellStart"/>
-            <w:r>
-              <w:rPr>
-                <w:rFonts w:ascii="맑은 고딕" w:eastAsia="맑은 고딕" w:hAnsi="맑은 고딕"/>
-              </w:rPr>
-              <w:t>보고서</w:t>
-            </w:r>
-            <w:proofErr w:type="spellEnd"/>
+            <w:r>
+              <w:rPr>
+                <w:rFonts w:ascii="맑은 고딕" w:eastAsia="맑은 고딕" w:hAnsi="맑은 고딕"/>
+              </w:rPr>
+              <w:t>완료 보고서</w:t>
+            </w:r>
           </w:p>
         </w:tc>
       </w:tr>
@@ -11737,28 +10013,12 @@
                 <w:rFonts w:ascii="맑은 고딕" w:eastAsia="맑은 고딕" w:hAnsi="맑은 고딕"/>
               </w:rPr>
             </w:pPr>
-            <w:proofErr w:type="spellStart"/>
-            <w:r>
-              <w:rPr>
-                <w:rFonts w:ascii="맑은 고딕" w:eastAsia="맑은 고딕" w:hAnsi="맑은 고딕"/>
-              </w:rPr>
-              <w:t>요구사항</w:t>
-            </w:r>
-            <w:proofErr w:type="spellEnd"/>
-            <w:r>
-              <w:rPr>
-                <w:rFonts w:ascii="맑은 고딕" w:eastAsia="맑은 고딕" w:hAnsi="맑은 고딕"/>
-              </w:rPr>
-              <w:t xml:space="preserve"> </w:t>
-            </w:r>
-            <w:proofErr w:type="spellStart"/>
-            <w:r>
-              <w:rPr>
-                <w:rFonts w:ascii="맑은 고딕" w:eastAsia="맑은 고딕" w:hAnsi="맑은 고딕"/>
-              </w:rPr>
-              <w:t>명칭</w:t>
-            </w:r>
-            <w:proofErr w:type="spellEnd"/>
+            <w:r>
+              <w:rPr>
+                <w:rFonts w:ascii="맑은 고딕" w:eastAsia="맑은 고딕" w:hAnsi="맑은 고딕"/>
+              </w:rPr>
+              <w:t>요구사항 명칭</w:t>
+            </w:r>
           </w:p>
         </w:tc>
         <w:tc>
@@ -11777,23 +10037,7 @@
                 <w:rFonts w:ascii="맑은 고딕" w:eastAsia="맑은 고딕" w:hAnsi="맑은 고딕"/>
                 <w:lang w:eastAsia="ko-KR"/>
               </w:rPr>
-              <w:t xml:space="preserve">프로젝트 일정 및 </w:t>
-            </w:r>
-            <w:proofErr w:type="spellStart"/>
-            <w:r>
-              <w:rPr>
-                <w:rFonts w:ascii="맑은 고딕" w:eastAsia="맑은 고딕" w:hAnsi="맑은 고딕"/>
-                <w:lang w:eastAsia="ko-KR"/>
-              </w:rPr>
-              <w:t>진척률</w:t>
-            </w:r>
-            <w:proofErr w:type="spellEnd"/>
-            <w:r>
-              <w:rPr>
-                <w:rFonts w:ascii="맑은 고딕" w:eastAsia="맑은 고딕" w:hAnsi="맑은 고딕"/>
-                <w:lang w:eastAsia="ko-KR"/>
-              </w:rPr>
-              <w:t xml:space="preserve"> 관리</w:t>
+              <w:t>프로젝트 일정 및 진척률 관리</w:t>
             </w:r>
           </w:p>
         </w:tc>
@@ -11812,28 +10056,12 @@
                 <w:rFonts w:ascii="맑은 고딕" w:eastAsia="맑은 고딕" w:hAnsi="맑은 고딕"/>
               </w:rPr>
             </w:pPr>
-            <w:proofErr w:type="spellStart"/>
-            <w:r>
-              <w:rPr>
-                <w:rFonts w:ascii="맑은 고딕" w:eastAsia="맑은 고딕" w:hAnsi="맑은 고딕"/>
-              </w:rPr>
-              <w:t>요구사항</w:t>
-            </w:r>
-            <w:proofErr w:type="spellEnd"/>
-            <w:r>
-              <w:rPr>
-                <w:rFonts w:ascii="맑은 고딕" w:eastAsia="맑은 고딕" w:hAnsi="맑은 고딕"/>
-              </w:rPr>
-              <w:t xml:space="preserve"> </w:t>
-            </w:r>
-            <w:proofErr w:type="spellStart"/>
-            <w:r>
-              <w:rPr>
-                <w:rFonts w:ascii="맑은 고딕" w:eastAsia="맑은 고딕" w:hAnsi="맑은 고딕"/>
-              </w:rPr>
-              <w:t>분류</w:t>
-            </w:r>
-            <w:proofErr w:type="spellEnd"/>
+            <w:r>
+              <w:rPr>
+                <w:rFonts w:ascii="맑은 고딕" w:eastAsia="맑은 고딕" w:hAnsi="맑은 고딕"/>
+              </w:rPr>
+              <w:t>요구사항 분류</w:t>
+            </w:r>
           </w:p>
         </w:tc>
         <w:tc>
@@ -11871,7 +10099,6 @@
                 <w:rFonts w:ascii="맑은 고딕" w:eastAsia="맑은 고딕" w:hAnsi="맑은 고딕"/>
               </w:rPr>
             </w:pPr>
-            <w:proofErr w:type="spellStart"/>
             <w:r>
               <w:rPr>
                 <w:rFonts w:ascii="맑은 고딕" w:eastAsia="맑은 고딕" w:hAnsi="맑은 고딕"/>
@@ -11879,7 +10106,6 @@
               <w:lastRenderedPageBreak/>
               <w:t>응답수준</w:t>
             </w:r>
-            <w:proofErr w:type="spellEnd"/>
           </w:p>
         </w:tc>
         <w:tc>
@@ -11892,14 +10118,12 @@
                 <w:rFonts w:ascii="맑은 고딕" w:eastAsia="맑은 고딕" w:hAnsi="맑은 고딕"/>
               </w:rPr>
             </w:pPr>
-            <w:proofErr w:type="spellStart"/>
             <w:r>
               <w:rPr>
                 <w:rFonts w:ascii="맑은 고딕" w:eastAsia="맑은 고딕" w:hAnsi="맑은 고딕"/>
               </w:rPr>
               <w:t>필수</w:t>
             </w:r>
-            <w:proofErr w:type="spellEnd"/>
           </w:p>
         </w:tc>
       </w:tr>
@@ -11917,14 +10141,12 @@
                 <w:rFonts w:ascii="맑은 고딕" w:eastAsia="맑은 고딕" w:hAnsi="맑은 고딕"/>
               </w:rPr>
             </w:pPr>
-            <w:proofErr w:type="spellStart"/>
             <w:r>
               <w:rPr>
                 <w:rFonts w:ascii="맑은 고딕" w:eastAsia="맑은 고딕" w:hAnsi="맑은 고딕"/>
               </w:rPr>
               <w:t>정의</w:t>
             </w:r>
-            <w:proofErr w:type="spellEnd"/>
           </w:p>
         </w:tc>
         <w:tc>
@@ -11962,28 +10184,12 @@
                 <w:rFonts w:ascii="맑은 고딕" w:eastAsia="맑은 고딕" w:hAnsi="맑은 고딕"/>
               </w:rPr>
             </w:pPr>
-            <w:proofErr w:type="spellStart"/>
-            <w:r>
-              <w:rPr>
-                <w:rFonts w:ascii="맑은 고딕" w:eastAsia="맑은 고딕" w:hAnsi="맑은 고딕"/>
-              </w:rPr>
-              <w:t>세부</w:t>
-            </w:r>
-            <w:proofErr w:type="spellEnd"/>
-            <w:r>
-              <w:rPr>
-                <w:rFonts w:ascii="맑은 고딕" w:eastAsia="맑은 고딕" w:hAnsi="맑은 고딕"/>
-              </w:rPr>
-              <w:t xml:space="preserve"> </w:t>
-            </w:r>
-            <w:proofErr w:type="spellStart"/>
-            <w:r>
-              <w:rPr>
-                <w:rFonts w:ascii="맑은 고딕" w:eastAsia="맑은 고딕" w:hAnsi="맑은 고딕"/>
-              </w:rPr>
-              <w:t>내용</w:t>
-            </w:r>
-            <w:proofErr w:type="spellEnd"/>
+            <w:r>
+              <w:rPr>
+                <w:rFonts w:ascii="맑은 고딕" w:eastAsia="맑은 고딕" w:hAnsi="맑은 고딕"/>
+              </w:rPr>
+              <w:t>세부 내용</w:t>
+            </w:r>
           </w:p>
         </w:tc>
         <w:tc>
@@ -12007,14 +10213,12 @@
                 <w:rFonts w:ascii="맑은 고딕" w:eastAsia="맑은 고딕" w:hAnsi="맑은 고딕"/>
               </w:rPr>
             </w:pPr>
-            <w:proofErr w:type="spellStart"/>
             <w:r>
               <w:rPr>
                 <w:rFonts w:ascii="맑은 고딕" w:eastAsia="맑은 고딕" w:hAnsi="맑은 고딕"/>
               </w:rPr>
               <w:t>산출물</w:t>
             </w:r>
-            <w:proofErr w:type="spellEnd"/>
           </w:p>
         </w:tc>
         <w:tc>
@@ -12033,23 +10237,7 @@
                 <w:rFonts w:ascii="맑은 고딕" w:eastAsia="맑은 고딕" w:hAnsi="맑은 고딕"/>
                 <w:lang w:eastAsia="ko-KR"/>
               </w:rPr>
-              <w:t xml:space="preserve">일정관리표, </w:t>
-            </w:r>
-            <w:proofErr w:type="spellStart"/>
-            <w:r>
-              <w:rPr>
-                <w:rFonts w:ascii="맑은 고딕" w:eastAsia="맑은 고딕" w:hAnsi="맑은 고딕"/>
-                <w:lang w:eastAsia="ko-KR"/>
-              </w:rPr>
-              <w:t>진척률</w:t>
-            </w:r>
-            <w:proofErr w:type="spellEnd"/>
-            <w:r>
-              <w:rPr>
-                <w:rFonts w:ascii="맑은 고딕" w:eastAsia="맑은 고딕" w:hAnsi="맑은 고딕"/>
-                <w:lang w:eastAsia="ko-KR"/>
-              </w:rPr>
-              <w:t xml:space="preserve"> 현황표</w:t>
+              <w:t>일정관리표, 진척률 현황표</w:t>
             </w:r>
           </w:p>
         </w:tc>
@@ -12123,28 +10311,12 @@
                 <w:rFonts w:ascii="맑은 고딕" w:eastAsia="맑은 고딕" w:hAnsi="맑은 고딕"/>
               </w:rPr>
             </w:pPr>
-            <w:proofErr w:type="spellStart"/>
-            <w:r>
-              <w:rPr>
-                <w:rFonts w:ascii="맑은 고딕" w:eastAsia="맑은 고딕" w:hAnsi="맑은 고딕"/>
-              </w:rPr>
-              <w:t>요구사항</w:t>
-            </w:r>
-            <w:proofErr w:type="spellEnd"/>
-            <w:r>
-              <w:rPr>
-                <w:rFonts w:ascii="맑은 고딕" w:eastAsia="맑은 고딕" w:hAnsi="맑은 고딕"/>
-              </w:rPr>
-              <w:t xml:space="preserve"> </w:t>
-            </w:r>
-            <w:proofErr w:type="spellStart"/>
-            <w:r>
-              <w:rPr>
-                <w:rFonts w:ascii="맑은 고딕" w:eastAsia="맑은 고딕" w:hAnsi="맑은 고딕"/>
-              </w:rPr>
-              <w:t>명칭</w:t>
-            </w:r>
-            <w:proofErr w:type="spellEnd"/>
+            <w:r>
+              <w:rPr>
+                <w:rFonts w:ascii="맑은 고딕" w:eastAsia="맑은 고딕" w:hAnsi="맑은 고딕"/>
+              </w:rPr>
+              <w:t>요구사항 명칭</w:t>
+            </w:r>
           </w:p>
         </w:tc>
         <w:tc>
@@ -12182,28 +10354,12 @@
                 <w:rFonts w:ascii="맑은 고딕" w:eastAsia="맑은 고딕" w:hAnsi="맑은 고딕"/>
               </w:rPr>
             </w:pPr>
-            <w:proofErr w:type="spellStart"/>
-            <w:r>
-              <w:rPr>
-                <w:rFonts w:ascii="맑은 고딕" w:eastAsia="맑은 고딕" w:hAnsi="맑은 고딕"/>
-              </w:rPr>
-              <w:t>요구사항</w:t>
-            </w:r>
-            <w:proofErr w:type="spellEnd"/>
-            <w:r>
-              <w:rPr>
-                <w:rFonts w:ascii="맑은 고딕" w:eastAsia="맑은 고딕" w:hAnsi="맑은 고딕"/>
-              </w:rPr>
-              <w:t xml:space="preserve"> </w:t>
-            </w:r>
-            <w:proofErr w:type="spellStart"/>
-            <w:r>
-              <w:rPr>
-                <w:rFonts w:ascii="맑은 고딕" w:eastAsia="맑은 고딕" w:hAnsi="맑은 고딕"/>
-              </w:rPr>
-              <w:t>분류</w:t>
-            </w:r>
-            <w:proofErr w:type="spellEnd"/>
+            <w:r>
+              <w:rPr>
+                <w:rFonts w:ascii="맑은 고딕" w:eastAsia="맑은 고딕" w:hAnsi="맑은 고딕"/>
+              </w:rPr>
+              <w:t>요구사항 분류</w:t>
+            </w:r>
           </w:p>
         </w:tc>
         <w:tc>
@@ -12241,14 +10397,12 @@
                 <w:rFonts w:ascii="맑은 고딕" w:eastAsia="맑은 고딕" w:hAnsi="맑은 고딕"/>
               </w:rPr>
             </w:pPr>
-            <w:proofErr w:type="spellStart"/>
             <w:r>
               <w:rPr>
                 <w:rFonts w:ascii="맑은 고딕" w:eastAsia="맑은 고딕" w:hAnsi="맑은 고딕"/>
               </w:rPr>
               <w:t>응답수준</w:t>
             </w:r>
-            <w:proofErr w:type="spellEnd"/>
           </w:p>
         </w:tc>
         <w:tc>
@@ -12261,14 +10415,12 @@
                 <w:rFonts w:ascii="맑은 고딕" w:eastAsia="맑은 고딕" w:hAnsi="맑은 고딕"/>
               </w:rPr>
             </w:pPr>
-            <w:proofErr w:type="spellStart"/>
             <w:r>
               <w:rPr>
                 <w:rFonts w:ascii="맑은 고딕" w:eastAsia="맑은 고딕" w:hAnsi="맑은 고딕"/>
               </w:rPr>
               <w:t>필수</w:t>
             </w:r>
-            <w:proofErr w:type="spellEnd"/>
           </w:p>
         </w:tc>
       </w:tr>
@@ -12286,14 +10438,12 @@
                 <w:rFonts w:ascii="맑은 고딕" w:eastAsia="맑은 고딕" w:hAnsi="맑은 고딕"/>
               </w:rPr>
             </w:pPr>
-            <w:proofErr w:type="spellStart"/>
             <w:r>
               <w:rPr>
                 <w:rFonts w:ascii="맑은 고딕" w:eastAsia="맑은 고딕" w:hAnsi="맑은 고딕"/>
               </w:rPr>
               <w:t>정의</w:t>
             </w:r>
-            <w:proofErr w:type="spellEnd"/>
           </w:p>
         </w:tc>
         <w:tc>
@@ -12331,28 +10481,12 @@
                 <w:rFonts w:ascii="맑은 고딕" w:eastAsia="맑은 고딕" w:hAnsi="맑은 고딕"/>
               </w:rPr>
             </w:pPr>
-            <w:proofErr w:type="spellStart"/>
-            <w:r>
-              <w:rPr>
-                <w:rFonts w:ascii="맑은 고딕" w:eastAsia="맑은 고딕" w:hAnsi="맑은 고딕"/>
-              </w:rPr>
-              <w:t>세부</w:t>
-            </w:r>
-            <w:proofErr w:type="spellEnd"/>
-            <w:r>
-              <w:rPr>
-                <w:rFonts w:ascii="맑은 고딕" w:eastAsia="맑은 고딕" w:hAnsi="맑은 고딕"/>
-              </w:rPr>
-              <w:t xml:space="preserve"> </w:t>
-            </w:r>
-            <w:proofErr w:type="spellStart"/>
-            <w:r>
-              <w:rPr>
-                <w:rFonts w:ascii="맑은 고딕" w:eastAsia="맑은 고딕" w:hAnsi="맑은 고딕"/>
-              </w:rPr>
-              <w:t>내용</w:t>
-            </w:r>
-            <w:proofErr w:type="spellEnd"/>
+            <w:r>
+              <w:rPr>
+                <w:rFonts w:ascii="맑은 고딕" w:eastAsia="맑은 고딕" w:hAnsi="맑은 고딕"/>
+              </w:rPr>
+              <w:t>세부 내용</w:t>
+            </w:r>
           </w:p>
         </w:tc>
         <w:tc>
@@ -12376,14 +10510,12 @@
                 <w:rFonts w:ascii="맑은 고딕" w:eastAsia="맑은 고딕" w:hAnsi="맑은 고딕"/>
               </w:rPr>
             </w:pPr>
-            <w:proofErr w:type="spellStart"/>
             <w:r>
               <w:rPr>
                 <w:rFonts w:ascii="맑은 고딕" w:eastAsia="맑은 고딕" w:hAnsi="맑은 고딕"/>
               </w:rPr>
               <w:t>산출물</w:t>
             </w:r>
-            <w:proofErr w:type="spellEnd"/>
           </w:p>
         </w:tc>
         <w:tc>
@@ -12476,28 +10608,12 @@
                 <w:rFonts w:ascii="맑은 고딕" w:eastAsia="맑은 고딕" w:hAnsi="맑은 고딕"/>
               </w:rPr>
             </w:pPr>
-            <w:proofErr w:type="spellStart"/>
-            <w:r>
-              <w:rPr>
-                <w:rFonts w:ascii="맑은 고딕" w:eastAsia="맑은 고딕" w:hAnsi="맑은 고딕"/>
-              </w:rPr>
-              <w:t>요구사항</w:t>
-            </w:r>
-            <w:proofErr w:type="spellEnd"/>
-            <w:r>
-              <w:rPr>
-                <w:rFonts w:ascii="맑은 고딕" w:eastAsia="맑은 고딕" w:hAnsi="맑은 고딕"/>
-              </w:rPr>
-              <w:t xml:space="preserve"> </w:t>
-            </w:r>
-            <w:proofErr w:type="spellStart"/>
-            <w:r>
-              <w:rPr>
-                <w:rFonts w:ascii="맑은 고딕" w:eastAsia="맑은 고딕" w:hAnsi="맑은 고딕"/>
-              </w:rPr>
-              <w:t>명칭</w:t>
-            </w:r>
-            <w:proofErr w:type="spellEnd"/>
+            <w:r>
+              <w:rPr>
+                <w:rFonts w:ascii="맑은 고딕" w:eastAsia="맑은 고딕" w:hAnsi="맑은 고딕"/>
+              </w:rPr>
+              <w:t>요구사항 명칭</w:t>
+            </w:r>
           </w:p>
         </w:tc>
         <w:tc>
@@ -12510,42 +10626,12 @@
                 <w:rFonts w:ascii="맑은 고딕" w:eastAsia="맑은 고딕" w:hAnsi="맑은 고딕"/>
               </w:rPr>
             </w:pPr>
-            <w:proofErr w:type="spellStart"/>
-            <w:r>
-              <w:rPr>
-                <w:rFonts w:ascii="맑은 고딕" w:eastAsia="맑은 고딕" w:hAnsi="맑은 고딕"/>
-              </w:rPr>
-              <w:t>산출물</w:t>
-            </w:r>
-            <w:proofErr w:type="spellEnd"/>
-            <w:r>
-              <w:rPr>
-                <w:rFonts w:ascii="맑은 고딕" w:eastAsia="맑은 고딕" w:hAnsi="맑은 고딕"/>
-              </w:rPr>
-              <w:t xml:space="preserve"> </w:t>
-            </w:r>
-            <w:proofErr w:type="spellStart"/>
-            <w:r>
-              <w:rPr>
-                <w:rFonts w:ascii="맑은 고딕" w:eastAsia="맑은 고딕" w:hAnsi="맑은 고딕"/>
-              </w:rPr>
-              <w:t>작성</w:t>
-            </w:r>
-            <w:proofErr w:type="spellEnd"/>
-            <w:r>
-              <w:rPr>
-                <w:rFonts w:ascii="맑은 고딕" w:eastAsia="맑은 고딕" w:hAnsi="맑은 고딕"/>
-              </w:rPr>
-              <w:t xml:space="preserve"> 및 </w:t>
-            </w:r>
-            <w:proofErr w:type="spellStart"/>
-            <w:r>
-              <w:rPr>
-                <w:rFonts w:ascii="맑은 고딕" w:eastAsia="맑은 고딕" w:hAnsi="맑은 고딕"/>
-              </w:rPr>
-              <w:t>제출</w:t>
-            </w:r>
-            <w:proofErr w:type="spellEnd"/>
+            <w:r>
+              <w:rPr>
+                <w:rFonts w:ascii="맑은 고딕" w:eastAsia="맑은 고딕" w:hAnsi="맑은 고딕"/>
+              </w:rPr>
+              <w:t>산출물 작성 및 제출</w:t>
+            </w:r>
           </w:p>
         </w:tc>
       </w:tr>
@@ -12563,28 +10649,12 @@
                 <w:rFonts w:ascii="맑은 고딕" w:eastAsia="맑은 고딕" w:hAnsi="맑은 고딕"/>
               </w:rPr>
             </w:pPr>
-            <w:proofErr w:type="spellStart"/>
-            <w:r>
-              <w:rPr>
-                <w:rFonts w:ascii="맑은 고딕" w:eastAsia="맑은 고딕" w:hAnsi="맑은 고딕"/>
-              </w:rPr>
-              <w:t>요구사항</w:t>
-            </w:r>
-            <w:proofErr w:type="spellEnd"/>
-            <w:r>
-              <w:rPr>
-                <w:rFonts w:ascii="맑은 고딕" w:eastAsia="맑은 고딕" w:hAnsi="맑은 고딕"/>
-              </w:rPr>
-              <w:t xml:space="preserve"> </w:t>
-            </w:r>
-            <w:proofErr w:type="spellStart"/>
-            <w:r>
-              <w:rPr>
-                <w:rFonts w:ascii="맑은 고딕" w:eastAsia="맑은 고딕" w:hAnsi="맑은 고딕"/>
-              </w:rPr>
-              <w:t>분류</w:t>
-            </w:r>
-            <w:proofErr w:type="spellEnd"/>
+            <w:r>
+              <w:rPr>
+                <w:rFonts w:ascii="맑은 고딕" w:eastAsia="맑은 고딕" w:hAnsi="맑은 고딕"/>
+              </w:rPr>
+              <w:t>요구사항 분류</w:t>
+            </w:r>
           </w:p>
         </w:tc>
         <w:tc>
@@ -12622,14 +10692,12 @@
                 <w:rFonts w:ascii="맑은 고딕" w:eastAsia="맑은 고딕" w:hAnsi="맑은 고딕"/>
               </w:rPr>
             </w:pPr>
-            <w:proofErr w:type="spellStart"/>
             <w:r>
               <w:rPr>
                 <w:rFonts w:ascii="맑은 고딕" w:eastAsia="맑은 고딕" w:hAnsi="맑은 고딕"/>
               </w:rPr>
               <w:t>응답수준</w:t>
             </w:r>
-            <w:proofErr w:type="spellEnd"/>
           </w:p>
         </w:tc>
         <w:tc>
@@ -12642,14 +10710,12 @@
                 <w:rFonts w:ascii="맑은 고딕" w:eastAsia="맑은 고딕" w:hAnsi="맑은 고딕"/>
               </w:rPr>
             </w:pPr>
-            <w:proofErr w:type="spellStart"/>
             <w:r>
               <w:rPr>
                 <w:rFonts w:ascii="맑은 고딕" w:eastAsia="맑은 고딕" w:hAnsi="맑은 고딕"/>
               </w:rPr>
               <w:t>필수</w:t>
             </w:r>
-            <w:proofErr w:type="spellEnd"/>
           </w:p>
         </w:tc>
       </w:tr>
@@ -12667,14 +10733,12 @@
                 <w:rFonts w:ascii="맑은 고딕" w:eastAsia="맑은 고딕" w:hAnsi="맑은 고딕"/>
               </w:rPr>
             </w:pPr>
-            <w:proofErr w:type="spellStart"/>
             <w:r>
               <w:rPr>
                 <w:rFonts w:ascii="맑은 고딕" w:eastAsia="맑은 고딕" w:hAnsi="맑은 고딕"/>
               </w:rPr>
               <w:t>정의</w:t>
             </w:r>
-            <w:proofErr w:type="spellEnd"/>
           </w:p>
         </w:tc>
         <w:tc>
@@ -12712,28 +10776,12 @@
                 <w:rFonts w:ascii="맑은 고딕" w:eastAsia="맑은 고딕" w:hAnsi="맑은 고딕"/>
               </w:rPr>
             </w:pPr>
-            <w:proofErr w:type="spellStart"/>
-            <w:r>
-              <w:rPr>
-                <w:rFonts w:ascii="맑은 고딕" w:eastAsia="맑은 고딕" w:hAnsi="맑은 고딕"/>
-              </w:rPr>
-              <w:t>세부</w:t>
-            </w:r>
-            <w:proofErr w:type="spellEnd"/>
-            <w:r>
-              <w:rPr>
-                <w:rFonts w:ascii="맑은 고딕" w:eastAsia="맑은 고딕" w:hAnsi="맑은 고딕"/>
-              </w:rPr>
-              <w:t xml:space="preserve"> </w:t>
-            </w:r>
-            <w:proofErr w:type="spellStart"/>
-            <w:r>
-              <w:rPr>
-                <w:rFonts w:ascii="맑은 고딕" w:eastAsia="맑은 고딕" w:hAnsi="맑은 고딕"/>
-              </w:rPr>
-              <w:t>내용</w:t>
-            </w:r>
-            <w:proofErr w:type="spellEnd"/>
+            <w:r>
+              <w:rPr>
+                <w:rFonts w:ascii="맑은 고딕" w:eastAsia="맑은 고딕" w:hAnsi="맑은 고딕"/>
+              </w:rPr>
+              <w:t>세부 내용</w:t>
+            </w:r>
           </w:p>
         </w:tc>
         <w:tc>
@@ -12757,14 +10805,12 @@
                 <w:rFonts w:ascii="맑은 고딕" w:eastAsia="맑은 고딕" w:hAnsi="맑은 고딕"/>
               </w:rPr>
             </w:pPr>
-            <w:proofErr w:type="spellStart"/>
             <w:r>
               <w:rPr>
                 <w:rFonts w:ascii="맑은 고딕" w:eastAsia="맑은 고딕" w:hAnsi="맑은 고딕"/>
               </w:rPr>
               <w:t>산출물</w:t>
             </w:r>
-            <w:proofErr w:type="spellEnd"/>
           </w:p>
         </w:tc>
         <w:tc>
@@ -12857,28 +10903,12 @@
                 <w:rFonts w:ascii="맑은 고딕" w:eastAsia="맑은 고딕" w:hAnsi="맑은 고딕"/>
               </w:rPr>
             </w:pPr>
-            <w:proofErr w:type="spellStart"/>
-            <w:r>
-              <w:rPr>
-                <w:rFonts w:ascii="맑은 고딕" w:eastAsia="맑은 고딕" w:hAnsi="맑은 고딕"/>
-              </w:rPr>
-              <w:t>요구사항</w:t>
-            </w:r>
-            <w:proofErr w:type="spellEnd"/>
-            <w:r>
-              <w:rPr>
-                <w:rFonts w:ascii="맑은 고딕" w:eastAsia="맑은 고딕" w:hAnsi="맑은 고딕"/>
-              </w:rPr>
-              <w:t xml:space="preserve"> </w:t>
-            </w:r>
-            <w:proofErr w:type="spellStart"/>
-            <w:r>
-              <w:rPr>
-                <w:rFonts w:ascii="맑은 고딕" w:eastAsia="맑은 고딕" w:hAnsi="맑은 고딕"/>
-              </w:rPr>
-              <w:t>명칭</w:t>
-            </w:r>
-            <w:proofErr w:type="spellEnd"/>
+            <w:r>
+              <w:rPr>
+                <w:rFonts w:ascii="맑은 고딕" w:eastAsia="맑은 고딕" w:hAnsi="맑은 고딕"/>
+              </w:rPr>
+              <w:t>요구사항 명칭</w:t>
+            </w:r>
           </w:p>
         </w:tc>
         <w:tc>
@@ -12891,56 +10921,12 @@
                 <w:rFonts w:ascii="맑은 고딕" w:eastAsia="맑은 고딕" w:hAnsi="맑은 고딕"/>
               </w:rPr>
             </w:pPr>
-            <w:proofErr w:type="spellStart"/>
-            <w:r>
-              <w:rPr>
-                <w:rFonts w:ascii="맑은 고딕" w:eastAsia="맑은 고딕" w:hAnsi="맑은 고딕"/>
-              </w:rPr>
-              <w:t>최종</w:t>
-            </w:r>
-            <w:proofErr w:type="spellEnd"/>
-            <w:r>
-              <w:rPr>
-                <w:rFonts w:ascii="맑은 고딕" w:eastAsia="맑은 고딕" w:hAnsi="맑은 고딕"/>
-              </w:rPr>
-              <w:t xml:space="preserve"> </w:t>
-            </w:r>
-            <w:proofErr w:type="spellStart"/>
-            <w:r>
-              <w:rPr>
-                <w:rFonts w:ascii="맑은 고딕" w:eastAsia="맑은 고딕" w:hAnsi="맑은 고딕"/>
-              </w:rPr>
-              <w:t>결과</w:t>
-            </w:r>
-            <w:proofErr w:type="spellEnd"/>
-            <w:r>
-              <w:rPr>
-                <w:rFonts w:ascii="맑은 고딕" w:eastAsia="맑은 고딕" w:hAnsi="맑은 고딕"/>
-              </w:rPr>
-              <w:t xml:space="preserve"> </w:t>
-            </w:r>
-            <w:proofErr w:type="spellStart"/>
-            <w:r>
-              <w:rPr>
-                <w:rFonts w:ascii="맑은 고딕" w:eastAsia="맑은 고딕" w:hAnsi="맑은 고딕"/>
-              </w:rPr>
-              <w:t>보고서</w:t>
-            </w:r>
-            <w:proofErr w:type="spellEnd"/>
-            <w:r>
-              <w:rPr>
-                <w:rFonts w:ascii="맑은 고딕" w:eastAsia="맑은 고딕" w:hAnsi="맑은 고딕"/>
-              </w:rPr>
-              <w:t xml:space="preserve"> </w:t>
-            </w:r>
-            <w:proofErr w:type="spellStart"/>
-            <w:r>
-              <w:rPr>
-                <w:rFonts w:ascii="맑은 고딕" w:eastAsia="맑은 고딕" w:hAnsi="맑은 고딕"/>
-              </w:rPr>
-              <w:t>제출</w:t>
-            </w:r>
-            <w:proofErr w:type="spellEnd"/>
+            <w:r>
+              <w:rPr>
+                <w:rFonts w:ascii="맑은 고딕" w:eastAsia="맑은 고딕" w:hAnsi="맑은 고딕"/>
+              </w:rPr>
+              <w:t>최종 결과 보고서 제출</w:t>
+            </w:r>
           </w:p>
         </w:tc>
       </w:tr>
@@ -12958,28 +10944,12 @@
                 <w:rFonts w:ascii="맑은 고딕" w:eastAsia="맑은 고딕" w:hAnsi="맑은 고딕"/>
               </w:rPr>
             </w:pPr>
-            <w:proofErr w:type="spellStart"/>
-            <w:r>
-              <w:rPr>
-                <w:rFonts w:ascii="맑은 고딕" w:eastAsia="맑은 고딕" w:hAnsi="맑은 고딕"/>
-              </w:rPr>
-              <w:t>요구사항</w:t>
-            </w:r>
-            <w:proofErr w:type="spellEnd"/>
-            <w:r>
-              <w:rPr>
-                <w:rFonts w:ascii="맑은 고딕" w:eastAsia="맑은 고딕" w:hAnsi="맑은 고딕"/>
-              </w:rPr>
-              <w:t xml:space="preserve"> </w:t>
-            </w:r>
-            <w:proofErr w:type="spellStart"/>
-            <w:r>
-              <w:rPr>
-                <w:rFonts w:ascii="맑은 고딕" w:eastAsia="맑은 고딕" w:hAnsi="맑은 고딕"/>
-              </w:rPr>
-              <w:t>분류</w:t>
-            </w:r>
-            <w:proofErr w:type="spellEnd"/>
+            <w:r>
+              <w:rPr>
+                <w:rFonts w:ascii="맑은 고딕" w:eastAsia="맑은 고딕" w:hAnsi="맑은 고딕"/>
+              </w:rPr>
+              <w:t>요구사항 분류</w:t>
+            </w:r>
           </w:p>
         </w:tc>
         <w:tc>
@@ -13017,14 +10987,12 @@
                 <w:rFonts w:ascii="맑은 고딕" w:eastAsia="맑은 고딕" w:hAnsi="맑은 고딕"/>
               </w:rPr>
             </w:pPr>
-            <w:proofErr w:type="spellStart"/>
             <w:r>
               <w:rPr>
                 <w:rFonts w:ascii="맑은 고딕" w:eastAsia="맑은 고딕" w:hAnsi="맑은 고딕"/>
               </w:rPr>
               <w:t>응답수준</w:t>
             </w:r>
-            <w:proofErr w:type="spellEnd"/>
           </w:p>
         </w:tc>
         <w:tc>
@@ -13037,14 +11005,12 @@
                 <w:rFonts w:ascii="맑은 고딕" w:eastAsia="맑은 고딕" w:hAnsi="맑은 고딕"/>
               </w:rPr>
             </w:pPr>
-            <w:proofErr w:type="spellStart"/>
             <w:r>
               <w:rPr>
                 <w:rFonts w:ascii="맑은 고딕" w:eastAsia="맑은 고딕" w:hAnsi="맑은 고딕"/>
               </w:rPr>
               <w:t>필수</w:t>
             </w:r>
-            <w:proofErr w:type="spellEnd"/>
           </w:p>
         </w:tc>
       </w:tr>
@@ -13062,14 +11028,12 @@
                 <w:rFonts w:ascii="맑은 고딕" w:eastAsia="맑은 고딕" w:hAnsi="맑은 고딕"/>
               </w:rPr>
             </w:pPr>
-            <w:proofErr w:type="spellStart"/>
             <w:r>
               <w:rPr>
                 <w:rFonts w:ascii="맑은 고딕" w:eastAsia="맑은 고딕" w:hAnsi="맑은 고딕"/>
               </w:rPr>
               <w:t>정의</w:t>
             </w:r>
-            <w:proofErr w:type="spellEnd"/>
           </w:p>
         </w:tc>
         <w:tc>
@@ -13107,28 +11071,12 @@
                 <w:rFonts w:ascii="맑은 고딕" w:eastAsia="맑은 고딕" w:hAnsi="맑은 고딕"/>
               </w:rPr>
             </w:pPr>
-            <w:proofErr w:type="spellStart"/>
-            <w:r>
-              <w:rPr>
-                <w:rFonts w:ascii="맑은 고딕" w:eastAsia="맑은 고딕" w:hAnsi="맑은 고딕"/>
-              </w:rPr>
-              <w:t>세부</w:t>
-            </w:r>
-            <w:proofErr w:type="spellEnd"/>
-            <w:r>
-              <w:rPr>
-                <w:rFonts w:ascii="맑은 고딕" w:eastAsia="맑은 고딕" w:hAnsi="맑은 고딕"/>
-              </w:rPr>
-              <w:t xml:space="preserve"> </w:t>
-            </w:r>
-            <w:proofErr w:type="spellStart"/>
-            <w:r>
-              <w:rPr>
-                <w:rFonts w:ascii="맑은 고딕" w:eastAsia="맑은 고딕" w:hAnsi="맑은 고딕"/>
-              </w:rPr>
-              <w:t>내용</w:t>
-            </w:r>
-            <w:proofErr w:type="spellEnd"/>
+            <w:r>
+              <w:rPr>
+                <w:rFonts w:ascii="맑은 고딕" w:eastAsia="맑은 고딕" w:hAnsi="맑은 고딕"/>
+              </w:rPr>
+              <w:t>세부 내용</w:t>
+            </w:r>
           </w:p>
         </w:tc>
         <w:tc>
@@ -13152,14 +11100,12 @@
                 <w:rFonts w:ascii="맑은 고딕" w:eastAsia="맑은 고딕" w:hAnsi="맑은 고딕"/>
               </w:rPr>
             </w:pPr>
-            <w:proofErr w:type="spellStart"/>
             <w:r>
               <w:rPr>
                 <w:rFonts w:ascii="맑은 고딕" w:eastAsia="맑은 고딕" w:hAnsi="맑은 고딕"/>
               </w:rPr>
               <w:t>산출물</w:t>
             </w:r>
-            <w:proofErr w:type="spellEnd"/>
           </w:p>
         </w:tc>
         <w:tc>
@@ -13172,42 +11118,12 @@
                 <w:rFonts w:ascii="맑은 고딕" w:eastAsia="맑은 고딕" w:hAnsi="맑은 고딕"/>
               </w:rPr>
             </w:pPr>
-            <w:proofErr w:type="spellStart"/>
-            <w:r>
-              <w:rPr>
-                <w:rFonts w:ascii="맑은 고딕" w:eastAsia="맑은 고딕" w:hAnsi="맑은 고딕"/>
-              </w:rPr>
-              <w:t>최종</w:t>
-            </w:r>
-            <w:proofErr w:type="spellEnd"/>
-            <w:r>
-              <w:rPr>
-                <w:rFonts w:ascii="맑은 고딕" w:eastAsia="맑은 고딕" w:hAnsi="맑은 고딕"/>
-              </w:rPr>
-              <w:t xml:space="preserve"> </w:t>
-            </w:r>
-            <w:proofErr w:type="spellStart"/>
-            <w:r>
-              <w:rPr>
-                <w:rFonts w:ascii="맑은 고딕" w:eastAsia="맑은 고딕" w:hAnsi="맑은 고딕"/>
-              </w:rPr>
-              <w:t>결과</w:t>
-            </w:r>
-            <w:proofErr w:type="spellEnd"/>
-            <w:r>
-              <w:rPr>
-                <w:rFonts w:ascii="맑은 고딕" w:eastAsia="맑은 고딕" w:hAnsi="맑은 고딕"/>
-              </w:rPr>
-              <w:t xml:space="preserve"> </w:t>
-            </w:r>
-            <w:proofErr w:type="spellStart"/>
-            <w:r>
-              <w:rPr>
-                <w:rFonts w:ascii="맑은 고딕" w:eastAsia="맑은 고딕" w:hAnsi="맑은 고딕"/>
-              </w:rPr>
-              <w:t>보고서</w:t>
-            </w:r>
-            <w:proofErr w:type="spellEnd"/>
+            <w:r>
+              <w:rPr>
+                <w:rFonts w:ascii="맑은 고딕" w:eastAsia="맑은 고딕" w:hAnsi="맑은 고딕"/>
+              </w:rPr>
+              <w:t>최종 결과 보고서</w:t>
+            </w:r>
           </w:p>
         </w:tc>
       </w:tr>
@@ -13280,29 +11196,13 @@
                 <w:rFonts w:ascii="맑은 고딕" w:eastAsia="맑은 고딕" w:hAnsi="맑은 고딕"/>
               </w:rPr>
             </w:pPr>
-            <w:proofErr w:type="spellStart"/>
             <w:r>
               <w:rPr>
                 <w:rFonts w:ascii="맑은 고딕" w:eastAsia="맑은 고딕" w:hAnsi="맑은 고딕"/>
               </w:rPr>
               <w:lastRenderedPageBreak/>
-              <w:t>요구사항</w:t>
-            </w:r>
-            <w:proofErr w:type="spellEnd"/>
-            <w:r>
-              <w:rPr>
-                <w:rFonts w:ascii="맑은 고딕" w:eastAsia="맑은 고딕" w:hAnsi="맑은 고딕"/>
-              </w:rPr>
-              <w:t xml:space="preserve"> </w:t>
-            </w:r>
-            <w:proofErr w:type="spellStart"/>
-            <w:r>
-              <w:rPr>
-                <w:rFonts w:ascii="맑은 고딕" w:eastAsia="맑은 고딕" w:hAnsi="맑은 고딕"/>
-              </w:rPr>
-              <w:t>명칭</w:t>
-            </w:r>
-            <w:proofErr w:type="spellEnd"/>
+              <w:t>요구사항 명칭</w:t>
+            </w:r>
           </w:p>
         </w:tc>
         <w:tc>
@@ -13315,28 +11215,12 @@
                 <w:rFonts w:ascii="맑은 고딕" w:eastAsia="맑은 고딕" w:hAnsi="맑은 고딕"/>
               </w:rPr>
             </w:pPr>
-            <w:proofErr w:type="spellStart"/>
-            <w:r>
-              <w:rPr>
-                <w:rFonts w:ascii="맑은 고딕" w:eastAsia="맑은 고딕" w:hAnsi="맑은 고딕"/>
-              </w:rPr>
-              <w:t>세부일정</w:t>
-            </w:r>
-            <w:proofErr w:type="spellEnd"/>
-            <w:r>
-              <w:rPr>
-                <w:rFonts w:ascii="맑은 고딕" w:eastAsia="맑은 고딕" w:hAnsi="맑은 고딕"/>
-              </w:rPr>
-              <w:t xml:space="preserve">(WBS) </w:t>
-            </w:r>
-            <w:proofErr w:type="spellStart"/>
-            <w:r>
-              <w:rPr>
-                <w:rFonts w:ascii="맑은 고딕" w:eastAsia="맑은 고딕" w:hAnsi="맑은 고딕"/>
-              </w:rPr>
-              <w:t>수립</w:t>
-            </w:r>
-            <w:proofErr w:type="spellEnd"/>
+            <w:r>
+              <w:rPr>
+                <w:rFonts w:ascii="맑은 고딕" w:eastAsia="맑은 고딕" w:hAnsi="맑은 고딕"/>
+              </w:rPr>
+              <w:t>세부일정(WBS) 수립</w:t>
+            </w:r>
           </w:p>
         </w:tc>
       </w:tr>
@@ -13354,28 +11238,12 @@
                 <w:rFonts w:ascii="맑은 고딕" w:eastAsia="맑은 고딕" w:hAnsi="맑은 고딕"/>
               </w:rPr>
             </w:pPr>
-            <w:proofErr w:type="spellStart"/>
-            <w:r>
-              <w:rPr>
-                <w:rFonts w:ascii="맑은 고딕" w:eastAsia="맑은 고딕" w:hAnsi="맑은 고딕"/>
-              </w:rPr>
-              <w:t>요구사항</w:t>
-            </w:r>
-            <w:proofErr w:type="spellEnd"/>
-            <w:r>
-              <w:rPr>
-                <w:rFonts w:ascii="맑은 고딕" w:eastAsia="맑은 고딕" w:hAnsi="맑은 고딕"/>
-              </w:rPr>
-              <w:t xml:space="preserve"> </w:t>
-            </w:r>
-            <w:proofErr w:type="spellStart"/>
-            <w:r>
-              <w:rPr>
-                <w:rFonts w:ascii="맑은 고딕" w:eastAsia="맑은 고딕" w:hAnsi="맑은 고딕"/>
-              </w:rPr>
-              <w:t>분류</w:t>
-            </w:r>
-            <w:proofErr w:type="spellEnd"/>
+            <w:r>
+              <w:rPr>
+                <w:rFonts w:ascii="맑은 고딕" w:eastAsia="맑은 고딕" w:hAnsi="맑은 고딕"/>
+              </w:rPr>
+              <w:t>요구사항 분류</w:t>
+            </w:r>
           </w:p>
         </w:tc>
         <w:tc>
@@ -13413,14 +11281,12 @@
                 <w:rFonts w:ascii="맑은 고딕" w:eastAsia="맑은 고딕" w:hAnsi="맑은 고딕"/>
               </w:rPr>
             </w:pPr>
-            <w:proofErr w:type="spellStart"/>
             <w:r>
               <w:rPr>
                 <w:rFonts w:ascii="맑은 고딕" w:eastAsia="맑은 고딕" w:hAnsi="맑은 고딕"/>
               </w:rPr>
               <w:t>응답수준</w:t>
             </w:r>
-            <w:proofErr w:type="spellEnd"/>
           </w:p>
         </w:tc>
         <w:tc>
@@ -13433,14 +11299,12 @@
                 <w:rFonts w:ascii="맑은 고딕" w:eastAsia="맑은 고딕" w:hAnsi="맑은 고딕"/>
               </w:rPr>
             </w:pPr>
-            <w:proofErr w:type="spellStart"/>
             <w:r>
               <w:rPr>
                 <w:rFonts w:ascii="맑은 고딕" w:eastAsia="맑은 고딕" w:hAnsi="맑은 고딕"/>
               </w:rPr>
               <w:t>필수</w:t>
             </w:r>
-            <w:proofErr w:type="spellEnd"/>
           </w:p>
         </w:tc>
       </w:tr>
@@ -13458,14 +11322,12 @@
                 <w:rFonts w:ascii="맑은 고딕" w:eastAsia="맑은 고딕" w:hAnsi="맑은 고딕"/>
               </w:rPr>
             </w:pPr>
-            <w:proofErr w:type="spellStart"/>
             <w:r>
               <w:rPr>
                 <w:rFonts w:ascii="맑은 고딕" w:eastAsia="맑은 고딕" w:hAnsi="맑은 고딕"/>
               </w:rPr>
               <w:t>정의</w:t>
             </w:r>
-            <w:proofErr w:type="spellEnd"/>
           </w:p>
         </w:tc>
         <w:tc>
@@ -13503,28 +11365,12 @@
                 <w:rFonts w:ascii="맑은 고딕" w:eastAsia="맑은 고딕" w:hAnsi="맑은 고딕"/>
               </w:rPr>
             </w:pPr>
-            <w:proofErr w:type="spellStart"/>
-            <w:r>
-              <w:rPr>
-                <w:rFonts w:ascii="맑은 고딕" w:eastAsia="맑은 고딕" w:hAnsi="맑은 고딕"/>
-              </w:rPr>
-              <w:t>세부</w:t>
-            </w:r>
-            <w:proofErr w:type="spellEnd"/>
-            <w:r>
-              <w:rPr>
-                <w:rFonts w:ascii="맑은 고딕" w:eastAsia="맑은 고딕" w:hAnsi="맑은 고딕"/>
-              </w:rPr>
-              <w:t xml:space="preserve"> </w:t>
-            </w:r>
-            <w:proofErr w:type="spellStart"/>
-            <w:r>
-              <w:rPr>
-                <w:rFonts w:ascii="맑은 고딕" w:eastAsia="맑은 고딕" w:hAnsi="맑은 고딕"/>
-              </w:rPr>
-              <w:t>내용</w:t>
-            </w:r>
-            <w:proofErr w:type="spellEnd"/>
+            <w:r>
+              <w:rPr>
+                <w:rFonts w:ascii="맑은 고딕" w:eastAsia="맑은 고딕" w:hAnsi="맑은 고딕"/>
+              </w:rPr>
+              <w:t>세부 내용</w:t>
+            </w:r>
           </w:p>
         </w:tc>
         <w:tc>
@@ -13548,14 +11394,12 @@
                 <w:rFonts w:ascii="맑은 고딕" w:eastAsia="맑은 고딕" w:hAnsi="맑은 고딕"/>
               </w:rPr>
             </w:pPr>
-            <w:proofErr w:type="spellStart"/>
             <w:r>
               <w:rPr>
                 <w:rFonts w:ascii="맑은 고딕" w:eastAsia="맑은 고딕" w:hAnsi="맑은 고딕"/>
               </w:rPr>
               <w:t>산출물</w:t>
             </w:r>
-            <w:proofErr w:type="spellEnd"/>
           </w:p>
         </w:tc>
         <w:tc>
@@ -13572,30 +11416,8 @@
               <w:rPr>
                 <w:rFonts w:ascii="맑은 고딕" w:eastAsia="맑은 고딕" w:hAnsi="맑은 고딕"/>
               </w:rPr>
-              <w:t xml:space="preserve">WBS, </w:t>
-            </w:r>
-            <w:proofErr w:type="spellStart"/>
-            <w:r>
-              <w:rPr>
-                <w:rFonts w:ascii="맑은 고딕" w:eastAsia="맑은 고딕" w:hAnsi="맑은 고딕"/>
-              </w:rPr>
-              <w:t>세부</w:t>
-            </w:r>
-            <w:proofErr w:type="spellEnd"/>
-            <w:r>
-              <w:rPr>
-                <w:rFonts w:ascii="맑은 고딕" w:eastAsia="맑은 고딕" w:hAnsi="맑은 고딕"/>
-              </w:rPr>
-              <w:t xml:space="preserve"> </w:t>
-            </w:r>
-            <w:proofErr w:type="spellStart"/>
-            <w:r>
-              <w:rPr>
-                <w:rFonts w:ascii="맑은 고딕" w:eastAsia="맑은 고딕" w:hAnsi="맑은 고딕"/>
-              </w:rPr>
-              <w:t>일정표</w:t>
-            </w:r>
-            <w:proofErr w:type="spellEnd"/>
+              <w:t>WBS, 세부 일정표</w:t>
+            </w:r>
           </w:p>
         </w:tc>
       </w:tr>
@@ -13668,28 +11490,12 @@
                 <w:rFonts w:ascii="맑은 고딕" w:eastAsia="맑은 고딕" w:hAnsi="맑은 고딕"/>
               </w:rPr>
             </w:pPr>
-            <w:proofErr w:type="spellStart"/>
-            <w:r>
-              <w:rPr>
-                <w:rFonts w:ascii="맑은 고딕" w:eastAsia="맑은 고딕" w:hAnsi="맑은 고딕"/>
-              </w:rPr>
-              <w:t>요구사항</w:t>
-            </w:r>
-            <w:proofErr w:type="spellEnd"/>
-            <w:r>
-              <w:rPr>
-                <w:rFonts w:ascii="맑은 고딕" w:eastAsia="맑은 고딕" w:hAnsi="맑은 고딕"/>
-              </w:rPr>
-              <w:t xml:space="preserve"> </w:t>
-            </w:r>
-            <w:proofErr w:type="spellStart"/>
-            <w:r>
-              <w:rPr>
-                <w:rFonts w:ascii="맑은 고딕" w:eastAsia="맑은 고딕" w:hAnsi="맑은 고딕"/>
-              </w:rPr>
-              <w:t>명칭</w:t>
-            </w:r>
-            <w:proofErr w:type="spellEnd"/>
+            <w:r>
+              <w:rPr>
+                <w:rFonts w:ascii="맑은 고딕" w:eastAsia="맑은 고딕" w:hAnsi="맑은 고딕"/>
+              </w:rPr>
+              <w:t>요구사항 명칭</w:t>
+            </w:r>
           </w:p>
         </w:tc>
         <w:tc>
@@ -13702,42 +11508,12 @@
                 <w:rFonts w:ascii="맑은 고딕" w:eastAsia="맑은 고딕" w:hAnsi="맑은 고딕"/>
               </w:rPr>
             </w:pPr>
-            <w:proofErr w:type="spellStart"/>
-            <w:r>
-              <w:rPr>
-                <w:rFonts w:ascii="맑은 고딕" w:eastAsia="맑은 고딕" w:hAnsi="맑은 고딕"/>
-              </w:rPr>
-              <w:t>프로젝트</w:t>
-            </w:r>
-            <w:proofErr w:type="spellEnd"/>
-            <w:r>
-              <w:rPr>
-                <w:rFonts w:ascii="맑은 고딕" w:eastAsia="맑은 고딕" w:hAnsi="맑은 고딕"/>
-              </w:rPr>
-              <w:t xml:space="preserve"> </w:t>
-            </w:r>
-            <w:proofErr w:type="spellStart"/>
-            <w:r>
-              <w:rPr>
-                <w:rFonts w:ascii="맑은 고딕" w:eastAsia="맑은 고딕" w:hAnsi="맑은 고딕"/>
-              </w:rPr>
-              <w:t>일정</w:t>
-            </w:r>
-            <w:proofErr w:type="spellEnd"/>
-            <w:r>
-              <w:rPr>
-                <w:rFonts w:ascii="맑은 고딕" w:eastAsia="맑은 고딕" w:hAnsi="맑은 고딕"/>
-              </w:rPr>
-              <w:t xml:space="preserve"> </w:t>
-            </w:r>
-            <w:proofErr w:type="spellStart"/>
-            <w:r>
-              <w:rPr>
-                <w:rFonts w:ascii="맑은 고딕" w:eastAsia="맑은 고딕" w:hAnsi="맑은 고딕"/>
-              </w:rPr>
-              <w:t>관리</w:t>
-            </w:r>
-            <w:proofErr w:type="spellEnd"/>
+            <w:r>
+              <w:rPr>
+                <w:rFonts w:ascii="맑은 고딕" w:eastAsia="맑은 고딕" w:hAnsi="맑은 고딕"/>
+              </w:rPr>
+              <w:t>프로젝트 일정 관리</w:t>
+            </w:r>
           </w:p>
         </w:tc>
       </w:tr>
@@ -13755,28 +11531,12 @@
                 <w:rFonts w:ascii="맑은 고딕" w:eastAsia="맑은 고딕" w:hAnsi="맑은 고딕"/>
               </w:rPr>
             </w:pPr>
-            <w:proofErr w:type="spellStart"/>
-            <w:r>
-              <w:rPr>
-                <w:rFonts w:ascii="맑은 고딕" w:eastAsia="맑은 고딕" w:hAnsi="맑은 고딕"/>
-              </w:rPr>
-              <w:t>요구사항</w:t>
-            </w:r>
-            <w:proofErr w:type="spellEnd"/>
-            <w:r>
-              <w:rPr>
-                <w:rFonts w:ascii="맑은 고딕" w:eastAsia="맑은 고딕" w:hAnsi="맑은 고딕"/>
-              </w:rPr>
-              <w:t xml:space="preserve"> </w:t>
-            </w:r>
-            <w:proofErr w:type="spellStart"/>
-            <w:r>
-              <w:rPr>
-                <w:rFonts w:ascii="맑은 고딕" w:eastAsia="맑은 고딕" w:hAnsi="맑은 고딕"/>
-              </w:rPr>
-              <w:t>분류</w:t>
-            </w:r>
-            <w:proofErr w:type="spellEnd"/>
+            <w:r>
+              <w:rPr>
+                <w:rFonts w:ascii="맑은 고딕" w:eastAsia="맑은 고딕" w:hAnsi="맑은 고딕"/>
+              </w:rPr>
+              <w:t>요구사항 분류</w:t>
+            </w:r>
           </w:p>
         </w:tc>
         <w:tc>
@@ -13814,14 +11574,12 @@
                 <w:rFonts w:ascii="맑은 고딕" w:eastAsia="맑은 고딕" w:hAnsi="맑은 고딕"/>
               </w:rPr>
             </w:pPr>
-            <w:proofErr w:type="spellStart"/>
             <w:r>
               <w:rPr>
                 <w:rFonts w:ascii="맑은 고딕" w:eastAsia="맑은 고딕" w:hAnsi="맑은 고딕"/>
               </w:rPr>
               <w:t>응답수준</w:t>
             </w:r>
-            <w:proofErr w:type="spellEnd"/>
           </w:p>
         </w:tc>
         <w:tc>
@@ -13834,14 +11592,12 @@
                 <w:rFonts w:ascii="맑은 고딕" w:eastAsia="맑은 고딕" w:hAnsi="맑은 고딕"/>
               </w:rPr>
             </w:pPr>
-            <w:proofErr w:type="spellStart"/>
             <w:r>
               <w:rPr>
                 <w:rFonts w:ascii="맑은 고딕" w:eastAsia="맑은 고딕" w:hAnsi="맑은 고딕"/>
               </w:rPr>
               <w:t>필수</w:t>
             </w:r>
-            <w:proofErr w:type="spellEnd"/>
           </w:p>
         </w:tc>
       </w:tr>
@@ -13859,14 +11615,12 @@
                 <w:rFonts w:ascii="맑은 고딕" w:eastAsia="맑은 고딕" w:hAnsi="맑은 고딕"/>
               </w:rPr>
             </w:pPr>
-            <w:proofErr w:type="spellStart"/>
             <w:r>
               <w:rPr>
                 <w:rFonts w:ascii="맑은 고딕" w:eastAsia="맑은 고딕" w:hAnsi="맑은 고딕"/>
               </w:rPr>
               <w:t>정의</w:t>
             </w:r>
-            <w:proofErr w:type="spellEnd"/>
           </w:p>
         </w:tc>
         <w:tc>
@@ -13904,28 +11658,12 @@
                 <w:rFonts w:ascii="맑은 고딕" w:eastAsia="맑은 고딕" w:hAnsi="맑은 고딕"/>
               </w:rPr>
             </w:pPr>
-            <w:proofErr w:type="spellStart"/>
-            <w:r>
-              <w:rPr>
-                <w:rFonts w:ascii="맑은 고딕" w:eastAsia="맑은 고딕" w:hAnsi="맑은 고딕"/>
-              </w:rPr>
-              <w:t>세부</w:t>
-            </w:r>
-            <w:proofErr w:type="spellEnd"/>
-            <w:r>
-              <w:rPr>
-                <w:rFonts w:ascii="맑은 고딕" w:eastAsia="맑은 고딕" w:hAnsi="맑은 고딕"/>
-              </w:rPr>
-              <w:t xml:space="preserve"> </w:t>
-            </w:r>
-            <w:proofErr w:type="spellStart"/>
-            <w:r>
-              <w:rPr>
-                <w:rFonts w:ascii="맑은 고딕" w:eastAsia="맑은 고딕" w:hAnsi="맑은 고딕"/>
-              </w:rPr>
-              <w:t>내용</w:t>
-            </w:r>
-            <w:proofErr w:type="spellEnd"/>
+            <w:r>
+              <w:rPr>
+                <w:rFonts w:ascii="맑은 고딕" w:eastAsia="맑은 고딕" w:hAnsi="맑은 고딕"/>
+              </w:rPr>
+              <w:t>세부 내용</w:t>
+            </w:r>
           </w:p>
         </w:tc>
         <w:tc>
@@ -13949,14 +11687,12 @@
                 <w:rFonts w:ascii="맑은 고딕" w:eastAsia="맑은 고딕" w:hAnsi="맑은 고딕"/>
               </w:rPr>
             </w:pPr>
-            <w:proofErr w:type="spellStart"/>
             <w:r>
               <w:rPr>
                 <w:rFonts w:ascii="맑은 고딕" w:eastAsia="맑은 고딕" w:hAnsi="맑은 고딕"/>
               </w:rPr>
               <w:t>산출물</w:t>
             </w:r>
-            <w:proofErr w:type="spellEnd"/>
           </w:p>
         </w:tc>
         <w:tc>
@@ -13969,56 +11705,12 @@
                 <w:rFonts w:ascii="맑은 고딕" w:eastAsia="맑은 고딕" w:hAnsi="맑은 고딕"/>
               </w:rPr>
             </w:pPr>
-            <w:proofErr w:type="spellStart"/>
-            <w:r>
-              <w:rPr>
-                <w:rFonts w:ascii="맑은 고딕" w:eastAsia="맑은 고딕" w:hAnsi="맑은 고딕"/>
-              </w:rPr>
-              <w:t>일정</w:t>
-            </w:r>
-            <w:proofErr w:type="spellEnd"/>
-            <w:r>
-              <w:rPr>
-                <w:rFonts w:ascii="맑은 고딕" w:eastAsia="맑은 고딕" w:hAnsi="맑은 고딕"/>
-              </w:rPr>
-              <w:t xml:space="preserve"> </w:t>
-            </w:r>
-            <w:proofErr w:type="spellStart"/>
-            <w:r>
-              <w:rPr>
-                <w:rFonts w:ascii="맑은 고딕" w:eastAsia="맑은 고딕" w:hAnsi="맑은 고딕"/>
-              </w:rPr>
-              <w:t>변경</w:t>
-            </w:r>
-            <w:proofErr w:type="spellEnd"/>
-            <w:r>
-              <w:rPr>
-                <w:rFonts w:ascii="맑은 고딕" w:eastAsia="맑은 고딕" w:hAnsi="맑은 고딕"/>
-              </w:rPr>
-              <w:t xml:space="preserve"> </w:t>
-            </w:r>
-            <w:proofErr w:type="spellStart"/>
-            <w:r>
-              <w:rPr>
-                <w:rFonts w:ascii="맑은 고딕" w:eastAsia="맑은 고딕" w:hAnsi="맑은 고딕"/>
-              </w:rPr>
-              <w:t>관리</w:t>
-            </w:r>
-            <w:proofErr w:type="spellEnd"/>
-            <w:r>
-              <w:rPr>
-                <w:rFonts w:ascii="맑은 고딕" w:eastAsia="맑은 고딕" w:hAnsi="맑은 고딕"/>
-              </w:rPr>
-              <w:t xml:space="preserve"> </w:t>
-            </w:r>
-            <w:proofErr w:type="spellStart"/>
-            <w:r>
-              <w:rPr>
-                <w:rFonts w:ascii="맑은 고딕" w:eastAsia="맑은 고딕" w:hAnsi="맑은 고딕"/>
-              </w:rPr>
-              <w:t>대장</w:t>
-            </w:r>
-            <w:proofErr w:type="spellEnd"/>
+            <w:r>
+              <w:rPr>
+                <w:rFonts w:ascii="맑은 고딕" w:eastAsia="맑은 고딕" w:hAnsi="맑은 고딕"/>
+              </w:rPr>
+              <w:t>일정 변경 관리 대장</w:t>
+            </w:r>
           </w:p>
         </w:tc>
       </w:tr>
@@ -14079,28 +11771,12 @@
                 <w:rFonts w:ascii="맑은 고딕" w:eastAsia="맑은 고딕" w:hAnsi="맑은 고딕"/>
               </w:rPr>
             </w:pPr>
-            <w:proofErr w:type="spellStart"/>
-            <w:r>
-              <w:rPr>
-                <w:rFonts w:ascii="맑은 고딕" w:eastAsia="맑은 고딕" w:hAnsi="맑은 고딕"/>
-              </w:rPr>
-              <w:t>요구사항</w:t>
-            </w:r>
-            <w:proofErr w:type="spellEnd"/>
-            <w:r>
-              <w:rPr>
-                <w:rFonts w:ascii="맑은 고딕" w:eastAsia="맑은 고딕" w:hAnsi="맑은 고딕"/>
-              </w:rPr>
-              <w:t xml:space="preserve"> </w:t>
-            </w:r>
-            <w:proofErr w:type="spellStart"/>
-            <w:r>
-              <w:rPr>
-                <w:rFonts w:ascii="맑은 고딕" w:eastAsia="맑은 고딕" w:hAnsi="맑은 고딕"/>
-              </w:rPr>
-              <w:t>명칭</w:t>
-            </w:r>
-            <w:proofErr w:type="spellEnd"/>
+            <w:r>
+              <w:rPr>
+                <w:rFonts w:ascii="맑은 고딕" w:eastAsia="맑은 고딕" w:hAnsi="맑은 고딕"/>
+              </w:rPr>
+              <w:t>요구사항 명칭</w:t>
+            </w:r>
           </w:p>
         </w:tc>
         <w:tc>
@@ -14138,28 +11814,12 @@
                 <w:rFonts w:ascii="맑은 고딕" w:eastAsia="맑은 고딕" w:hAnsi="맑은 고딕"/>
               </w:rPr>
             </w:pPr>
-            <w:proofErr w:type="spellStart"/>
-            <w:r>
-              <w:rPr>
-                <w:rFonts w:ascii="맑은 고딕" w:eastAsia="맑은 고딕" w:hAnsi="맑은 고딕"/>
-              </w:rPr>
-              <w:t>요구사항</w:t>
-            </w:r>
-            <w:proofErr w:type="spellEnd"/>
-            <w:r>
-              <w:rPr>
-                <w:rFonts w:ascii="맑은 고딕" w:eastAsia="맑은 고딕" w:hAnsi="맑은 고딕"/>
-              </w:rPr>
-              <w:t xml:space="preserve"> </w:t>
-            </w:r>
-            <w:proofErr w:type="spellStart"/>
-            <w:r>
-              <w:rPr>
-                <w:rFonts w:ascii="맑은 고딕" w:eastAsia="맑은 고딕" w:hAnsi="맑은 고딕"/>
-              </w:rPr>
-              <w:t>분류</w:t>
-            </w:r>
-            <w:proofErr w:type="spellEnd"/>
+            <w:r>
+              <w:rPr>
+                <w:rFonts w:ascii="맑은 고딕" w:eastAsia="맑은 고딕" w:hAnsi="맑은 고딕"/>
+              </w:rPr>
+              <w:t>요구사항 분류</w:t>
+            </w:r>
           </w:p>
         </w:tc>
         <w:tc>
@@ -14197,14 +11857,12 @@
                 <w:rFonts w:ascii="맑은 고딕" w:eastAsia="맑은 고딕" w:hAnsi="맑은 고딕"/>
               </w:rPr>
             </w:pPr>
-            <w:proofErr w:type="spellStart"/>
             <w:r>
               <w:rPr>
                 <w:rFonts w:ascii="맑은 고딕" w:eastAsia="맑은 고딕" w:hAnsi="맑은 고딕"/>
               </w:rPr>
               <w:t>응답수준</w:t>
             </w:r>
-            <w:proofErr w:type="spellEnd"/>
           </w:p>
         </w:tc>
         <w:tc>
@@ -14217,14 +11875,12 @@
                 <w:rFonts w:ascii="맑은 고딕" w:eastAsia="맑은 고딕" w:hAnsi="맑은 고딕"/>
               </w:rPr>
             </w:pPr>
-            <w:proofErr w:type="spellStart"/>
             <w:r>
               <w:rPr>
                 <w:rFonts w:ascii="맑은 고딕" w:eastAsia="맑은 고딕" w:hAnsi="맑은 고딕"/>
               </w:rPr>
               <w:t>필수</w:t>
             </w:r>
-            <w:proofErr w:type="spellEnd"/>
           </w:p>
         </w:tc>
       </w:tr>
@@ -14242,14 +11898,12 @@
                 <w:rFonts w:ascii="맑은 고딕" w:eastAsia="맑은 고딕" w:hAnsi="맑은 고딕"/>
               </w:rPr>
             </w:pPr>
-            <w:proofErr w:type="spellStart"/>
             <w:r>
               <w:rPr>
                 <w:rFonts w:ascii="맑은 고딕" w:eastAsia="맑은 고딕" w:hAnsi="맑은 고딕"/>
               </w:rPr>
               <w:t>정의</w:t>
             </w:r>
-            <w:proofErr w:type="spellEnd"/>
           </w:p>
         </w:tc>
         <w:tc>
@@ -14287,28 +11941,12 @@
                 <w:rFonts w:ascii="맑은 고딕" w:eastAsia="맑은 고딕" w:hAnsi="맑은 고딕"/>
               </w:rPr>
             </w:pPr>
-            <w:proofErr w:type="spellStart"/>
-            <w:r>
-              <w:rPr>
-                <w:rFonts w:ascii="맑은 고딕" w:eastAsia="맑은 고딕" w:hAnsi="맑은 고딕"/>
-              </w:rPr>
-              <w:t>세부</w:t>
-            </w:r>
-            <w:proofErr w:type="spellEnd"/>
-            <w:r>
-              <w:rPr>
-                <w:rFonts w:ascii="맑은 고딕" w:eastAsia="맑은 고딕" w:hAnsi="맑은 고딕"/>
-              </w:rPr>
-              <w:t xml:space="preserve"> </w:t>
-            </w:r>
-            <w:proofErr w:type="spellStart"/>
-            <w:r>
-              <w:rPr>
-                <w:rFonts w:ascii="맑은 고딕" w:eastAsia="맑은 고딕" w:hAnsi="맑은 고딕"/>
-              </w:rPr>
-              <w:t>내용</w:t>
-            </w:r>
-            <w:proofErr w:type="spellEnd"/>
+            <w:r>
+              <w:rPr>
+                <w:rFonts w:ascii="맑은 고딕" w:eastAsia="맑은 고딕" w:hAnsi="맑은 고딕"/>
+              </w:rPr>
+              <w:t>세부 내용</w:t>
+            </w:r>
           </w:p>
         </w:tc>
         <w:tc>
@@ -14332,14 +11970,12 @@
                 <w:rFonts w:ascii="맑은 고딕" w:eastAsia="맑은 고딕" w:hAnsi="맑은 고딕"/>
               </w:rPr>
             </w:pPr>
-            <w:proofErr w:type="spellStart"/>
             <w:r>
               <w:rPr>
                 <w:rFonts w:ascii="맑은 고딕" w:eastAsia="맑은 고딕" w:hAnsi="맑은 고딕"/>
               </w:rPr>
               <w:t>산출물</w:t>
             </w:r>
-            <w:proofErr w:type="spellEnd"/>
           </w:p>
         </w:tc>
         <w:tc>
@@ -14444,28 +12080,12 @@
                 <w:rFonts w:ascii="맑은 고딕" w:eastAsia="맑은 고딕" w:hAnsi="맑은 고딕"/>
               </w:rPr>
             </w:pPr>
-            <w:proofErr w:type="spellStart"/>
-            <w:r>
-              <w:rPr>
-                <w:rFonts w:ascii="맑은 고딕" w:eastAsia="맑은 고딕" w:hAnsi="맑은 고딕"/>
-              </w:rPr>
-              <w:t>요구사항</w:t>
-            </w:r>
-            <w:proofErr w:type="spellEnd"/>
-            <w:r>
-              <w:rPr>
-                <w:rFonts w:ascii="맑은 고딕" w:eastAsia="맑은 고딕" w:hAnsi="맑은 고딕"/>
-              </w:rPr>
-              <w:t xml:space="preserve"> </w:t>
-            </w:r>
-            <w:proofErr w:type="spellStart"/>
-            <w:r>
-              <w:rPr>
-                <w:rFonts w:ascii="맑은 고딕" w:eastAsia="맑은 고딕" w:hAnsi="맑은 고딕"/>
-              </w:rPr>
-              <w:t>명칭</w:t>
-            </w:r>
-            <w:proofErr w:type="spellEnd"/>
+            <w:r>
+              <w:rPr>
+                <w:rFonts w:ascii="맑은 고딕" w:eastAsia="맑은 고딕" w:hAnsi="맑은 고딕"/>
+              </w:rPr>
+              <w:t>요구사항 명칭</w:t>
+            </w:r>
           </w:p>
         </w:tc>
         <w:tc>
@@ -14478,28 +12098,12 @@
                 <w:rFonts w:ascii="맑은 고딕" w:eastAsia="맑은 고딕" w:hAnsi="맑은 고딕"/>
               </w:rPr>
             </w:pPr>
-            <w:proofErr w:type="spellStart"/>
-            <w:r>
-              <w:rPr>
-                <w:rFonts w:ascii="맑은 고딕" w:eastAsia="맑은 고딕" w:hAnsi="맑은 고딕"/>
-              </w:rPr>
-              <w:t>산출물</w:t>
-            </w:r>
-            <w:proofErr w:type="spellEnd"/>
-            <w:r>
-              <w:rPr>
-                <w:rFonts w:ascii="맑은 고딕" w:eastAsia="맑은 고딕" w:hAnsi="맑은 고딕"/>
-              </w:rPr>
-              <w:t xml:space="preserve"> </w:t>
-            </w:r>
-            <w:proofErr w:type="spellStart"/>
-            <w:r>
-              <w:rPr>
-                <w:rFonts w:ascii="맑은 고딕" w:eastAsia="맑은 고딕" w:hAnsi="맑은 고딕"/>
-              </w:rPr>
-              <w:t>관리</w:t>
-            </w:r>
-            <w:proofErr w:type="spellEnd"/>
+            <w:r>
+              <w:rPr>
+                <w:rFonts w:ascii="맑은 고딕" w:eastAsia="맑은 고딕" w:hAnsi="맑은 고딕"/>
+              </w:rPr>
+              <w:t>산출물 관리</w:t>
+            </w:r>
           </w:p>
         </w:tc>
       </w:tr>
@@ -14517,28 +12121,12 @@
                 <w:rFonts w:ascii="맑은 고딕" w:eastAsia="맑은 고딕" w:hAnsi="맑은 고딕"/>
               </w:rPr>
             </w:pPr>
-            <w:proofErr w:type="spellStart"/>
-            <w:r>
-              <w:rPr>
-                <w:rFonts w:ascii="맑은 고딕" w:eastAsia="맑은 고딕" w:hAnsi="맑은 고딕"/>
-              </w:rPr>
-              <w:t>요구사항</w:t>
-            </w:r>
-            <w:proofErr w:type="spellEnd"/>
-            <w:r>
-              <w:rPr>
-                <w:rFonts w:ascii="맑은 고딕" w:eastAsia="맑은 고딕" w:hAnsi="맑은 고딕"/>
-              </w:rPr>
-              <w:t xml:space="preserve"> </w:t>
-            </w:r>
-            <w:proofErr w:type="spellStart"/>
-            <w:r>
-              <w:rPr>
-                <w:rFonts w:ascii="맑은 고딕" w:eastAsia="맑은 고딕" w:hAnsi="맑은 고딕"/>
-              </w:rPr>
-              <w:t>분류</w:t>
-            </w:r>
-            <w:proofErr w:type="spellEnd"/>
+            <w:r>
+              <w:rPr>
+                <w:rFonts w:ascii="맑은 고딕" w:eastAsia="맑은 고딕" w:hAnsi="맑은 고딕"/>
+              </w:rPr>
+              <w:t>요구사항 분류</w:t>
+            </w:r>
           </w:p>
         </w:tc>
         <w:tc>
@@ -14551,19 +12139,11 @@
                 <w:rFonts w:ascii="맑은 고딕" w:eastAsia="맑은 고딕" w:hAnsi="맑은 고딕"/>
               </w:rPr>
             </w:pPr>
-            <w:proofErr w:type="spellStart"/>
-            <w:r>
-              <w:rPr>
-                <w:rFonts w:ascii="맑은 고딕" w:eastAsia="맑은 고딕" w:hAnsi="맑은 고딕"/>
-              </w:rPr>
-              <w:t>품질관리</w:t>
-            </w:r>
-            <w:proofErr w:type="spellEnd"/>
-            <w:r>
-              <w:rPr>
-                <w:rFonts w:ascii="맑은 고딕" w:eastAsia="맑은 고딕" w:hAnsi="맑은 고딕"/>
-              </w:rPr>
-              <w:t xml:space="preserve"> (QUR)</w:t>
+            <w:r>
+              <w:rPr>
+                <w:rFonts w:ascii="맑은 고딕" w:eastAsia="맑은 고딕" w:hAnsi="맑은 고딕"/>
+              </w:rPr>
+              <w:t>품질관리 (QUR)</w:t>
             </w:r>
           </w:p>
         </w:tc>
@@ -14582,14 +12162,12 @@
                 <w:rFonts w:ascii="맑은 고딕" w:eastAsia="맑은 고딕" w:hAnsi="맑은 고딕"/>
               </w:rPr>
             </w:pPr>
-            <w:proofErr w:type="spellStart"/>
             <w:r>
               <w:rPr>
                 <w:rFonts w:ascii="맑은 고딕" w:eastAsia="맑은 고딕" w:hAnsi="맑은 고딕"/>
               </w:rPr>
               <w:t>응답수준</w:t>
             </w:r>
-            <w:proofErr w:type="spellEnd"/>
           </w:p>
         </w:tc>
         <w:tc>
@@ -14602,14 +12180,12 @@
                 <w:rFonts w:ascii="맑은 고딕" w:eastAsia="맑은 고딕" w:hAnsi="맑은 고딕"/>
               </w:rPr>
             </w:pPr>
-            <w:proofErr w:type="spellStart"/>
             <w:r>
               <w:rPr>
                 <w:rFonts w:ascii="맑은 고딕" w:eastAsia="맑은 고딕" w:hAnsi="맑은 고딕"/>
               </w:rPr>
               <w:t>필수</w:t>
             </w:r>
-            <w:proofErr w:type="spellEnd"/>
           </w:p>
         </w:tc>
       </w:tr>
@@ -14627,14 +12203,12 @@
                 <w:rFonts w:ascii="맑은 고딕" w:eastAsia="맑은 고딕" w:hAnsi="맑은 고딕"/>
               </w:rPr>
             </w:pPr>
-            <w:proofErr w:type="spellStart"/>
             <w:r>
               <w:rPr>
                 <w:rFonts w:ascii="맑은 고딕" w:eastAsia="맑은 고딕" w:hAnsi="맑은 고딕"/>
               </w:rPr>
               <w:t>정의</w:t>
             </w:r>
-            <w:proofErr w:type="spellEnd"/>
           </w:p>
         </w:tc>
         <w:tc>
@@ -14672,28 +12246,12 @@
                 <w:rFonts w:ascii="맑은 고딕" w:eastAsia="맑은 고딕" w:hAnsi="맑은 고딕"/>
               </w:rPr>
             </w:pPr>
-            <w:proofErr w:type="spellStart"/>
-            <w:r>
-              <w:rPr>
-                <w:rFonts w:ascii="맑은 고딕" w:eastAsia="맑은 고딕" w:hAnsi="맑은 고딕"/>
-              </w:rPr>
-              <w:t>세부</w:t>
-            </w:r>
-            <w:proofErr w:type="spellEnd"/>
-            <w:r>
-              <w:rPr>
-                <w:rFonts w:ascii="맑은 고딕" w:eastAsia="맑은 고딕" w:hAnsi="맑은 고딕"/>
-              </w:rPr>
-              <w:t xml:space="preserve"> </w:t>
-            </w:r>
-            <w:proofErr w:type="spellStart"/>
-            <w:r>
-              <w:rPr>
-                <w:rFonts w:ascii="맑은 고딕" w:eastAsia="맑은 고딕" w:hAnsi="맑은 고딕"/>
-              </w:rPr>
-              <w:t>내용</w:t>
-            </w:r>
-            <w:proofErr w:type="spellEnd"/>
+            <w:r>
+              <w:rPr>
+                <w:rFonts w:ascii="맑은 고딕" w:eastAsia="맑은 고딕" w:hAnsi="맑은 고딕"/>
+              </w:rPr>
+              <w:t>세부 내용</w:t>
+            </w:r>
           </w:p>
         </w:tc>
         <w:tc>
@@ -14717,14 +12275,12 @@
                 <w:rFonts w:ascii="맑은 고딕" w:eastAsia="맑은 고딕" w:hAnsi="맑은 고딕"/>
               </w:rPr>
             </w:pPr>
-            <w:proofErr w:type="spellStart"/>
             <w:r>
               <w:rPr>
                 <w:rFonts w:ascii="맑은 고딕" w:eastAsia="맑은 고딕" w:hAnsi="맑은 고딕"/>
               </w:rPr>
               <w:t>산출물</w:t>
             </w:r>
-            <w:proofErr w:type="spellEnd"/>
           </w:p>
         </w:tc>
         <w:tc>
@@ -14806,28 +12362,12 @@
                 <w:rFonts w:ascii="맑은 고딕" w:eastAsia="맑은 고딕" w:hAnsi="맑은 고딕"/>
               </w:rPr>
             </w:pPr>
-            <w:proofErr w:type="spellStart"/>
-            <w:r>
-              <w:rPr>
-                <w:rFonts w:ascii="맑은 고딕" w:eastAsia="맑은 고딕" w:hAnsi="맑은 고딕"/>
-              </w:rPr>
-              <w:t>요구사항</w:t>
-            </w:r>
-            <w:proofErr w:type="spellEnd"/>
-            <w:r>
-              <w:rPr>
-                <w:rFonts w:ascii="맑은 고딕" w:eastAsia="맑은 고딕" w:hAnsi="맑은 고딕"/>
-              </w:rPr>
-              <w:t xml:space="preserve"> </w:t>
-            </w:r>
-            <w:proofErr w:type="spellStart"/>
-            <w:r>
-              <w:rPr>
-                <w:rFonts w:ascii="맑은 고딕" w:eastAsia="맑은 고딕" w:hAnsi="맑은 고딕"/>
-              </w:rPr>
-              <w:t>명칭</w:t>
-            </w:r>
-            <w:proofErr w:type="spellEnd"/>
+            <w:r>
+              <w:rPr>
+                <w:rFonts w:ascii="맑은 고딕" w:eastAsia="맑은 고딕" w:hAnsi="맑은 고딕"/>
+              </w:rPr>
+              <w:t>요구사항 명칭</w:t>
+            </w:r>
           </w:p>
         </w:tc>
         <w:tc>
@@ -14840,14 +12380,12 @@
                 <w:rFonts w:ascii="맑은 고딕" w:eastAsia="맑은 고딕" w:hAnsi="맑은 고딕"/>
               </w:rPr>
             </w:pPr>
-            <w:proofErr w:type="spellStart"/>
             <w:r>
               <w:rPr>
                 <w:rFonts w:ascii="맑은 고딕" w:eastAsia="맑은 고딕" w:hAnsi="맑은 고딕"/>
               </w:rPr>
               <w:t>검증</w:t>
             </w:r>
-            <w:proofErr w:type="spellEnd"/>
           </w:p>
         </w:tc>
       </w:tr>
@@ -14865,28 +12403,12 @@
                 <w:rFonts w:ascii="맑은 고딕" w:eastAsia="맑은 고딕" w:hAnsi="맑은 고딕"/>
               </w:rPr>
             </w:pPr>
-            <w:proofErr w:type="spellStart"/>
-            <w:r>
-              <w:rPr>
-                <w:rFonts w:ascii="맑은 고딕" w:eastAsia="맑은 고딕" w:hAnsi="맑은 고딕"/>
-              </w:rPr>
-              <w:t>요구사항</w:t>
-            </w:r>
-            <w:proofErr w:type="spellEnd"/>
-            <w:r>
-              <w:rPr>
-                <w:rFonts w:ascii="맑은 고딕" w:eastAsia="맑은 고딕" w:hAnsi="맑은 고딕"/>
-              </w:rPr>
-              <w:t xml:space="preserve"> </w:t>
-            </w:r>
-            <w:proofErr w:type="spellStart"/>
-            <w:r>
-              <w:rPr>
-                <w:rFonts w:ascii="맑은 고딕" w:eastAsia="맑은 고딕" w:hAnsi="맑은 고딕"/>
-              </w:rPr>
-              <w:t>분류</w:t>
-            </w:r>
-            <w:proofErr w:type="spellEnd"/>
+            <w:r>
+              <w:rPr>
+                <w:rFonts w:ascii="맑은 고딕" w:eastAsia="맑은 고딕" w:hAnsi="맑은 고딕"/>
+              </w:rPr>
+              <w:t>요구사항 분류</w:t>
+            </w:r>
           </w:p>
         </w:tc>
         <w:tc>
@@ -14899,19 +12421,11 @@
                 <w:rFonts w:ascii="맑은 고딕" w:eastAsia="맑은 고딕" w:hAnsi="맑은 고딕"/>
               </w:rPr>
             </w:pPr>
-            <w:proofErr w:type="spellStart"/>
-            <w:r>
-              <w:rPr>
-                <w:rFonts w:ascii="맑은 고딕" w:eastAsia="맑은 고딕" w:hAnsi="맑은 고딕"/>
-              </w:rPr>
-              <w:t>품질관리</w:t>
-            </w:r>
-            <w:proofErr w:type="spellEnd"/>
-            <w:r>
-              <w:rPr>
-                <w:rFonts w:ascii="맑은 고딕" w:eastAsia="맑은 고딕" w:hAnsi="맑은 고딕"/>
-              </w:rPr>
-              <w:t xml:space="preserve"> (QUR)</w:t>
+            <w:r>
+              <w:rPr>
+                <w:rFonts w:ascii="맑은 고딕" w:eastAsia="맑은 고딕" w:hAnsi="맑은 고딕"/>
+              </w:rPr>
+              <w:t>품질관리 (QUR)</w:t>
             </w:r>
           </w:p>
         </w:tc>
@@ -14930,14 +12444,12 @@
                 <w:rFonts w:ascii="맑은 고딕" w:eastAsia="맑은 고딕" w:hAnsi="맑은 고딕"/>
               </w:rPr>
             </w:pPr>
-            <w:proofErr w:type="spellStart"/>
             <w:r>
               <w:rPr>
                 <w:rFonts w:ascii="맑은 고딕" w:eastAsia="맑은 고딕" w:hAnsi="맑은 고딕"/>
               </w:rPr>
               <w:t>응답수준</w:t>
             </w:r>
-            <w:proofErr w:type="spellEnd"/>
           </w:p>
         </w:tc>
         <w:tc>
@@ -14950,14 +12462,12 @@
                 <w:rFonts w:ascii="맑은 고딕" w:eastAsia="맑은 고딕" w:hAnsi="맑은 고딕"/>
               </w:rPr>
             </w:pPr>
-            <w:proofErr w:type="spellStart"/>
             <w:r>
               <w:rPr>
                 <w:rFonts w:ascii="맑은 고딕" w:eastAsia="맑은 고딕" w:hAnsi="맑은 고딕"/>
               </w:rPr>
               <w:t>필수</w:t>
             </w:r>
-            <w:proofErr w:type="spellEnd"/>
           </w:p>
         </w:tc>
       </w:tr>
@@ -14975,14 +12485,12 @@
                 <w:rFonts w:ascii="맑은 고딕" w:eastAsia="맑은 고딕" w:hAnsi="맑은 고딕"/>
               </w:rPr>
             </w:pPr>
-            <w:proofErr w:type="spellStart"/>
             <w:r>
               <w:rPr>
                 <w:rFonts w:ascii="맑은 고딕" w:eastAsia="맑은 고딕" w:hAnsi="맑은 고딕"/>
               </w:rPr>
               <w:t>정의</w:t>
             </w:r>
-            <w:proofErr w:type="spellEnd"/>
           </w:p>
         </w:tc>
         <w:tc>
@@ -15020,28 +12528,12 @@
                 <w:rFonts w:ascii="맑은 고딕" w:eastAsia="맑은 고딕" w:hAnsi="맑은 고딕"/>
               </w:rPr>
             </w:pPr>
-            <w:proofErr w:type="spellStart"/>
-            <w:r>
-              <w:rPr>
-                <w:rFonts w:ascii="맑은 고딕" w:eastAsia="맑은 고딕" w:hAnsi="맑은 고딕"/>
-              </w:rPr>
-              <w:t>세부</w:t>
-            </w:r>
-            <w:proofErr w:type="spellEnd"/>
-            <w:r>
-              <w:rPr>
-                <w:rFonts w:ascii="맑은 고딕" w:eastAsia="맑은 고딕" w:hAnsi="맑은 고딕"/>
-              </w:rPr>
-              <w:t xml:space="preserve"> </w:t>
-            </w:r>
-            <w:proofErr w:type="spellStart"/>
-            <w:r>
-              <w:rPr>
-                <w:rFonts w:ascii="맑은 고딕" w:eastAsia="맑은 고딕" w:hAnsi="맑은 고딕"/>
-              </w:rPr>
-              <w:t>내용</w:t>
-            </w:r>
-            <w:proofErr w:type="spellEnd"/>
+            <w:r>
+              <w:rPr>
+                <w:rFonts w:ascii="맑은 고딕" w:eastAsia="맑은 고딕" w:hAnsi="맑은 고딕"/>
+              </w:rPr>
+              <w:t>세부 내용</w:t>
+            </w:r>
           </w:p>
         </w:tc>
         <w:tc>
@@ -15065,14 +12557,12 @@
                 <w:rFonts w:ascii="맑은 고딕" w:eastAsia="맑은 고딕" w:hAnsi="맑은 고딕"/>
               </w:rPr>
             </w:pPr>
-            <w:proofErr w:type="spellStart"/>
             <w:r>
               <w:rPr>
                 <w:rFonts w:ascii="맑은 고딕" w:eastAsia="맑은 고딕" w:hAnsi="맑은 고딕"/>
               </w:rPr>
               <w:t>산출물</w:t>
             </w:r>
-            <w:proofErr w:type="spellEnd"/>
           </w:p>
         </w:tc>
         <w:tc>
@@ -15091,23 +12581,7 @@
                 <w:rFonts w:ascii="맑은 고딕" w:eastAsia="맑은 고딕" w:hAnsi="맑은 고딕"/>
                 <w:lang w:eastAsia="ko-KR"/>
               </w:rPr>
-              <w:t xml:space="preserve">요구사항 </w:t>
-            </w:r>
-            <w:proofErr w:type="spellStart"/>
-            <w:r>
-              <w:rPr>
-                <w:rFonts w:ascii="맑은 고딕" w:eastAsia="맑은 고딕" w:hAnsi="맑은 고딕"/>
-                <w:lang w:eastAsia="ko-KR"/>
-              </w:rPr>
-              <w:t>추적표</w:t>
-            </w:r>
-            <w:proofErr w:type="spellEnd"/>
-            <w:r>
-              <w:rPr>
-                <w:rFonts w:ascii="맑은 고딕" w:eastAsia="맑은 고딕" w:hAnsi="맑은 고딕"/>
-                <w:lang w:eastAsia="ko-KR"/>
-              </w:rPr>
-              <w:t>, 테스트 시나리오 및 결과서</w:t>
+              <w:t>요구사항 추적표, 테스트 시나리오 및 결과서</w:t>
             </w:r>
           </w:p>
         </w:tc>
@@ -15169,28 +12643,12 @@
                 <w:rFonts w:ascii="맑은 고딕" w:eastAsia="맑은 고딕" w:hAnsi="맑은 고딕"/>
               </w:rPr>
             </w:pPr>
-            <w:proofErr w:type="spellStart"/>
-            <w:r>
-              <w:rPr>
-                <w:rFonts w:ascii="맑은 고딕" w:eastAsia="맑은 고딕" w:hAnsi="맑은 고딕"/>
-              </w:rPr>
-              <w:t>요구사항</w:t>
-            </w:r>
-            <w:proofErr w:type="spellEnd"/>
-            <w:r>
-              <w:rPr>
-                <w:rFonts w:ascii="맑은 고딕" w:eastAsia="맑은 고딕" w:hAnsi="맑은 고딕"/>
-              </w:rPr>
-              <w:t xml:space="preserve"> </w:t>
-            </w:r>
-            <w:proofErr w:type="spellStart"/>
-            <w:r>
-              <w:rPr>
-                <w:rFonts w:ascii="맑은 고딕" w:eastAsia="맑은 고딕" w:hAnsi="맑은 고딕"/>
-              </w:rPr>
-              <w:t>명칭</w:t>
-            </w:r>
-            <w:proofErr w:type="spellEnd"/>
+            <w:r>
+              <w:rPr>
+                <w:rFonts w:ascii="맑은 고딕" w:eastAsia="맑은 고딕" w:hAnsi="맑은 고딕"/>
+              </w:rPr>
+              <w:t>요구사항 명칭</w:t>
+            </w:r>
           </w:p>
         </w:tc>
         <w:tc>
@@ -15203,28 +12661,12 @@
                 <w:rFonts w:ascii="맑은 고딕" w:eastAsia="맑은 고딕" w:hAnsi="맑은 고딕"/>
               </w:rPr>
             </w:pPr>
-            <w:proofErr w:type="spellStart"/>
-            <w:r>
-              <w:rPr>
-                <w:rFonts w:ascii="맑은 고딕" w:eastAsia="맑은 고딕" w:hAnsi="맑은 고딕"/>
-              </w:rPr>
-              <w:t>최종</w:t>
-            </w:r>
-            <w:proofErr w:type="spellEnd"/>
-            <w:r>
-              <w:rPr>
-                <w:rFonts w:ascii="맑은 고딕" w:eastAsia="맑은 고딕" w:hAnsi="맑은 고딕"/>
-              </w:rPr>
-              <w:t xml:space="preserve"> </w:t>
-            </w:r>
-            <w:proofErr w:type="spellStart"/>
-            <w:r>
-              <w:rPr>
-                <w:rFonts w:ascii="맑은 고딕" w:eastAsia="맑은 고딕" w:hAnsi="맑은 고딕"/>
-              </w:rPr>
-              <w:t>검수</w:t>
-            </w:r>
-            <w:proofErr w:type="spellEnd"/>
+            <w:r>
+              <w:rPr>
+                <w:rFonts w:ascii="맑은 고딕" w:eastAsia="맑은 고딕" w:hAnsi="맑은 고딕"/>
+              </w:rPr>
+              <w:t>최종 검수</w:t>
+            </w:r>
           </w:p>
         </w:tc>
       </w:tr>
@@ -15242,28 +12684,12 @@
                 <w:rFonts w:ascii="맑은 고딕" w:eastAsia="맑은 고딕" w:hAnsi="맑은 고딕"/>
               </w:rPr>
             </w:pPr>
-            <w:proofErr w:type="spellStart"/>
-            <w:r>
-              <w:rPr>
-                <w:rFonts w:ascii="맑은 고딕" w:eastAsia="맑은 고딕" w:hAnsi="맑은 고딕"/>
-              </w:rPr>
-              <w:t>요구사항</w:t>
-            </w:r>
-            <w:proofErr w:type="spellEnd"/>
-            <w:r>
-              <w:rPr>
-                <w:rFonts w:ascii="맑은 고딕" w:eastAsia="맑은 고딕" w:hAnsi="맑은 고딕"/>
-              </w:rPr>
-              <w:t xml:space="preserve"> </w:t>
-            </w:r>
-            <w:proofErr w:type="spellStart"/>
-            <w:r>
-              <w:rPr>
-                <w:rFonts w:ascii="맑은 고딕" w:eastAsia="맑은 고딕" w:hAnsi="맑은 고딕"/>
-              </w:rPr>
-              <w:t>분류</w:t>
-            </w:r>
-            <w:proofErr w:type="spellEnd"/>
+            <w:r>
+              <w:rPr>
+                <w:rFonts w:ascii="맑은 고딕" w:eastAsia="맑은 고딕" w:hAnsi="맑은 고딕"/>
+              </w:rPr>
+              <w:t>요구사항 분류</w:t>
+            </w:r>
           </w:p>
         </w:tc>
         <w:tc>
@@ -15276,19 +12702,11 @@
                 <w:rFonts w:ascii="맑은 고딕" w:eastAsia="맑은 고딕" w:hAnsi="맑은 고딕"/>
               </w:rPr>
             </w:pPr>
-            <w:proofErr w:type="spellStart"/>
-            <w:r>
-              <w:rPr>
-                <w:rFonts w:ascii="맑은 고딕" w:eastAsia="맑은 고딕" w:hAnsi="맑은 고딕"/>
-              </w:rPr>
-              <w:t>품질관리</w:t>
-            </w:r>
-            <w:proofErr w:type="spellEnd"/>
-            <w:r>
-              <w:rPr>
-                <w:rFonts w:ascii="맑은 고딕" w:eastAsia="맑은 고딕" w:hAnsi="맑은 고딕"/>
-              </w:rPr>
-              <w:t xml:space="preserve"> (QUR)</w:t>
+            <w:r>
+              <w:rPr>
+                <w:rFonts w:ascii="맑은 고딕" w:eastAsia="맑은 고딕" w:hAnsi="맑은 고딕"/>
+              </w:rPr>
+              <w:t>품질관리 (QUR)</w:t>
             </w:r>
           </w:p>
         </w:tc>
@@ -15307,14 +12725,12 @@
                 <w:rFonts w:ascii="맑은 고딕" w:eastAsia="맑은 고딕" w:hAnsi="맑은 고딕"/>
               </w:rPr>
             </w:pPr>
-            <w:proofErr w:type="spellStart"/>
             <w:r>
               <w:rPr>
                 <w:rFonts w:ascii="맑은 고딕" w:eastAsia="맑은 고딕" w:hAnsi="맑은 고딕"/>
               </w:rPr>
               <w:t>응답수준</w:t>
             </w:r>
-            <w:proofErr w:type="spellEnd"/>
           </w:p>
         </w:tc>
         <w:tc>
@@ -15327,14 +12743,12 @@
                 <w:rFonts w:ascii="맑은 고딕" w:eastAsia="맑은 고딕" w:hAnsi="맑은 고딕"/>
               </w:rPr>
             </w:pPr>
-            <w:proofErr w:type="spellStart"/>
             <w:r>
               <w:rPr>
                 <w:rFonts w:ascii="맑은 고딕" w:eastAsia="맑은 고딕" w:hAnsi="맑은 고딕"/>
               </w:rPr>
               <w:t>필수</w:t>
             </w:r>
-            <w:proofErr w:type="spellEnd"/>
           </w:p>
         </w:tc>
       </w:tr>
@@ -15352,14 +12766,12 @@
                 <w:rFonts w:ascii="맑은 고딕" w:eastAsia="맑은 고딕" w:hAnsi="맑은 고딕"/>
               </w:rPr>
             </w:pPr>
-            <w:proofErr w:type="spellStart"/>
             <w:r>
               <w:rPr>
                 <w:rFonts w:ascii="맑은 고딕" w:eastAsia="맑은 고딕" w:hAnsi="맑은 고딕"/>
               </w:rPr>
               <w:t>정의</w:t>
             </w:r>
-            <w:proofErr w:type="spellEnd"/>
           </w:p>
         </w:tc>
         <w:tc>
@@ -15397,28 +12809,12 @@
                 <w:rFonts w:ascii="맑은 고딕" w:eastAsia="맑은 고딕" w:hAnsi="맑은 고딕"/>
               </w:rPr>
             </w:pPr>
-            <w:proofErr w:type="spellStart"/>
-            <w:r>
-              <w:rPr>
-                <w:rFonts w:ascii="맑은 고딕" w:eastAsia="맑은 고딕" w:hAnsi="맑은 고딕"/>
-              </w:rPr>
-              <w:t>세부</w:t>
-            </w:r>
-            <w:proofErr w:type="spellEnd"/>
-            <w:r>
-              <w:rPr>
-                <w:rFonts w:ascii="맑은 고딕" w:eastAsia="맑은 고딕" w:hAnsi="맑은 고딕"/>
-              </w:rPr>
-              <w:t xml:space="preserve"> </w:t>
-            </w:r>
-            <w:proofErr w:type="spellStart"/>
-            <w:r>
-              <w:rPr>
-                <w:rFonts w:ascii="맑은 고딕" w:eastAsia="맑은 고딕" w:hAnsi="맑은 고딕"/>
-              </w:rPr>
-              <w:t>내용</w:t>
-            </w:r>
-            <w:proofErr w:type="spellEnd"/>
+            <w:r>
+              <w:rPr>
+                <w:rFonts w:ascii="맑은 고딕" w:eastAsia="맑은 고딕" w:hAnsi="맑은 고딕"/>
+              </w:rPr>
+              <w:t>세부 내용</w:t>
+            </w:r>
           </w:p>
         </w:tc>
         <w:tc>
@@ -15442,14 +12838,12 @@
                 <w:rFonts w:ascii="맑은 고딕" w:eastAsia="맑은 고딕" w:hAnsi="맑은 고딕"/>
               </w:rPr>
             </w:pPr>
-            <w:proofErr w:type="spellStart"/>
             <w:r>
               <w:rPr>
                 <w:rFonts w:ascii="맑은 고딕" w:eastAsia="맑은 고딕" w:hAnsi="맑은 고딕"/>
               </w:rPr>
               <w:t>산출물</w:t>
             </w:r>
-            <w:proofErr w:type="spellEnd"/>
           </w:p>
         </w:tc>
         <w:tc>
@@ -15492,7 +12886,7 @@
 </file>
 
 <file path=word/endnotes.xml><?xml version="1.0" encoding="utf-8"?>
-<w:endnotes xmlns:wpc="http://schemas.microsoft.com/office/word/2010/wordprocessingCanvas" xmlns:cx="http://schemas.microsoft.com/office/drawing/2014/chartex" xmlns:cx1="http://schemas.microsoft.com/office/drawing/2015/9/8/chartex" xmlns:cx2="http://schemas.microsoft.com/office/drawing/2015/10/21/chartex" xmlns:cx3="http://schemas.microsoft.com/office/drawing/2016/5/9/chartex" xmlns:cx4="http://schemas.microsoft.com/office/drawing/2016/5/10/chartex" xmlns:cx5="http://schemas.microsoft.com/office/drawing/2016/5/11/chartex" xmlns:cx6="http://schemas.microsoft.com/office/drawing/2016/5/12/chartex" xmlns:cx7="http://schemas.microsoft.com/office/drawing/2016/5/13/chartex" xmlns:cx8="http://schemas.microsoft.com/office/drawing/2016/5/14/chartex" xmlns:mc="http://schemas.openxmlformats.org/markup-compatibility/2006" xmlns:aink="http://schemas.microsoft.com/office/drawing/2016/ink" xmlns:am3d="http://schemas.microsoft.com/office/drawing/2017/model3d" xmlns:o="urn:schemas-microsoft-com:office:office" xmlns:oel="http://schemas.microsoft.com/office/2019/extlst" xmlns:r="http://schemas.openxmlformats.org/officeDocument/2006/relationships" xmlns:m="http://schemas.openxmlformats.org/officeDocument/2006/math" xmlns:v="urn:schemas-microsoft-com:vml" xmlns:wp14="http://schemas.microsoft.com/office/word/2010/wordprocessingDrawing" xmlns:wp="http://schemas.openxmlformats.org/drawingml/2006/wordprocessingDrawing" xmlns:w10="urn:schemas-microsoft-com:office:word" xmlns:w="http://schemas.openxmlformats.org/wordprocessingml/2006/main" xmlns:w14="http://schemas.microsoft.com/office/word/2010/wordml" xmlns:w15="http://schemas.microsoft.com/office/word/2012/wordml" xmlns:w16cex="http://schemas.microsoft.com/office/word/2018/wordml/cex" xmlns:w16cid="http://schemas.microsoft.com/office/word/2016/wordml/cid" xmlns:w16="http://schemas.microsoft.com/office/word/2018/wordml" xmlns:w16du="http://schemas.microsoft.com/office/word/2023/wordml/word16du" xmlns:w16sdtdh="http://schemas.microsoft.com/office/word/2020/wordml/sdtdatahash" xmlns:w16sdtfl="http://schemas.microsoft.com/office/word/2024/wordml/sdtformatlock" xmlns:w16se="http://schemas.microsoft.com/office/word/2015/wordml/symex" xmlns:wpg="http://schemas.microsoft.com/office/word/2010/wordprocessingGroup" xmlns:wpi="http://schemas.microsoft.com/office/word/2010/wordprocessingInk" xmlns:wne="http://schemas.microsoft.com/office/word/2006/wordml" xmlns:wps="http://schemas.microsoft.com/office/word/2010/wordprocessingShape" mc:Ignorable="w14 w15 w16se w16cid w16 w16cex w16sdtdh w16sdtfl w16du wp14">
+<w:endnotes xmlns:wpc="http://schemas.microsoft.com/office/word/2010/wordprocessingCanvas" xmlns:cx="http://schemas.microsoft.com/office/drawing/2014/chartex" xmlns:mc="http://schemas.openxmlformats.org/markup-compatibility/2006" xmlns:o="urn:schemas-microsoft-com:office:office" xmlns:r="http://schemas.openxmlformats.org/officeDocument/2006/relationships" xmlns:m="http://schemas.openxmlformats.org/officeDocument/2006/math" xmlns:v="urn:schemas-microsoft-com:vml" xmlns:wp14="http://schemas.microsoft.com/office/word/2010/wordprocessingDrawing" xmlns:wp="http://schemas.openxmlformats.org/drawingml/2006/wordprocessingDrawing" xmlns:w10="urn:schemas-microsoft-com:office:word" xmlns:w="http://schemas.openxmlformats.org/wordprocessingml/2006/main" xmlns:w14="http://schemas.microsoft.com/office/word/2010/wordml" xmlns:w15="http://schemas.microsoft.com/office/word/2012/wordml" xmlns:w16se="http://schemas.microsoft.com/office/word/2015/wordml/symex" xmlns:wpg="http://schemas.microsoft.com/office/word/2010/wordprocessingGroup" xmlns:wpi="http://schemas.microsoft.com/office/word/2010/wordprocessingInk" xmlns:wne="http://schemas.microsoft.com/office/word/2006/wordml" xmlns:wps="http://schemas.microsoft.com/office/word/2010/wordprocessingShape" mc:Ignorable="w14 w15 w16se wp14">
   <w:endnote w:type="separator" w:id="-1">
     <w:p>
       <w:pPr>
@@ -15517,7 +12911,7 @@
 </file>
 
 <file path=word/footnotes.xml><?xml version="1.0" encoding="utf-8"?>
-<w:footnotes xmlns:wpc="http://schemas.microsoft.com/office/word/2010/wordprocessingCanvas" xmlns:cx="http://schemas.microsoft.com/office/drawing/2014/chartex" xmlns:cx1="http://schemas.microsoft.com/office/drawing/2015/9/8/chartex" xmlns:cx2="http://schemas.microsoft.com/office/drawing/2015/10/21/chartex" xmlns:cx3="http://schemas.microsoft.com/office/drawing/2016/5/9/chartex" xmlns:cx4="http://schemas.microsoft.com/office/drawing/2016/5/10/chartex" xmlns:cx5="http://schemas.microsoft.com/office/drawing/2016/5/11/chartex" xmlns:cx6="http://schemas.microsoft.com/office/drawing/2016/5/12/chartex" xmlns:cx7="http://schemas.microsoft.com/office/drawing/2016/5/13/chartex" xmlns:cx8="http://schemas.microsoft.com/office/drawing/2016/5/14/chartex" xmlns:mc="http://schemas.openxmlformats.org/markup-compatibility/2006" xmlns:aink="http://schemas.microsoft.com/office/drawing/2016/ink" xmlns:am3d="http://schemas.microsoft.com/office/drawing/2017/model3d" xmlns:o="urn:schemas-microsoft-com:office:office" xmlns:oel="http://schemas.microsoft.com/office/2019/extlst" xmlns:r="http://schemas.openxmlformats.org/officeDocument/2006/relationships" xmlns:m="http://schemas.openxmlformats.org/officeDocument/2006/math" xmlns:v="urn:schemas-microsoft-com:vml" xmlns:wp14="http://schemas.microsoft.com/office/word/2010/wordprocessingDrawing" xmlns:wp="http://schemas.openxmlformats.org/drawingml/2006/wordprocessingDrawing" xmlns:w10="urn:schemas-microsoft-com:office:word" xmlns:w="http://schemas.openxmlformats.org/wordprocessingml/2006/main" xmlns:w14="http://schemas.microsoft.com/office/word/2010/wordml" xmlns:w15="http://schemas.microsoft.com/office/word/2012/wordml" xmlns:w16cex="http://schemas.microsoft.com/office/word/2018/wordml/cex" xmlns:w16cid="http://schemas.microsoft.com/office/word/2016/wordml/cid" xmlns:w16="http://schemas.microsoft.com/office/word/2018/wordml" xmlns:w16du="http://schemas.microsoft.com/office/word/2023/wordml/word16du" xmlns:w16sdtdh="http://schemas.microsoft.com/office/word/2020/wordml/sdtdatahash" xmlns:w16sdtfl="http://schemas.microsoft.com/office/word/2024/wordml/sdtformatlock" xmlns:w16se="http://schemas.microsoft.com/office/word/2015/wordml/symex" xmlns:wpg="http://schemas.microsoft.com/office/word/2010/wordprocessingGroup" xmlns:wpi="http://schemas.microsoft.com/office/word/2010/wordprocessingInk" xmlns:wne="http://schemas.microsoft.com/office/word/2006/wordml" xmlns:wps="http://schemas.microsoft.com/office/word/2010/wordprocessingShape" mc:Ignorable="w14 w15 w16se w16cid w16 w16cex w16sdtdh w16sdtfl w16du wp14">
+<w:footnotes xmlns:wpc="http://schemas.microsoft.com/office/word/2010/wordprocessingCanvas" xmlns:cx="http://schemas.microsoft.com/office/drawing/2014/chartex" xmlns:mc="http://schemas.openxmlformats.org/markup-compatibility/2006" xmlns:o="urn:schemas-microsoft-com:office:office" xmlns:r="http://schemas.openxmlformats.org/officeDocument/2006/relationships" xmlns:m="http://schemas.openxmlformats.org/officeDocument/2006/math" xmlns:v="urn:schemas-microsoft-com:vml" xmlns:wp14="http://schemas.microsoft.com/office/word/2010/wordprocessingDrawing" xmlns:wp="http://schemas.openxmlformats.org/drawingml/2006/wordprocessingDrawing" xmlns:w10="urn:schemas-microsoft-com:office:word" xmlns:w="http://schemas.openxmlformats.org/wordprocessingml/2006/main" xmlns:w14="http://schemas.microsoft.com/office/word/2010/wordml" xmlns:w15="http://schemas.microsoft.com/office/word/2012/wordml" xmlns:w16se="http://schemas.microsoft.com/office/word/2015/wordml/symex" xmlns:wpg="http://schemas.microsoft.com/office/word/2010/wordprocessingGroup" xmlns:wpi="http://schemas.microsoft.com/office/word/2010/wordprocessingInk" xmlns:wne="http://schemas.microsoft.com/office/word/2006/wordml" xmlns:wps="http://schemas.microsoft.com/office/word/2010/wordprocessingShape" mc:Ignorable="w14 w15 w16se wp14">
   <w:footnote w:type="separator" w:id="-1">
     <w:p>
       <w:pPr>
@@ -15542,7 +12936,7 @@
 </file>
 
 <file path=word/numbering.xml><?xml version="1.0" encoding="utf-8"?>
-<w:numbering xmlns:wpc="http://schemas.microsoft.com/office/word/2010/wordprocessingCanvas" xmlns:cx="http://schemas.microsoft.com/office/drawing/2014/chartex" xmlns:cx1="http://schemas.microsoft.com/office/drawing/2015/9/8/chartex" xmlns:cx2="http://schemas.microsoft.com/office/drawing/2015/10/21/chartex" xmlns:cx3="http://schemas.microsoft.com/office/drawing/2016/5/9/chartex" xmlns:cx4="http://schemas.microsoft.com/office/drawing/2016/5/10/chartex" xmlns:cx5="http://schemas.microsoft.com/office/drawing/2016/5/11/chartex" xmlns:cx6="http://schemas.microsoft.com/office/drawing/2016/5/12/chartex" xmlns:cx7="http://schemas.microsoft.com/office/drawing/2016/5/13/chartex" xmlns:cx8="http://schemas.microsoft.com/office/drawing/2016/5/14/chartex" xmlns:mc="http://schemas.openxmlformats.org/markup-compatibility/2006" xmlns:aink="http://schemas.microsoft.com/office/drawing/2016/ink" xmlns:am3d="http://schemas.microsoft.com/office/drawing/2017/model3d" xmlns:o="urn:schemas-microsoft-com:office:office" xmlns:oel="http://schemas.microsoft.com/office/2019/extlst" xmlns:r="http://schemas.openxmlformats.org/officeDocument/2006/relationships" xmlns:m="http://schemas.openxmlformats.org/officeDocument/2006/math" xmlns:v="urn:schemas-microsoft-com:vml" xmlns:wp14="http://schemas.microsoft.com/office/word/2010/wordprocessingDrawing" xmlns:wp="http://schemas.openxmlformats.org/drawingml/2006/wordprocessingDrawing" xmlns:w10="urn:schemas-microsoft-com:office:word" xmlns:w="http://schemas.openxmlformats.org/wordprocessingml/2006/main" xmlns:w14="http://schemas.microsoft.com/office/word/2010/wordml" xmlns:w15="http://schemas.microsoft.com/office/word/2012/wordml" xmlns:w16cex="http://schemas.microsoft.com/office/word/2018/wordml/cex" xmlns:w16cid="http://schemas.microsoft.com/office/word/2016/wordml/cid" xmlns:w16="http://schemas.microsoft.com/office/word/2018/wordml" xmlns:w16du="http://schemas.microsoft.com/office/word/2023/wordml/word16du" xmlns:w16sdtdh="http://schemas.microsoft.com/office/word/2020/wordml/sdtdatahash" xmlns:w16sdtfl="http://schemas.microsoft.com/office/word/2024/wordml/sdtformatlock" xmlns:w16se="http://schemas.microsoft.com/office/word/2015/wordml/symex" xmlns:wpg="http://schemas.microsoft.com/office/word/2010/wordprocessingGroup" xmlns:wpi="http://schemas.microsoft.com/office/word/2010/wordprocessingInk" xmlns:wne="http://schemas.microsoft.com/office/word/2006/wordml" xmlns:wps="http://schemas.microsoft.com/office/word/2010/wordprocessingShape" mc:Ignorable="w14 w15 w16se w16cid w16 w16cex w16sdtdh w16sdtfl w16du wp14">
+<w:numbering xmlns:wpc="http://schemas.microsoft.com/office/word/2010/wordprocessingCanvas" xmlns:cx="http://schemas.microsoft.com/office/drawing/2014/chartex" xmlns:mc="http://schemas.openxmlformats.org/markup-compatibility/2006" xmlns:o="urn:schemas-microsoft-com:office:office" xmlns:r="http://schemas.openxmlformats.org/officeDocument/2006/relationships" xmlns:m="http://schemas.openxmlformats.org/officeDocument/2006/math" xmlns:v="urn:schemas-microsoft-com:vml" xmlns:wp14="http://schemas.microsoft.com/office/word/2010/wordprocessingDrawing" xmlns:wp="http://schemas.openxmlformats.org/drawingml/2006/wordprocessingDrawing" xmlns:w10="urn:schemas-microsoft-com:office:word" xmlns:w="http://schemas.openxmlformats.org/wordprocessingml/2006/main" xmlns:w14="http://schemas.microsoft.com/office/word/2010/wordml" xmlns:w15="http://schemas.microsoft.com/office/word/2012/wordml" xmlns:w16se="http://schemas.microsoft.com/office/word/2015/wordml/symex" xmlns:wpg="http://schemas.microsoft.com/office/word/2010/wordprocessingGroup" xmlns:wpi="http://schemas.microsoft.com/office/word/2010/wordprocessingInk" xmlns:wne="http://schemas.microsoft.com/office/word/2006/wordml" xmlns:wps="http://schemas.microsoft.com/office/word/2010/wordprocessingShape" mc:Ignorable="w14 w15 w16se wp14">
   <w:abstractNum w:abstractNumId="0" w15:restartNumberingAfterBreak="0">
     <w:nsid w:val="FFFFFF7C"/>
     <w:multiLevelType w:val="singleLevel"/>
@@ -16053,47 +13447,47 @@
       </w:rPr>
     </w:lvl>
   </w:abstractNum>
-  <w:num w:numId="1" w16cid:durableId="64188298">
+  <w:num w:numId="1">
     <w:abstractNumId w:val="9"/>
   </w:num>
-  <w:num w:numId="2" w16cid:durableId="1413241794">
+  <w:num w:numId="2">
     <w:abstractNumId w:val="11"/>
   </w:num>
-  <w:num w:numId="3" w16cid:durableId="1265501009">
+  <w:num w:numId="3">
     <w:abstractNumId w:val="8"/>
   </w:num>
-  <w:num w:numId="4" w16cid:durableId="47072311">
+  <w:num w:numId="4">
     <w:abstractNumId w:val="6"/>
   </w:num>
-  <w:num w:numId="5" w16cid:durableId="140393262">
+  <w:num w:numId="5">
     <w:abstractNumId w:val="5"/>
   </w:num>
-  <w:num w:numId="6" w16cid:durableId="1394086998">
+  <w:num w:numId="6">
     <w:abstractNumId w:val="4"/>
   </w:num>
-  <w:num w:numId="7" w16cid:durableId="1367827620">
+  <w:num w:numId="7">
     <w:abstractNumId w:val="7"/>
   </w:num>
-  <w:num w:numId="8" w16cid:durableId="380374085">
+  <w:num w:numId="8">
     <w:abstractNumId w:val="3"/>
   </w:num>
-  <w:num w:numId="9" w16cid:durableId="2024741931">
+  <w:num w:numId="9">
     <w:abstractNumId w:val="2"/>
   </w:num>
-  <w:num w:numId="10" w16cid:durableId="1305505290">
+  <w:num w:numId="10">
     <w:abstractNumId w:val="1"/>
   </w:num>
-  <w:num w:numId="11" w16cid:durableId="923956901">
+  <w:num w:numId="11">
     <w:abstractNumId w:val="0"/>
   </w:num>
-  <w:num w:numId="12" w16cid:durableId="719205556">
+  <w:num w:numId="12">
     <w:abstractNumId w:val="10"/>
   </w:num>
 </w:numbering>
 </file>
 
 <file path=word/styles.xml><?xml version="1.0" encoding="utf-8"?>
-<w:styles xmlns:mc="http://schemas.openxmlformats.org/markup-compatibility/2006" xmlns:r="http://schemas.openxmlformats.org/officeDocument/2006/relationships" xmlns:w="http://schemas.openxmlformats.org/wordprocessingml/2006/main" xmlns:w14="http://schemas.microsoft.com/office/word/2010/wordml" xmlns:w15="http://schemas.microsoft.com/office/word/2012/wordml" xmlns:w16cex="http://schemas.microsoft.com/office/word/2018/wordml/cex" xmlns:w16cid="http://schemas.microsoft.com/office/word/2016/wordml/cid" xmlns:w16="http://schemas.microsoft.com/office/word/2018/wordml" xmlns:w16du="http://schemas.microsoft.com/office/word/2023/wordml/word16du" xmlns:w16sdtdh="http://schemas.microsoft.com/office/word/2020/wordml/sdtdatahash" xmlns:w16sdtfl="http://schemas.microsoft.com/office/word/2024/wordml/sdtformatlock" xmlns:w16se="http://schemas.microsoft.com/office/word/2015/wordml/symex" mc:Ignorable="w14 w15 w16se w16cid w16 w16cex w16sdtdh w16sdtfl w16du">
+<w:styles xmlns:mc="http://schemas.openxmlformats.org/markup-compatibility/2006" xmlns:r="http://schemas.openxmlformats.org/officeDocument/2006/relationships" xmlns:w="http://schemas.openxmlformats.org/wordprocessingml/2006/main" xmlns:w14="http://schemas.microsoft.com/office/word/2010/wordml" xmlns:w15="http://schemas.microsoft.com/office/word/2012/wordml" xmlns:w16se="http://schemas.microsoft.com/office/word/2015/wordml/symex" mc:Ignorable="w14 w15 w16se">
   <w:docDefaults>
     <w:rPrDefault>
       <w:rPr>
@@ -16109,7 +13503,7 @@
       </w:pPr>
     </w:pPrDefault>
   </w:docDefaults>
-  <w:latentStyles w:defLockedState="0" w:defUIPriority="99" w:defSemiHidden="0" w:defUnhideWhenUsed="0" w:defQFormat="0" w:count="376">
+  <w:latentStyles w:defLockedState="0" w:defUIPriority="99" w:defSemiHidden="0" w:defUnhideWhenUsed="0" w:defQFormat="0" w:count="371">
     <w:lsdException w:name="Normal" w:uiPriority="0" w:qFormat="1"/>
     <w:lsdException w:name="heading 1" w:uiPriority="9" w:qFormat="1"/>
     <w:lsdException w:name="heading 2" w:semiHidden="1" w:uiPriority="9" w:unhideWhenUsed="1" w:qFormat="1"/>
@@ -16472,11 +13866,6 @@
     <w:lsdException w:name="List Table 5 Dark Accent 6" w:uiPriority="50"/>
     <w:lsdException w:name="List Table 6 Colorful Accent 6" w:uiPriority="51"/>
     <w:lsdException w:name="List Table 7 Colorful Accent 6" w:uiPriority="52"/>
-    <w:lsdException w:name="Mention" w:semiHidden="1" w:unhideWhenUsed="1"/>
-    <w:lsdException w:name="Smart Hyperlink" w:semiHidden="1" w:unhideWhenUsed="1"/>
-    <w:lsdException w:name="Hashtag" w:semiHidden="1" w:unhideWhenUsed="1"/>
-    <w:lsdException w:name="Unresolved Mention" w:semiHidden="1" w:unhideWhenUsed="1"/>
-    <w:lsdException w:name="Smart Link" w:semiHidden="1" w:unhideWhenUsed="1"/>
   </w:latentStyles>
   <w:style w:type="paragraph" w:default="1" w:styleId="a1">
     <w:name w:val="Normal"/>
@@ -27800,7 +25189,7 @@
 </file>
 
 <file path=customXml/itemProps1.xml><?xml version="1.0" encoding="utf-8"?>
-<ds:datastoreItem xmlns:ds="http://schemas.openxmlformats.org/officeDocument/2006/customXml" ds:itemID="{AC8B9463-69C9-41F0-BCF3-A894BE7A22D1}">
+<ds:datastoreItem xmlns:ds="http://schemas.openxmlformats.org/officeDocument/2006/customXml" ds:itemID="{FB69537D-3E84-4BD3-9AD8-BE8AC992E48A}">
   <ds:schemaRefs>
     <ds:schemaRef ds:uri="http://schemas.openxmlformats.org/officeDocument/2006/bibliography"/>
   </ds:schemaRefs>
